--- a/开发平台/codex/项目/人员简历筛选和重组/output/风险管理批量/企业级风险管理平台/国开行人员团队简历-吉春青.docx
+++ b/开发平台/codex/项目/人员简历筛选和重组/output/风险管理批量/企业级风险管理平台/国开行人员团队简历-吉春青.docx
@@ -124,7 +124,7 @@
                 <ns0:sz ns0:val="24"/>
                 <ns0:szCs ns0:val="24"/>
               </ns0:rPr>
-              <ns0:t>1971-08-09</ns0:t>
+              <ns0:t>1971.08.09</ns0:t>
             </ns0:r>
           </ns0:p>
         </ns0:tc>
@@ -507,21 +507,8 @@
             <ns0:gridSpan ns0:val="4"/>
             <ns0:vAlign ns0:val="center"/>
           </ns0:tcPr>
-          <ns0:p ns2:paraId="1E629E02" ns2:textId="77777777" ns0:rsidR="000010AB" ns0:rsidRDefault="000010AB" ns0:rsidP="00664128">
-            <ns0:pPr>
-              <ns0:jc ns0:val="center"/>
-              <ns0:rPr>
-                <ns0:rFonts ns0:ascii="仿宋" ns0:eastAsia="仿宋" ns0:hAnsi="仿宋" ns0:cs="仿宋" ns0:hint="eastAsia"/>
-                <ns0:caps/>
-                <ns0:szCs ns0:val="21"/>
-              </ns0:rPr>
-            </ns0:pPr>
-            <ns0:r>
-              <ns0:rPr>
-                <ns0:rFonts ns0:ascii="仿宋" ns0:eastAsia="仿宋" ns0:hAnsi="仿宋" ns0:cs="仿宋" ns0:hint="eastAsia"/>
-                <ns0:szCs ns0:val="24"/>
-                <ns0:sz ns0:val="24"/>
-              </ns0:rPr>
+          <ns0:p>
+            <ns0:r>
               <ns0:t>拟在本项目任职</ns0:t>
             </ns0:r>
           </ns0:p>
@@ -532,14 +519,9 @@
             <ns0:gridSpan ns0:val="3"/>
             <ns0:vAlign ns0:val="center"/>
           </ns0:tcPr>
-          <ns0:p ns2:paraId="48546DEB" ns2:textId="77777777" ns0:rsidR="000010AB" ns0:rsidRDefault="000010AB" ns0:rsidP="00664128">
-            <ns0:r>
-              <ns0:rPr>
-                <ns0:rFonts ns0:ascii="仿宋" ns0:hAnsi="仿宋" ns0:eastAsia="仿宋" ns0:cs="仿宋"/>
-                <ns0:sz ns0:val="24"/>
-                <ns0:szCs ns0:val="24"/>
-              </ns0:rPr>
-              <ns0:t>架构咨询岗</ns0:t>
+          <ns0:p>
+            <ns0:r>
+              <ns0:t>平台项目管理</ns0:t>
             </ns0:r>
           </ns0:p>
         </ns0:tc>
@@ -4238,6 +4220,8 @@
       </ns0:pPr>
     </ns0:p>
     <ns0:sectPr ns0:rsidR="003149F0">
+      <ns0:headerReference xmlns:r="http://schemas.openxmlformats.org/officeDocument/2006/relationships" ns0:type="default" r:id="rId6"/>
+      <ns0:footerReference xmlns:r="http://schemas.openxmlformats.org/officeDocument/2006/relationships" ns0:type="default" r:id="rId7"/>
       <ns0:pgSz ns0:w="11906" ns0:h="16838"/>
       <ns0:pgMar ns0:top="1440" ns0:right="1800" ns0:bottom="1440" ns0:left="1800" ns0:header="851" ns0:footer="992" ns0:gutter="0"/>
       <ns0:cols ns0:space="425"/>
@@ -4245,6 +4229,26 @@
     </ns0:sectPr>
   </ns0:body>
 </ns0:document>
+</file>
+
+<file path=word/footer1.xml><?xml version="1.0" encoding="utf-8"?>
+<w:ftr xmlns:m="http://schemas.openxmlformats.org/officeDocument/2006/math" xmlns:mc="http://schemas.openxmlformats.org/markup-compatibility/2006" xmlns:mo="http://schemas.microsoft.com/office/mac/office/2008/main" xmlns:mv="urn:schemas-microsoft-com:mac:vml" xmlns:o="urn:schemas-microsoft-com:office:office" xmlns:r="http://schemas.openxmlformats.org/officeDocument/2006/relationships" xmlns:v="urn:schemas-microsoft-com:vml" xmlns:w10="urn:schemas-microsoft-com:office:word" xmlns:w14="http://schemas.microsoft.com/office/word/2010/wordml" xmlns:w="http://schemas.openxmlformats.org/wordprocessingml/2006/main" xmlns:wne="http://schemas.microsoft.com/office/word/2006/wordml" xmlns:wp14="http://schemas.microsoft.com/office/word/2010/wordprocessingDrawing" xmlns:wp="http://schemas.openxmlformats.org/drawingml/2006/wordprocessingDrawing" xmlns:wpc="http://schemas.microsoft.com/office/word/2010/wordprocessingCanvas" xmlns:wpg="http://schemas.microsoft.com/office/word/2010/wordprocessingGroup" xmlns:wpi="http://schemas.microsoft.com/office/word/2010/wordprocessingInk" xmlns:wps="http://schemas.microsoft.com/office/word/2010/wordprocessingShape" mc:Ignorable="w14 wp14">
+  <w:p>
+    <w:pPr>
+      <w:pStyle w:val="Footer"/>
+    </w:pPr>
+  </w:p>
+</w:ftr>
+</file>
+
+<file path=word/header1.xml><?xml version="1.0" encoding="utf-8"?>
+<w:hdr xmlns:m="http://schemas.openxmlformats.org/officeDocument/2006/math" xmlns:mc="http://schemas.openxmlformats.org/markup-compatibility/2006" xmlns:mo="http://schemas.microsoft.com/office/mac/office/2008/main" xmlns:mv="urn:schemas-microsoft-com:mac:vml" xmlns:o="urn:schemas-microsoft-com:office:office" xmlns:r="http://schemas.openxmlformats.org/officeDocument/2006/relationships" xmlns:v="urn:schemas-microsoft-com:vml" xmlns:w10="urn:schemas-microsoft-com:office:word" xmlns:w14="http://schemas.microsoft.com/office/word/2010/wordml" xmlns:w="http://schemas.openxmlformats.org/wordprocessingml/2006/main" xmlns:wne="http://schemas.microsoft.com/office/word/2006/wordml" xmlns:wp14="http://schemas.microsoft.com/office/word/2010/wordprocessingDrawing" xmlns:wp="http://schemas.openxmlformats.org/drawingml/2006/wordprocessingDrawing" xmlns:wpc="http://schemas.microsoft.com/office/word/2010/wordprocessingCanvas" xmlns:wpg="http://schemas.microsoft.com/office/word/2010/wordprocessingGroup" xmlns:wpi="http://schemas.microsoft.com/office/word/2010/wordprocessingInk" xmlns:wps="http://schemas.microsoft.com/office/word/2010/wordprocessingShape" mc:Ignorable="w14 wp14">
+  <w:p>
+    <w:pPr>
+      <w:pStyle w:val="Header"/>
+    </w:pPr>
+  </w:p>
+</w:hdr>
 </file>
 
 <file path=word/styles.xml><?xml version="1.0" encoding="utf-8"?>

--- a/开发平台/codex/项目/人员简历筛选和重组/output/风险管理批量/企业级风险管理平台/国开行人员团队简历-吉春青.docx
+++ b/开发平台/codex/项目/人员简历筛选和重组/output/风险管理批量/企业级风险管理平台/国开行人员团队简历-吉春青.docx
@@ -936,14 +936,15 @@
             <ns0:tcW ns0:w="1043" ns0:type="pct"/>
             <ns0:vAlign ns0:val="center"/>
           </ns0:tcPr>
-          <ns0:p ns2:paraId="623EA4F1" ns2:textId="77777777" ns0:rsidR="000010AB" ns0:rsidRDefault="000010AB" ns0:rsidP="00664128">
-            <ns0:r>
-              <ns0:rPr>
-                <ns0:rFonts ns0:ascii="仿宋" ns0:hAnsi="仿宋" ns0:eastAsia="仿宋" ns0:cs="仿宋"/>
-                <ns0:sz ns0:val="24"/>
-                <ns0:szCs ns0:val="24"/>
-              </ns0:rPr>
-              <ns0:t>2024.10-至今</ns0:t>
+          <ns0:p>
+            <ns0:pPr>
+              <ns0:spacing ns0:before="0" ns0:after="0" ns0:line="240" ns0:lineRule="auto"/>
+            </ns0:pPr>
+            <ns0:r>
+              <ns0:rPr>
+                <ns0:rFonts ns0:ascii="仿宋" ns0:hAnsi="仿宋"/>
+              </ns0:rPr>
+              <ns0:t>2025.01-至今</ns0:t>
             </ns0:r>
           </ns0:p>
         </ns0:tc>
@@ -953,14 +954,15 @@
             <ns0:gridSpan ns0:val="2"/>
             <ns0:vAlign ns0:val="center"/>
           </ns0:tcPr>
-          <ns0:p ns2:paraId="184A9163" ns2:textId="77777777" ns0:rsidR="000010AB" ns0:rsidRDefault="000010AB" ns0:rsidP="00664128">
-            <ns0:r>
-              <ns0:rPr>
-                <ns0:rFonts ns0:ascii="仿宋" ns0:hAnsi="仿宋" ns0:eastAsia="仿宋" ns0:cs="仿宋"/>
-                <ns0:sz ns0:val="24"/>
-                <ns0:szCs ns0:val="24"/>
-              </ns0:rPr>
-              <ns0:t>广西农商银行数据架构咨询项目</ns0:t>
+          <ns0:p>
+            <ns0:pPr>
+              <ns0:spacing ns0:before="0" ns0:after="0" ns0:line="240" ns0:lineRule="auto"/>
+            </ns0:pPr>
+            <ns0:r>
+              <ns0:rPr>
+                <ns0:rFonts ns0:ascii="仿宋" ns0:hAnsi="仿宋"/>
+              </ns0:rPr>
+              <ns0:t>平安银行2025年非零开发零售开发人力外包</ns0:t>
             </ns0:r>
           </ns0:p>
         </ns0:tc>
@@ -970,14 +972,15 @@
             <ns0:gridSpan ns0:val="2"/>
             <ns0:vAlign ns0:val="center"/>
           </ns0:tcPr>
-          <ns0:p ns2:paraId="7FB842A6" ns2:textId="77777777" ns0:rsidR="000010AB" ns0:rsidRDefault="000010AB" ns0:rsidP="00664128">
-            <ns0:r>
-              <ns0:rPr>
-                <ns0:rFonts ns0:ascii="仿宋" ns0:hAnsi="仿宋" ns0:eastAsia="仿宋" ns0:cs="仿宋"/>
-                <ns0:sz ns0:val="24"/>
-                <ns0:szCs ns0:val="24"/>
-              </ns0:rPr>
-              <ns0:t>咨询顾问</ns0:t>
+          <ns0:p>
+            <ns0:pPr>
+              <ns0:spacing ns0:before="0" ns0:after="0" ns0:line="240" ns0:lineRule="auto"/>
+            </ns0:pPr>
+            <ns0:r>
+              <ns0:rPr>
+                <ns0:rFonts ns0:ascii="仿宋" ns0:hAnsi="仿宋"/>
+              </ns0:rPr>
+              <ns0:t>项目经理</ns0:t>
             </ns0:r>
           </ns0:p>
         </ns0:tc>
@@ -987,14 +990,15 @@
             <ns0:gridSpan ns0:val="2"/>
             <ns0:vAlign ns0:val="center"/>
           </ns0:tcPr>
-          <ns0:p ns2:paraId="5AE1E9A4" ns2:textId="77777777" ns0:rsidR="000010AB" ns0:rsidRDefault="000010AB" ns0:rsidP="00664128">
-            <ns0:r>
-              <ns0:rPr>
-                <ns0:rFonts ns0:ascii="仿宋" ns0:hAnsi="仿宋" ns0:eastAsia="仿宋" ns0:cs="仿宋"/>
-                <ns0:sz ns0:val="24"/>
-                <ns0:szCs ns0:val="24"/>
-              </ns0:rPr>
-              <ns0:t>数据模型评审</ns0:t>
+          <ns0:p>
+            <ns0:pPr>
+              <ns0:spacing ns0:before="0" ns0:after="0" ns0:line="240" ns0:lineRule="auto"/>
+            </ns0:pPr>
+            <ns0:r>
+              <ns0:rPr>
+                <ns0:rFonts ns0:ascii="仿宋" ns0:hAnsi="仿宋"/>
+              </ns0:rPr>
+              <ns0:t>1.负责平安银行2025年非零开发零售开发人力外包项目计划、里程碑推进和跨团队沟通协调;2.组织需求评审、开发排期、测试验收和上线发布，跟踪项目风险与问题闭环;3.沉淀周报、状态报告和交付资料，保障项目按节点推进。</ns0:t>
             </ns0:r>
           </ns0:p>
         </ns0:tc>
@@ -1009,14 +1013,15 @@
             <ns0:tcW ns0:w="1043" ns0:type="pct"/>
             <ns0:vAlign ns0:val="center"/>
           </ns0:tcPr>
-          <ns0:p ns2:paraId="040B84BC" ns2:textId="77777777" ns0:rsidR="000010AB" ns0:rsidRDefault="000010AB" ns0:rsidP="00664128">
-            <ns0:r>
-              <ns0:rPr>
-                <ns0:rFonts ns0:ascii="仿宋" ns0:hAnsi="仿宋" ns0:eastAsia="仿宋" ns0:cs="仿宋"/>
-                <ns0:sz ns0:val="24"/>
-                <ns0:szCs ns0:val="24"/>
-              </ns0:rPr>
-              <ns0:t>2024.12-至今</ns0:t>
+          <ns0:p>
+            <ns0:pPr>
+              <ns0:spacing ns0:before="0" ns0:after="0" ns0:line="240" ns0:lineRule="auto"/>
+            </ns0:pPr>
+            <ns0:r>
+              <ns0:rPr>
+                <ns0:rFonts ns0:ascii="仿宋" ns0:hAnsi="仿宋"/>
+              </ns0:rPr>
+              <ns0:t>2024.06-2024.12</ns0:t>
             </ns0:r>
           </ns0:p>
         </ns0:tc>
@@ -1026,14 +1031,15 @@
             <ns0:gridSpan ns0:val="2"/>
             <ns0:vAlign ns0:val="center"/>
           </ns0:tcPr>
-          <ns0:p ns2:paraId="48EFC2FD" ns2:textId="77777777" ns0:rsidR="000010AB" ns0:rsidRDefault="000010AB" ns0:rsidP="00664128">
-            <ns0:r>
-              <ns0:rPr>
-                <ns0:rFonts ns0:ascii="仿宋" ns0:hAnsi="仿宋" ns0:eastAsia="仿宋" ns0:cs="仿宋"/>
-                <ns0:sz ns0:val="24"/>
-                <ns0:szCs ns0:val="24"/>
-              </ns0:rPr>
-              <ns0:t>创兴银行数据中台项目</ns0:t>
+          <ns0:p>
+            <ns0:pPr>
+              <ns0:spacing ns0:before="0" ns0:after="0" ns0:line="240" ns0:lineRule="auto"/>
+            </ns0:pPr>
+            <ns0:r>
+              <ns0:rPr>
+                <ns0:rFonts ns0:ascii="仿宋" ns0:hAnsi="仿宋"/>
+              </ns0:rPr>
+              <ns0:t>山西农商智能风险管控平台建设项目</ns0:t>
             </ns0:r>
           </ns0:p>
         </ns0:tc>
@@ -1043,14 +1049,15 @@
             <ns0:gridSpan ns0:val="2"/>
             <ns0:vAlign ns0:val="center"/>
           </ns0:tcPr>
-          <ns0:p ns2:paraId="31184192" ns2:textId="77777777" ns0:rsidR="000010AB" ns0:rsidRDefault="000010AB" ns0:rsidP="00664128">
-            <ns0:r>
-              <ns0:rPr>
-                <ns0:rFonts ns0:ascii="仿宋" ns0:hAnsi="仿宋" ns0:eastAsia="仿宋" ns0:cs="仿宋"/>
-                <ns0:sz ns0:val="24"/>
-                <ns0:szCs ns0:val="24"/>
-              </ns0:rPr>
-              <ns0:t>项目总监</ns0:t>
+          <ns0:p>
+            <ns0:pPr>
+              <ns0:spacing ns0:before="0" ns0:after="0" ns0:line="240" ns0:lineRule="auto"/>
+            </ns0:pPr>
+            <ns0:r>
+              <ns0:rPr>
+                <ns0:rFonts ns0:ascii="仿宋" ns0:hAnsi="仿宋"/>
+              </ns0:rPr>
+              <ns0:t>项目经理</ns0:t>
             </ns0:r>
           </ns0:p>
         </ns0:tc>
@@ -1060,14 +1067,15 @@
             <ns0:gridSpan ns0:val="2"/>
             <ns0:vAlign ns0:val="center"/>
           </ns0:tcPr>
-          <ns0:p ns2:paraId="0A9859D4" ns2:textId="77777777" ns0:rsidR="000010AB" ns0:rsidRDefault="000010AB" ns0:rsidP="00664128">
-            <ns0:r>
-              <ns0:rPr>
-                <ns0:rFonts ns0:ascii="仿宋" ns0:hAnsi="仿宋" ns0:eastAsia="仿宋" ns0:cs="仿宋"/>
-                <ns0:sz ns0:val="24"/>
-                <ns0:szCs ns0:val="24"/>
-              </ns0:rPr>
-              <ns0:t>负责项目资源协调和关键里程碑汇报</ns0:t>
+          <ns0:p>
+            <ns0:pPr>
+              <ns0:spacing ns0:before="0" ns0:after="0" ns0:line="240" ns0:lineRule="auto"/>
+            </ns0:pPr>
+            <ns0:r>
+              <ns0:rPr>
+                <ns0:rFonts ns0:ascii="仿宋" ns0:hAnsi="仿宋"/>
+              </ns0:rPr>
+              <ns0:t>1.负责山西农商智能风险管控平台建设项目项目计划、里程碑推进和跨团队沟通协调;2.组织需求评审、开发排期、测试验收和上线发布，跟踪项目风险与问题闭环;3.沉淀周报、状态报告和交付资料，保障项目按节点推进。</ns0:t>
             </ns0:r>
           </ns0:p>
         </ns0:tc>
@@ -1082,14 +1090,15 @@
             <ns0:tcW ns0:w="1043" ns0:type="pct"/>
             <ns0:vAlign ns0:val="center"/>
           </ns0:tcPr>
-          <ns0:p ns2:paraId="49586AB1" ns2:textId="77777777" ns0:rsidR="000010AB" ns0:rsidRDefault="000010AB" ns0:rsidP="00664128">
-            <ns0:r>
-              <ns0:rPr>
-                <ns0:rFonts ns0:ascii="仿宋" ns0:hAnsi="仿宋" ns0:eastAsia="仿宋" ns0:cs="仿宋"/>
-                <ns0:sz ns0:val="24"/>
-                <ns0:szCs ns0:val="24"/>
-              </ns0:rPr>
-              <ns0:t>2023.07-2024.07</ns0:t>
+          <ns0:p>
+            <ns0:pPr>
+              <ns0:spacing ns0:before="0" ns0:after="0" ns0:line="240" ns0:lineRule="auto"/>
+            </ns0:pPr>
+            <ns0:r>
+              <ns0:rPr>
+                <ns0:rFonts ns0:ascii="仿宋" ns0:hAnsi="仿宋"/>
+              </ns0:rPr>
+              <ns0:t>2023.11-2024.05</ns0:t>
             </ns0:r>
           </ns0:p>
         </ns0:tc>
@@ -1099,14 +1108,15 @@
             <ns0:gridSpan ns0:val="2"/>
             <ns0:vAlign ns0:val="center"/>
           </ns0:tcPr>
-          <ns0:p ns2:paraId="6001E044" ns2:textId="77777777" ns0:rsidR="000010AB" ns0:rsidRDefault="000010AB" ns0:rsidP="00664128">
-            <ns0:r>
-              <ns0:rPr>
-                <ns0:rFonts ns0:ascii="仿宋" ns0:hAnsi="仿宋" ns0:eastAsia="仿宋" ns0:cs="仿宋"/>
-                <ns0:sz ns0:val="24"/>
-                <ns0:szCs ns0:val="24"/>
-              </ns0:rPr>
-              <ns0:t>北部湾银行湖仓一体咨询项目</ns0:t>
+          <ns0:p>
+            <ns0:pPr>
+              <ns0:spacing ns0:before="0" ns0:after="0" ns0:line="240" ns0:lineRule="auto"/>
+            </ns0:pPr>
+            <ns0:r>
+              <ns0:rPr>
+                <ns0:rFonts ns0:ascii="仿宋" ns0:hAnsi="仿宋"/>
+              </ns0:rPr>
+              <ns0:t>平安银行产品风险及表外监测项目</ns0:t>
             </ns0:r>
           </ns0:p>
         </ns0:tc>
@@ -1116,14 +1126,15 @@
             <ns0:gridSpan ns0:val="2"/>
             <ns0:vAlign ns0:val="center"/>
           </ns0:tcPr>
-          <ns0:p ns2:paraId="430573FC" ns2:textId="77777777" ns0:rsidR="000010AB" ns0:rsidRDefault="000010AB" ns0:rsidP="00664128">
-            <ns0:r>
-              <ns0:rPr>
-                <ns0:rFonts ns0:ascii="仿宋" ns0:hAnsi="仿宋" ns0:eastAsia="仿宋" ns0:cs="仿宋"/>
-                <ns0:sz ns0:val="24"/>
-                <ns0:szCs ns0:val="24"/>
-              </ns0:rPr>
-              <ns0:t>模型专家</ns0:t>
+          <ns0:p>
+            <ns0:pPr>
+              <ns0:spacing ns0:before="0" ns0:after="0" ns0:line="240" ns0:lineRule="auto"/>
+            </ns0:pPr>
+            <ns0:r>
+              <ns0:rPr>
+                <ns0:rFonts ns0:ascii="仿宋" ns0:hAnsi="仿宋"/>
+              </ns0:rPr>
+              <ns0:t>项目经理</ns0:t>
             </ns0:r>
           </ns0:p>
         </ns0:tc>
@@ -1133,14 +1144,15 @@
             <ns0:gridSpan ns0:val="2"/>
             <ns0:vAlign ns0:val="center"/>
           </ns0:tcPr>
-          <ns0:p ns2:paraId="433F57DF" ns2:textId="77777777" ns0:rsidR="000010AB" ns0:rsidRDefault="000010AB" ns0:rsidP="00664128">
-            <ns0:r>
-              <ns0:rPr>
-                <ns0:rFonts ns0:ascii="仿宋" ns0:hAnsi="仿宋" ns0:eastAsia="仿宋" ns0:cs="仿宋"/>
-                <ns0:sz ns0:val="24"/>
-                <ns0:szCs ns0:val="24"/>
-              </ns0:rPr>
-              <ns0:t>负责数据模型规范、体系的评审，数据共享层资产目录划分</ns0:t>
+          <ns0:p>
+            <ns0:pPr>
+              <ns0:spacing ns0:before="0" ns0:after="0" ns0:line="240" ns0:lineRule="auto"/>
+            </ns0:pPr>
+            <ns0:r>
+              <ns0:rPr>
+                <ns0:rFonts ns0:ascii="仿宋" ns0:hAnsi="仿宋"/>
+              </ns0:rPr>
+              <ns0:t>1.负责平安银行产品风险及表外监测项目项目计划、里程碑推进和跨团队沟通协调;2.组织需求评审、开发排期、测试验收和上线发布，跟踪项目风险与问题闭环;3.沉淀周报、状态报告和交付资料，保障项目按节点推进。</ns0:t>
             </ns0:r>
           </ns0:p>
         </ns0:tc>
@@ -1155,14 +1167,15 @@
             <ns0:tcW ns0:w="1043" ns0:type="pct"/>
             <ns0:vAlign ns0:val="center"/>
           </ns0:tcPr>
-          <ns0:p ns2:paraId="49586AB1" ns2:textId="77777777" ns0:rsidR="000010AB" ns0:rsidRDefault="000010AB" ns0:rsidP="00664128">
-            <ns0:r>
-              <ns0:rPr>
-                <ns0:rFonts ns0:ascii="仿宋" ns0:hAnsi="仿宋" ns0:eastAsia="仿宋" ns0:cs="仿宋"/>
-                <ns0:sz ns0:val="24"/>
-                <ns0:szCs ns0:val="24"/>
-              </ns0:rPr>
-              <ns0:t>2023.03-2023.06</ns0:t>
+          <ns0:p>
+            <ns0:pPr>
+              <ns0:spacing ns0:before="0" ns0:after="0" ns0:line="240" ns0:lineRule="auto"/>
+            </ns0:pPr>
+            <ns0:r>
+              <ns0:rPr>
+                <ns0:rFonts ns0:ascii="仿宋" ns0:hAnsi="仿宋"/>
+              </ns0:rPr>
+              <ns0:t>2021.08-2023.10</ns0:t>
             </ns0:r>
           </ns0:p>
         </ns0:tc>
@@ -1172,14 +1185,15 @@
             <ns0:gridSpan ns0:val="2"/>
             <ns0:vAlign ns0:val="center"/>
           </ns0:tcPr>
-          <ns0:p ns2:paraId="6001E044" ns2:textId="77777777" ns0:rsidR="000010AB" ns0:rsidRDefault="000010AB" ns0:rsidP="00664128">
-            <ns0:r>
-              <ns0:rPr>
-                <ns0:rFonts ns0:ascii="仿宋" ns0:hAnsi="仿宋" ns0:eastAsia="仿宋" ns0:cs="仿宋"/>
-                <ns0:sz ns0:val="24"/>
-                <ns0:szCs ns0:val="24"/>
-              </ns0:rPr>
-              <ns0:t>平安银行数据架构治理项目</ns0:t>
+          <ns0:p>
+            <ns0:pPr>
+              <ns0:spacing ns0:before="0" ns0:after="0" ns0:line="240" ns0:lineRule="auto"/>
+            </ns0:pPr>
+            <ns0:r>
+              <ns0:rPr>
+                <ns0:rFonts ns0:ascii="仿宋" ns0:hAnsi="仿宋"/>
+              </ns0:rPr>
+              <ns0:t>平安银行智慧合规及零售开发支持项目</ns0:t>
             </ns0:r>
           </ns0:p>
         </ns0:tc>
@@ -1189,14 +1203,15 @@
             <ns0:gridSpan ns0:val="2"/>
             <ns0:vAlign ns0:val="center"/>
           </ns0:tcPr>
-          <ns0:p ns2:paraId="430573FC" ns2:textId="77777777" ns0:rsidR="000010AB" ns0:rsidRDefault="000010AB" ns0:rsidP="00664128">
-            <ns0:r>
-              <ns0:rPr>
-                <ns0:rFonts ns0:ascii="仿宋" ns0:hAnsi="仿宋" ns0:eastAsia="仿宋" ns0:cs="仿宋"/>
-                <ns0:sz ns0:val="24"/>
-                <ns0:szCs ns0:val="24"/>
-              </ns0:rPr>
-              <ns0:t>模型专家</ns0:t>
+          <ns0:p>
+            <ns0:pPr>
+              <ns0:spacing ns0:before="0" ns0:after="0" ns0:line="240" ns0:lineRule="auto"/>
+            </ns0:pPr>
+            <ns0:r>
+              <ns0:rPr>
+                <ns0:rFonts ns0:ascii="仿宋" ns0:hAnsi="仿宋"/>
+              </ns0:rPr>
+              <ns0:t>项目经理</ns0:t>
             </ns0:r>
           </ns0:p>
         </ns0:tc>
@@ -1206,14 +1221,15 @@
             <ns0:gridSpan ns0:val="2"/>
             <ns0:vAlign ns0:val="center"/>
           </ns0:tcPr>
-          <ns0:p ns2:paraId="433F57DF" ns2:textId="77777777" ns0:rsidR="000010AB" ns0:rsidRDefault="000010AB" ns0:rsidP="00664128">
-            <ns0:r>
-              <ns0:rPr>
-                <ns0:rFonts ns0:ascii="仿宋" ns0:hAnsi="仿宋" ns0:eastAsia="仿宋" ns0:cs="仿宋"/>
-                <ns0:sz ns0:val="24"/>
-                <ns0:szCs ns0:val="24"/>
-              </ns0:rPr>
-              <ns0:t>负责数据模型规范、体系的评审，数据共享层资产目录划分</ns0:t>
+          <ns0:p>
+            <ns0:pPr>
+              <ns0:spacing ns0:before="0" ns0:after="0" ns0:line="240" ns0:lineRule="auto"/>
+            </ns0:pPr>
+            <ns0:r>
+              <ns0:rPr>
+                <ns0:rFonts ns0:ascii="仿宋" ns0:hAnsi="仿宋"/>
+              </ns0:rPr>
+              <ns0:t>1.负责平安银行智慧合规及零售开发支持项目项目计划、里程碑推进和跨团队沟通协调;2.组织需求评审、开发排期、测试验收和上线发布，跟踪项目风险与问题闭环;3.沉淀周报、状态报告和交付资料，保障项目按节点推进。</ns0:t>
             </ns0:r>
           </ns0:p>
         </ns0:tc>
@@ -1228,14 +1244,15 @@
             <ns0:tcW ns0:w="1043" ns0:type="pct"/>
             <ns0:vAlign ns0:val="center"/>
           </ns0:tcPr>
-          <ns0:p ns2:paraId="49586AB1" ns2:textId="77777777" ns0:rsidR="000010AB" ns0:rsidRDefault="000010AB" ns0:rsidP="00664128">
-            <ns0:r>
-              <ns0:rPr>
-                <ns0:rFonts ns0:ascii="仿宋" ns0:hAnsi="仿宋" ns0:eastAsia="仿宋" ns0:cs="仿宋"/>
-                <ns0:sz ns0:val="24"/>
-                <ns0:szCs ns0:val="24"/>
-              </ns0:rPr>
-              <ns0:t>2022.09-2023.12</ns0:t>
+          <ns0:p>
+            <ns0:pPr>
+              <ns0:spacing ns0:before="0" ns0:after="0" ns0:line="240" ns0:lineRule="auto"/>
+            </ns0:pPr>
+            <ns0:r>
+              <ns0:rPr>
+                <ns0:rFonts ns0:ascii="仿宋" ns0:hAnsi="仿宋"/>
+              </ns0:rPr>
+              <ns0:t>2020.01-2021.07</ns0:t>
             </ns0:r>
           </ns0:p>
         </ns0:tc>
@@ -1245,14 +1262,15 @@
             <ns0:gridSpan ns0:val="2"/>
             <ns0:vAlign ns0:val="center"/>
           </ns0:tcPr>
-          <ns0:p ns2:paraId="6001E044" ns2:textId="77777777" ns0:rsidR="000010AB" ns0:rsidRDefault="000010AB" ns0:rsidP="00664128">
-            <ns0:r>
-              <ns0:rPr>
-                <ns0:rFonts ns0:ascii="仿宋" ns0:hAnsi="仿宋" ns0:eastAsia="仿宋" ns0:cs="仿宋"/>
-                <ns0:sz ns0:val="24"/>
-                <ns0:szCs ns0:val="24"/>
-              </ns0:rPr>
-              <ns0:t>厦门国际集友香港大数据平台建设项目</ns0:t>
+          <ns0:p>
+            <ns0:pPr>
+              <ns0:spacing ns0:before="0" ns0:after="0" ns0:line="240" ns0:lineRule="auto"/>
+            </ns0:pPr>
+            <ns0:r>
+              <ns0:rPr>
+                <ns0:rFonts ns0:ascii="仿宋" ns0:hAnsi="仿宋"/>
+              </ns0:rPr>
+              <ns0:t>平安银行非零开发及零售开发支持项目</ns0:t>
             </ns0:r>
           </ns0:p>
         </ns0:tc>
@@ -1262,14 +1280,15 @@
             <ns0:gridSpan ns0:val="2"/>
             <ns0:vAlign ns0:val="center"/>
           </ns0:tcPr>
-          <ns0:p ns2:paraId="430573FC" ns2:textId="77777777" ns0:rsidR="000010AB" ns0:rsidRDefault="000010AB" ns0:rsidP="00664128">
-            <ns0:r>
-              <ns0:rPr>
-                <ns0:rFonts ns0:ascii="仿宋" ns0:hAnsi="仿宋" ns0:eastAsia="仿宋" ns0:cs="仿宋"/>
-                <ns0:sz ns0:val="24"/>
-                <ns0:szCs ns0:val="24"/>
-              </ns0:rPr>
-              <ns0:t>模型专家</ns0:t>
+          <ns0:p>
+            <ns0:pPr>
+              <ns0:spacing ns0:before="0" ns0:after="0" ns0:line="240" ns0:lineRule="auto"/>
+            </ns0:pPr>
+            <ns0:r>
+              <ns0:rPr>
+                <ns0:rFonts ns0:ascii="仿宋" ns0:hAnsi="仿宋"/>
+              </ns0:rPr>
+              <ns0:t>项目经理</ns0:t>
             </ns0:r>
           </ns0:p>
         </ns0:tc>
@@ -1279,14 +1298,15 @@
             <ns0:gridSpan ns0:val="2"/>
             <ns0:vAlign ns0:val="center"/>
           </ns0:tcPr>
-          <ns0:p ns2:paraId="433F57DF" ns2:textId="77777777" ns0:rsidR="000010AB" ns0:rsidRDefault="000010AB" ns0:rsidP="00664128">
-            <ns0:r>
-              <ns0:rPr>
-                <ns0:rFonts ns0:ascii="仿宋" ns0:hAnsi="仿宋" ns0:eastAsia="仿宋" ns0:cs="仿宋"/>
-                <ns0:sz ns0:val="24"/>
-                <ns0:szCs ns0:val="24"/>
-              </ns0:rPr>
-              <ns0:t>负责集友香港银行大数据平台建设项目模型总托设计</ns0:t>
+          <ns0:p>
+            <ns0:pPr>
+              <ns0:spacing ns0:before="0" ns0:after="0" ns0:line="240" ns0:lineRule="auto"/>
+            </ns0:pPr>
+            <ns0:r>
+              <ns0:rPr>
+                <ns0:rFonts ns0:ascii="仿宋" ns0:hAnsi="仿宋"/>
+              </ns0:rPr>
+              <ns0:t>1.负责平安银行非零开发及零售开发支持项目项目计划、里程碑推进和跨团队沟通协调;2.组织需求评审、开发排期、测试验收和上线发布，跟踪项目风险与问题闭环;3.沉淀周报、状态报告和交付资料，保障项目按节点推进。</ns0:t>
             </ns0:r>
           </ns0:p>
         </ns0:tc>
@@ -1301,14 +1321,15 @@
             <ns0:tcW ns0:w="1043" ns0:type="pct"/>
             <ns0:vAlign ns0:val="center"/>
           </ns0:tcPr>
-          <ns0:p ns2:paraId="49586AB1" ns2:textId="77777777" ns0:rsidR="000010AB" ns0:rsidRDefault="000010AB" ns0:rsidP="00664128">
-            <ns0:r>
-              <ns0:rPr>
-                <ns0:rFonts ns0:ascii="仿宋" ns0:hAnsi="仿宋" ns0:eastAsia="仿宋" ns0:cs="仿宋"/>
-                <ns0:sz ns0:val="24"/>
-                <ns0:szCs ns0:val="24"/>
-              </ns0:rPr>
-              <ns0:t>2022.06-2023.02</ns0:t>
+          <ns0:p>
+            <ns0:pPr>
+              <ns0:spacing ns0:before="0" ns0:after="0" ns0:line="240" ns0:lineRule="auto"/>
+            </ns0:pPr>
+            <ns0:r>
+              <ns0:rPr>
+                <ns0:rFonts ns0:ascii="仿宋" ns0:hAnsi="仿宋"/>
+              </ns0:rPr>
+              <ns0:t>2015.05-2015.06</ns0:t>
             </ns0:r>
           </ns0:p>
         </ns0:tc>
@@ -1318,14 +1339,15 @@
             <ns0:gridSpan ns0:val="2"/>
             <ns0:vAlign ns0:val="center"/>
           </ns0:tcPr>
-          <ns0:p ns2:paraId="6001E044" ns2:textId="77777777" ns0:rsidR="000010AB" ns0:rsidRDefault="000010AB" ns0:rsidP="00664128">
-            <ns0:r>
-              <ns0:rPr>
-                <ns0:rFonts ns0:ascii="仿宋" ns0:hAnsi="仿宋" ns0:eastAsia="仿宋" ns0:cs="仿宋"/>
-                <ns0:sz ns0:val="24"/>
-                <ns0:szCs ns0:val="24"/>
-              </ns0:rPr>
-              <ns0:t>广州银行信用CRM系统建设项目</ns0:t>
+          <ns0:p>
+            <ns0:pPr>
+              <ns0:spacing ns0:before="0" ns0:after="0" ns0:line="240" ns0:lineRule="auto"/>
+            </ns0:pPr>
+            <ns0:r>
+              <ns0:rPr>
+                <ns0:rFonts ns0:ascii="仿宋" ns0:hAnsi="仿宋"/>
+              </ns0:rPr>
+              <ns0:t>平安银行票据数据集市项目</ns0:t>
             </ns0:r>
           </ns0:p>
         </ns0:tc>
@@ -1335,14 +1357,15 @@
             <ns0:gridSpan ns0:val="2"/>
             <ns0:vAlign ns0:val="center"/>
           </ns0:tcPr>
-          <ns0:p ns2:paraId="430573FC" ns2:textId="77777777" ns0:rsidR="000010AB" ns0:rsidRDefault="000010AB" ns0:rsidP="00664128">
-            <ns0:r>
-              <ns0:rPr>
-                <ns0:rFonts ns0:ascii="仿宋" ns0:hAnsi="仿宋" ns0:eastAsia="仿宋" ns0:cs="仿宋"/>
-                <ns0:sz ns0:val="24"/>
-                <ns0:szCs ns0:val="24"/>
-              </ns0:rPr>
-              <ns0:t>项目总监</ns0:t>
+          <ns0:p>
+            <ns0:pPr>
+              <ns0:spacing ns0:before="0" ns0:after="0" ns0:line="240" ns0:lineRule="auto"/>
+            </ns0:pPr>
+            <ns0:r>
+              <ns0:rPr>
+                <ns0:rFonts ns0:ascii="仿宋" ns0:hAnsi="仿宋"/>
+              </ns0:rPr>
+              <ns0:t>需求分析</ns0:t>
             </ns0:r>
           </ns0:p>
         </ns0:tc>
@@ -1352,14 +1375,15 @@
             <ns0:gridSpan ns0:val="2"/>
             <ns0:vAlign ns0:val="center"/>
           </ns0:tcPr>
-          <ns0:p ns2:paraId="433F57DF" ns2:textId="77777777" ns0:rsidR="000010AB" ns0:rsidRDefault="000010AB" ns0:rsidP="00664128">
-            <ns0:r>
-              <ns0:rPr>
-                <ns0:rFonts ns0:ascii="仿宋" ns0:hAnsi="仿宋" ns0:eastAsia="仿宋" ns0:cs="仿宋"/>
-                <ns0:sz ns0:val="24"/>
-                <ns0:szCs ns0:val="24"/>
-              </ns0:rPr>
-              <ns0:t>负责广州银行信用CRM系统项目资源协调和关键里程碑</ns0:t>
+          <ns0:p>
+            <ns0:pPr>
+              <ns0:spacing ns0:before="0" ns0:after="0" ns0:line="240" ns0:lineRule="auto"/>
+            </ns0:pPr>
+            <ns0:r>
+              <ns0:rPr>
+                <ns0:rFonts ns0:ascii="仿宋" ns0:hAnsi="仿宋"/>
+              </ns0:rPr>
+              <ns0:t>票据集市咨询及需求梳理</ns0:t>
             </ns0:r>
           </ns0:p>
         </ns0:tc>
@@ -1374,14 +1398,15 @@
             <ns0:tcW ns0:w="1043" ns0:type="pct"/>
             <ns0:vAlign ns0:val="center"/>
           </ns0:tcPr>
-          <ns0:p ns2:paraId="49586AB1" ns2:textId="77777777" ns0:rsidR="000010AB" ns0:rsidRDefault="000010AB" ns0:rsidP="00664128">
-            <ns0:r>
-              <ns0:rPr>
-                <ns0:rFonts ns0:ascii="仿宋" ns0:hAnsi="仿宋" ns0:eastAsia="仿宋" ns0:cs="仿宋"/>
-                <ns0:sz ns0:val="24"/>
-                <ns0:szCs ns0:val="24"/>
-              </ns0:rPr>
-              <ns0:t>2021.12-2023.01</ns0:t>
+          <ns0:p>
+            <ns0:pPr>
+              <ns0:spacing ns0:before="0" ns0:after="0" ns0:line="240" ns0:lineRule="auto"/>
+            </ns0:pPr>
+            <ns0:r>
+              <ns0:rPr>
+                <ns0:rFonts ns0:ascii="仿宋" ns0:hAnsi="仿宋"/>
+              </ns0:rPr>
+              <ns0:t>2014.03-2015.07</ns0:t>
             </ns0:r>
           </ns0:p>
         </ns0:tc>
@@ -1391,14 +1416,15 @@
             <ns0:gridSpan ns0:val="2"/>
             <ns0:vAlign ns0:val="center"/>
           </ns0:tcPr>
-          <ns0:p ns2:paraId="6001E044" ns2:textId="77777777" ns0:rsidR="000010AB" ns0:rsidRDefault="000010AB" ns0:rsidP="00664128">
-            <ns0:r>
-              <ns0:rPr>
-                <ns0:rFonts ns0:ascii="仿宋" ns0:hAnsi="仿宋" ns0:eastAsia="仿宋" ns0:cs="仿宋"/>
-                <ns0:sz ns0:val="24"/>
-                <ns0:szCs ns0:val="24"/>
-              </ns0:rPr>
-              <ns0:t>华兴银行新一代报表建设项目</ns0:t>
+          <ns0:p>
+            <ns0:pPr>
+              <ns0:spacing ns0:before="0" ns0:after="0" ns0:line="240" ns0:lineRule="auto"/>
+            </ns0:pPr>
+            <ns0:r>
+              <ns0:rPr>
+                <ns0:rFonts ns0:ascii="仿宋" ns0:hAnsi="仿宋"/>
+              </ns0:rPr>
+              <ns0:t>广发银行数据仓库三期</ns0:t>
             </ns0:r>
           </ns0:p>
         </ns0:tc>
@@ -1408,14 +1434,15 @@
             <ns0:gridSpan ns0:val="2"/>
             <ns0:vAlign ns0:val="center"/>
           </ns0:tcPr>
-          <ns0:p ns2:paraId="430573FC" ns2:textId="77777777" ns0:rsidR="000010AB" ns0:rsidRDefault="000010AB" ns0:rsidP="00664128">
-            <ns0:r>
-              <ns0:rPr>
-                <ns0:rFonts ns0:ascii="仿宋" ns0:hAnsi="仿宋" ns0:eastAsia="仿宋" ns0:cs="仿宋"/>
-                <ns0:sz ns0:val="24"/>
-                <ns0:szCs ns0:val="24"/>
-              </ns0:rPr>
-              <ns0:t>项目总监</ns0:t>
+          <ns0:p>
+            <ns0:pPr>
+              <ns0:spacing ns0:before="0" ns0:after="0" ns0:line="240" ns0:lineRule="auto"/>
+            </ns0:pPr>
+            <ns0:r>
+              <ns0:rPr>
+                <ns0:rFonts ns0:ascii="仿宋" ns0:hAnsi="仿宋"/>
+              </ns0:rPr>
+              <ns0:t>应用模型组Lead</ns0:t>
             </ns0:r>
           </ns0:p>
         </ns0:tc>
@@ -1425,14 +1452,15 @@
             <ns0:gridSpan ns0:val="2"/>
             <ns0:vAlign ns0:val="center"/>
           </ns0:tcPr>
-          <ns0:p ns2:paraId="433F57DF" ns2:textId="77777777" ns0:rsidR="000010AB" ns0:rsidRDefault="000010AB" ns0:rsidP="00664128">
-            <ns0:r>
-              <ns0:rPr>
-                <ns0:rFonts ns0:ascii="仿宋" ns0:hAnsi="仿宋" ns0:eastAsia="仿宋" ns0:cs="仿宋"/>
-                <ns0:sz ns0:val="24"/>
-                <ns0:szCs ns0:val="24"/>
-              </ns0:rPr>
-              <ns0:t>负责华兴银行新一代报表建设项目资源协调和关键里程碑</ns0:t>
+          <ns0:p>
+            <ns0:pPr>
+              <ns0:spacing ns0:before="0" ns0:after="0" ns0:line="240" ns0:lineRule="auto"/>
+            </ns0:pPr>
+            <ns0:r>
+              <ns0:rPr>
+                <ns0:rFonts ns0:ascii="仿宋" ns0:hAnsi="仿宋"/>
+              </ns0:rPr>
+              <ns0:t>共性加工层和应用模型层的模型设计和小组管理</ns0:t>
             </ns0:r>
           </ns0:p>
         </ns0:tc>
@@ -1447,14 +1475,15 @@
             <ns0:tcW ns0:w="1043" ns0:type="pct"/>
             <ns0:vAlign ns0:val="center"/>
           </ns0:tcPr>
-          <ns0:p ns2:paraId="49586AB1" ns2:textId="77777777" ns0:rsidR="000010AB" ns0:rsidRDefault="000010AB" ns0:rsidP="00664128">
-            <ns0:r>
-              <ns0:rPr>
-                <ns0:rFonts ns0:ascii="仿宋" ns0:hAnsi="仿宋" ns0:eastAsia="仿宋" ns0:cs="仿宋"/>
-                <ns0:sz ns0:val="24"/>
-                <ns0:szCs ns0:val="24"/>
-              </ns0:rPr>
-              <ns0:t>2021.06-2021.11</ns0:t>
+          <ns0:p>
+            <ns0:pPr>
+              <ns0:spacing ns0:before="0" ns0:after="0" ns0:line="240" ns0:lineRule="auto"/>
+            </ns0:pPr>
+            <ns0:r>
+              <ns0:rPr>
+                <ns0:rFonts ns0:ascii="仿宋" ns0:hAnsi="仿宋"/>
+              </ns0:rPr>
+              <ns0:t>2013.10-2014.02</ns0:t>
             </ns0:r>
           </ns0:p>
         </ns0:tc>
@@ -1464,14 +1493,15 @@
             <ns0:gridSpan ns0:val="2"/>
             <ns0:vAlign ns0:val="center"/>
           </ns0:tcPr>
-          <ns0:p ns2:paraId="6001E044" ns2:textId="77777777" ns0:rsidR="000010AB" ns0:rsidRDefault="000010AB" ns0:rsidP="00664128">
-            <ns0:r>
-              <ns0:rPr>
-                <ns0:rFonts ns0:ascii="仿宋" ns0:hAnsi="仿宋" ns0:eastAsia="仿宋" ns0:cs="仿宋"/>
-                <ns0:sz ns0:val="24"/>
-                <ns0:szCs ns0:val="24"/>
-              </ns0:rPr>
-              <ns0:t>海峡银行数据仓库配合新核心改造项目</ns0:t>
+          <ns0:p>
+            <ns0:pPr>
+              <ns0:spacing ns0:before="0" ns0:after="0" ns0:line="240" ns0:lineRule="auto"/>
+            </ns0:pPr>
+            <ns0:r>
+              <ns0:rPr>
+                <ns0:rFonts ns0:ascii="仿宋" ns0:hAnsi="仿宋"/>
+              </ns0:rPr>
+              <ns0:t>华润银行BIEE报表项目</ns0:t>
             </ns0:r>
           </ns0:p>
         </ns0:tc>
@@ -1481,14 +1511,15 @@
             <ns0:gridSpan ns0:val="2"/>
             <ns0:vAlign ns0:val="center"/>
           </ns0:tcPr>
-          <ns0:p ns2:paraId="430573FC" ns2:textId="77777777" ns0:rsidR="000010AB" ns0:rsidRDefault="000010AB" ns0:rsidP="00664128">
-            <ns0:r>
-              <ns0:rPr>
-                <ns0:rFonts ns0:ascii="仿宋" ns0:hAnsi="仿宋" ns0:eastAsia="仿宋" ns0:cs="仿宋"/>
-                <ns0:sz ns0:val="24"/>
-                <ns0:szCs ns0:val="24"/>
-              </ns0:rPr>
-              <ns0:t>项目总监</ns0:t>
+          <ns0:p>
+            <ns0:pPr>
+              <ns0:spacing ns0:before="0" ns0:after="0" ns0:line="240" ns0:lineRule="auto"/>
+            </ns0:pPr>
+            <ns0:r>
+              <ns0:rPr>
+                <ns0:rFonts ns0:ascii="仿宋" ns0:hAnsi="仿宋"/>
+              </ns0:rPr>
+              <ns0:t>需求分析</ns0:t>
             </ns0:r>
           </ns0:p>
         </ns0:tc>
@@ -1498,14 +1529,15 @@
             <ns0:gridSpan ns0:val="2"/>
             <ns0:vAlign ns0:val="center"/>
           </ns0:tcPr>
-          <ns0:p ns2:paraId="433F57DF" ns2:textId="77777777" ns0:rsidR="000010AB" ns0:rsidRDefault="000010AB" ns0:rsidP="00664128">
-            <ns0:r>
-              <ns0:rPr>
-                <ns0:rFonts ns0:ascii="仿宋" ns0:hAnsi="仿宋" ns0:eastAsia="仿宋" ns0:cs="仿宋"/>
-                <ns0:sz ns0:val="24"/>
-                <ns0:szCs ns0:val="24"/>
-              </ns0:rPr>
-              <ns0:t>负责海峡银行数据仓库配合新一代核心系统改造迁移项目人员协调</ns0:t>
+          <ns0:p>
+            <ns0:pPr>
+              <ns0:spacing ns0:before="0" ns0:after="0" ns0:line="240" ns0:lineRule="auto"/>
+            </ns0:pPr>
+            <ns0:r>
+              <ns0:rPr>
+                <ns0:rFonts ns0:ascii="仿宋" ns0:hAnsi="仿宋"/>
+              </ns0:rPr>
+              <ns0:t>BIEE报表需求分析和模型设计</ns0:t>
             </ns0:r>
           </ns0:p>
         </ns0:tc>
@@ -1520,14 +1552,15 @@
             <ns0:tcW ns0:w="1043" ns0:type="pct"/>
             <ns0:vAlign ns0:val="center"/>
           </ns0:tcPr>
-          <ns0:p ns2:paraId="49586AB1" ns2:textId="77777777" ns0:rsidR="000010AB" ns0:rsidRDefault="000010AB" ns0:rsidP="00664128">
-            <ns0:r>
-              <ns0:rPr>
-                <ns0:rFonts ns0:ascii="仿宋" ns0:hAnsi="仿宋" ns0:eastAsia="仿宋" ns0:cs="仿宋"/>
-                <ns0:sz ns0:val="24"/>
-                <ns0:szCs ns0:val="24"/>
-              </ns0:rPr>
-              <ns0:t>2021.04-2021.05</ns0:t>
+          <ns0:p>
+            <ns0:pPr>
+              <ns0:spacing ns0:before="0" ns0:after="0" ns0:line="240" ns0:lineRule="auto"/>
+            </ns0:pPr>
+            <ns0:r>
+              <ns0:rPr>
+                <ns0:rFonts ns0:ascii="仿宋" ns0:hAnsi="仿宋"/>
+              </ns0:rPr>
+              <ns0:t>2013.03-2013.09</ns0:t>
             </ns0:r>
           </ns0:p>
         </ns0:tc>
@@ -1537,14 +1570,15 @@
             <ns0:gridSpan ns0:val="2"/>
             <ns0:vAlign ns0:val="center"/>
           </ns0:tcPr>
-          <ns0:p ns2:paraId="6001E044" ns2:textId="77777777" ns0:rsidR="000010AB" ns0:rsidRDefault="000010AB" ns0:rsidP="00664128">
-            <ns0:r>
-              <ns0:rPr>
-                <ns0:rFonts ns0:ascii="仿宋" ns0:hAnsi="仿宋" ns0:eastAsia="仿宋" ns0:cs="仿宋"/>
-                <ns0:sz ns0:val="24"/>
-                <ns0:szCs ns0:val="24"/>
-              </ns0:rPr>
-              <ns0:t>中国银行数据仓库建设项目</ns0:t>
+          <ns0:p>
+            <ns0:pPr>
+              <ns0:spacing ns0:before="0" ns0:after="0" ns0:line="240" ns0:lineRule="auto"/>
+            </ns0:pPr>
+            <ns0:r>
+              <ns0:rPr>
+                <ns0:rFonts ns0:ascii="仿宋" ns0:hAnsi="仿宋"/>
+              </ns0:rPr>
+              <ns0:t>平安银行风险数据集市项目</ns0:t>
             </ns0:r>
           </ns0:p>
         </ns0:tc>
@@ -1554,14 +1588,15 @@
             <ns0:gridSpan ns0:val="2"/>
             <ns0:vAlign ns0:val="center"/>
           </ns0:tcPr>
-          <ns0:p ns2:paraId="430573FC" ns2:textId="77777777" ns0:rsidR="000010AB" ns0:rsidRDefault="000010AB" ns0:rsidP="00664128">
-            <ns0:r>
-              <ns0:rPr>
-                <ns0:rFonts ns0:ascii="仿宋" ns0:hAnsi="仿宋" ns0:eastAsia="仿宋" ns0:cs="仿宋"/>
-                <ns0:sz ns0:val="24"/>
-                <ns0:szCs ns0:val="24"/>
-              </ns0:rPr>
-              <ns0:t>模型专家</ns0:t>
+          <ns0:p>
+            <ns0:pPr>
+              <ns0:spacing ns0:before="0" ns0:after="0" ns0:line="240" ns0:lineRule="auto"/>
+            </ns0:pPr>
+            <ns0:r>
+              <ns0:rPr>
+                <ns0:rFonts ns0:ascii="仿宋" ns0:hAnsi="仿宋"/>
+              </ns0:rPr>
+              <ns0:t>项目经理</ns0:t>
             </ns0:r>
           </ns0:p>
         </ns0:tc>
@@ -1571,14 +1606,15 @@
             <ns0:gridSpan ns0:val="2"/>
             <ns0:vAlign ns0:val="center"/>
           </ns0:tcPr>
-          <ns0:p ns2:paraId="433F57DF" ns2:textId="77777777" ns0:rsidR="000010AB" ns0:rsidRDefault="000010AB" ns0:rsidP="00664128">
-            <ns0:r>
-              <ns0:rPr>
-                <ns0:rFonts ns0:ascii="仿宋" ns0:hAnsi="仿宋" ns0:eastAsia="仿宋" ns0:cs="仿宋"/>
-                <ns0:sz ns0:val="24"/>
-                <ns0:szCs ns0:val="24"/>
-              </ns0:rPr>
-              <ns0:t>参与中国银行数据仓库项目基础模型评审</ns0:t>
+          <ns0:p>
+            <ns0:pPr>
+              <ns0:spacing ns0:before="0" ns0:after="0" ns0:line="240" ns0:lineRule="auto"/>
+            </ns0:pPr>
+            <ns0:r>
+              <ns0:rPr>
+                <ns0:rFonts ns0:ascii="仿宋" ns0:hAnsi="仿宋"/>
+              </ns0:rPr>
+              <ns0:t>负责为平安银行建设风险数据集市平台实施，为风险应用提供数据支持</ns0:t>
             </ns0:r>
           </ns0:p>
         </ns0:tc>
@@ -1593,14 +1629,15 @@
             <ns0:tcW ns0:w="1043" ns0:type="pct"/>
             <ns0:vAlign ns0:val="center"/>
           </ns0:tcPr>
-          <ns0:p ns2:paraId="49586AB1" ns2:textId="77777777" ns0:rsidR="000010AB" ns0:rsidRDefault="000010AB" ns0:rsidP="00664128">
-            <ns0:r>
-              <ns0:rPr>
-                <ns0:rFonts ns0:ascii="仿宋" ns0:hAnsi="仿宋" ns0:eastAsia="仿宋" ns0:cs="仿宋"/>
-                <ns0:sz ns0:val="24"/>
-                <ns0:szCs ns0:val="24"/>
-              </ns0:rPr>
-              <ns0:t>2020.12-2021.03</ns0:t>
+          <ns0:p>
+            <ns0:pPr>
+              <ns0:spacing ns0:before="0" ns0:after="0" ns0:line="240" ns0:lineRule="auto"/>
+            </ns0:pPr>
+            <ns0:r>
+              <ns0:rPr>
+                <ns0:rFonts ns0:ascii="仿宋" ns0:hAnsi="仿宋"/>
+              </ns0:rPr>
+              <ns0:t>2012.07-2013.02</ns0:t>
             </ns0:r>
           </ns0:p>
         </ns0:tc>
@@ -1610,14 +1647,15 @@
             <ns0:gridSpan ns0:val="2"/>
             <ns0:vAlign ns0:val="center"/>
           </ns0:tcPr>
-          <ns0:p ns2:paraId="6001E044" ns2:textId="77777777" ns0:rsidR="000010AB" ns0:rsidRDefault="000010AB" ns0:rsidP="00664128">
-            <ns0:r>
-              <ns0:rPr>
-                <ns0:rFonts ns0:ascii="仿宋" ns0:hAnsi="仿宋" ns0:eastAsia="仿宋" ns0:cs="仿宋"/>
-                <ns0:sz ns0:val="24"/>
-                <ns0:szCs ns0:val="24"/>
-              </ns0:rPr>
-              <ns0:t>招商银行主机上云模型优化项目</ns0:t>
+          <ns0:p>
+            <ns0:pPr>
+              <ns0:spacing ns0:before="0" ns0:after="0" ns0:line="240" ns0:lineRule="auto"/>
+            </ns0:pPr>
+            <ns0:r>
+              <ns0:rPr>
+                <ns0:rFonts ns0:ascii="仿宋" ns0:hAnsi="仿宋"/>
+              </ns0:rPr>
+              <ns0:t>台州银行数据仓库实施项目</ns0:t>
             </ns0:r>
           </ns0:p>
         </ns0:tc>
@@ -1627,14 +1665,15 @@
             <ns0:gridSpan ns0:val="2"/>
             <ns0:vAlign ns0:val="center"/>
           </ns0:tcPr>
-          <ns0:p ns2:paraId="430573FC" ns2:textId="77777777" ns0:rsidR="000010AB" ns0:rsidRDefault="000010AB" ns0:rsidP="00664128">
-            <ns0:r>
-              <ns0:rPr>
-                <ns0:rFonts ns0:ascii="仿宋" ns0:hAnsi="仿宋" ns0:eastAsia="仿宋" ns0:cs="仿宋"/>
-                <ns0:sz ns0:val="24"/>
-                <ns0:szCs ns0:val="24"/>
-              </ns0:rPr>
-              <ns0:t>模型专家</ns0:t>
+          <ns0:p>
+            <ns0:pPr>
+              <ns0:spacing ns0:before="0" ns0:after="0" ns0:line="240" ns0:lineRule="auto"/>
+            </ns0:pPr>
+            <ns0:r>
+              <ns0:rPr>
+                <ns0:rFonts ns0:ascii="仿宋" ns0:hAnsi="仿宋"/>
+              </ns0:rPr>
+              <ns0:t>模型Lead</ns0:t>
             </ns0:r>
           </ns0:p>
         </ns0:tc>
@@ -1644,14 +1683,15 @@
             <ns0:gridSpan ns0:val="2"/>
             <ns0:vAlign ns0:val="center"/>
           </ns0:tcPr>
-          <ns0:p ns2:paraId="433F57DF" ns2:textId="77777777" ns0:rsidR="000010AB" ns0:rsidRDefault="000010AB" ns0:rsidP="00664128">
-            <ns0:r>
-              <ns0:rPr>
-                <ns0:rFonts ns0:ascii="仿宋" ns0:hAnsi="仿宋" ns0:eastAsia="仿宋" ns0:cs="仿宋"/>
-                <ns0:sz ns0:val="24"/>
-                <ns0:szCs ns0:val="24"/>
-              </ns0:rPr>
-              <ns0:t>招商银行主机上云模型优化提供咨询和实施。</ns0:t>
+          <ns0:p>
+            <ns0:pPr>
+              <ns0:spacing ns0:before="0" ns0:after="0" ns0:line="240" ns0:lineRule="auto"/>
+            </ns0:pPr>
+            <ns0:r>
+              <ns0:rPr>
+                <ns0:rFonts ns0:ascii="仿宋" ns0:hAnsi="仿宋"/>
+              </ns0:rPr>
+              <ns0:t>台州银行数据仓库项目基础模型层设计</ns0:t>
             </ns0:r>
           </ns0:p>
         </ns0:tc>
@@ -1666,14 +1706,15 @@
             <ns0:tcW ns0:w="1043" ns0:type="pct"/>
             <ns0:vAlign ns0:val="center"/>
           </ns0:tcPr>
-          <ns0:p ns2:paraId="49586AB1" ns2:textId="77777777" ns0:rsidR="000010AB" ns0:rsidRDefault="000010AB" ns0:rsidP="00664128">
-            <ns0:r>
-              <ns0:rPr>
-                <ns0:rFonts ns0:ascii="仿宋" ns0:hAnsi="仿宋" ns0:eastAsia="仿宋" ns0:cs="仿宋"/>
-                <ns0:sz ns0:val="24"/>
-                <ns0:szCs ns0:val="24"/>
-              </ns0:rPr>
-              <ns0:t>2020.06-2020.11</ns0:t>
+          <ns0:p>
+            <ns0:pPr>
+              <ns0:spacing ns0:before="0" ns0:after="0" ns0:line="240" ns0:lineRule="auto"/>
+            </ns0:pPr>
+            <ns0:r>
+              <ns0:rPr>
+                <ns0:rFonts ns0:ascii="仿宋" ns0:hAnsi="仿宋"/>
+              </ns0:rPr>
+              <ns0:t>2012.04-2012.06</ns0:t>
             </ns0:r>
           </ns0:p>
         </ns0:tc>
@@ -1683,14 +1724,15 @@
             <ns0:gridSpan ns0:val="2"/>
             <ns0:vAlign ns0:val="center"/>
           </ns0:tcPr>
-          <ns0:p ns2:paraId="6001E044" ns2:textId="77777777" ns0:rsidR="000010AB" ns0:rsidRDefault="000010AB" ns0:rsidP="00664128">
-            <ns0:r>
-              <ns0:rPr>
-                <ns0:rFonts ns0:ascii="仿宋" ns0:hAnsi="仿宋" ns0:eastAsia="仿宋" ns0:cs="仿宋"/>
-                <ns0:sz ns0:val="24"/>
-                <ns0:szCs ns0:val="24"/>
-              </ns0:rPr>
-              <ns0:t>南粤银行大数据平台项目</ns0:t>
+          <ns0:p>
+            <ns0:pPr>
+              <ns0:spacing ns0:before="0" ns0:after="0" ns0:line="240" ns0:lineRule="auto"/>
+            </ns0:pPr>
+            <ns0:r>
+              <ns0:rPr>
+                <ns0:rFonts ns0:ascii="仿宋" ns0:hAnsi="仿宋"/>
+              </ns0:rPr>
+              <ns0:t>广发银行EDW企业级数据仓库基础平台建设一期</ns0:t>
             </ns0:r>
           </ns0:p>
         </ns0:tc>
@@ -1700,14 +1742,15 @@
             <ns0:gridSpan ns0:val="2"/>
             <ns0:vAlign ns0:val="center"/>
           </ns0:tcPr>
-          <ns0:p ns2:paraId="430573FC" ns2:textId="77777777" ns0:rsidR="000010AB" ns0:rsidRDefault="000010AB" ns0:rsidP="00664128">
-            <ns0:r>
-              <ns0:rPr>
-                <ns0:rFonts ns0:ascii="仿宋" ns0:hAnsi="仿宋" ns0:eastAsia="仿宋" ns0:cs="仿宋"/>
-                <ns0:sz ns0:val="24"/>
-                <ns0:szCs ns0:val="24"/>
-              </ns0:rPr>
-              <ns0:t>模型专家</ns0:t>
+          <ns0:p>
+            <ns0:pPr>
+              <ns0:spacing ns0:before="0" ns0:after="0" ns0:line="240" ns0:lineRule="auto"/>
+            </ns0:pPr>
+            <ns0:r>
+              <ns0:rPr>
+                <ns0:rFonts ns0:ascii="仿宋" ns0:hAnsi="仿宋"/>
+              </ns0:rPr>
+              <ns0:t>咨询顾问</ns0:t>
             </ns0:r>
           </ns0:p>
         </ns0:tc>
@@ -1717,14 +1760,15 @@
             <ns0:gridSpan ns0:val="2"/>
             <ns0:vAlign ns0:val="center"/>
           </ns0:tcPr>
-          <ns0:p ns2:paraId="433F57DF" ns2:textId="77777777" ns0:rsidR="000010AB" ns0:rsidRDefault="000010AB" ns0:rsidP="00664128">
-            <ns0:r>
-              <ns0:rPr>
-                <ns0:rFonts ns0:ascii="仿宋" ns0:hAnsi="仿宋" ns0:eastAsia="仿宋" ns0:cs="仿宋"/>
-                <ns0:sz ns0:val="24"/>
-                <ns0:szCs ns0:val="24"/>
-              </ns0:rPr>
-              <ns0:t>规划、搭建南粤银行大数据模型模型体系。</ns0:t>
+          <ns0:p>
+            <ns0:pPr>
+              <ns0:spacing ns0:before="0" ns0:after="0" ns0:line="240" ns0:lineRule="auto"/>
+            </ns0:pPr>
+            <ns0:r>
+              <ns0:rPr>
+                <ns0:rFonts ns0:ascii="仿宋" ns0:hAnsi="仿宋"/>
+              </ns0:rPr>
+              <ns0:t>为广发银行FS_LDM客户化提供咨询</ns0:t>
             </ns0:r>
           </ns0:p>
         </ns0:tc>
@@ -1739,14 +1783,15 @@
             <ns0:tcW ns0:w="1043" ns0:type="pct"/>
             <ns0:vAlign ns0:val="center"/>
           </ns0:tcPr>
-          <ns0:p ns2:paraId="49586AB1" ns2:textId="77777777" ns0:rsidR="000010AB" ns0:rsidRDefault="000010AB" ns0:rsidP="00664128">
-            <ns0:r>
-              <ns0:rPr>
-                <ns0:rFonts ns0:ascii="仿宋" ns0:hAnsi="仿宋" ns0:eastAsia="仿宋" ns0:cs="仿宋"/>
-                <ns0:sz ns0:val="24"/>
-                <ns0:szCs ns0:val="24"/>
-              </ns0:rPr>
-              <ns0:t>2020.03-2020.05</ns0:t>
+          <ns0:p>
+            <ns0:pPr>
+              <ns0:spacing ns0:before="0" ns0:after="0" ns0:line="240" ns0:lineRule="auto"/>
+            </ns0:pPr>
+            <ns0:r>
+              <ns0:rPr>
+                <ns0:rFonts ns0:ascii="仿宋" ns0:hAnsi="仿宋"/>
+              </ns0:rPr>
+              <ns0:t>2011.09-2012.03</ns0:t>
             </ns0:r>
           </ns0:p>
         </ns0:tc>
@@ -1756,14 +1801,15 @@
             <ns0:gridSpan ns0:val="2"/>
             <ns0:vAlign ns0:val="center"/>
           </ns0:tcPr>
-          <ns0:p ns2:paraId="6001E044" ns2:textId="77777777" ns0:rsidR="000010AB" ns0:rsidRDefault="000010AB" ns0:rsidP="00664128">
-            <ns0:r>
-              <ns0:rPr>
-                <ns0:rFonts ns0:ascii="仿宋" ns0:hAnsi="仿宋" ns0:eastAsia="仿宋" ns0:cs="仿宋"/>
-                <ns0:sz ns0:val="24"/>
-                <ns0:szCs ns0:val="24"/>
-              </ns0:rPr>
-              <ns0:t>厦门银行大数据平台项目</ns0:t>
+          <ns0:p>
+            <ns0:pPr>
+              <ns0:spacing ns0:before="0" ns0:after="0" ns0:line="240" ns0:lineRule="auto"/>
+            </ns0:pPr>
+            <ns0:r>
+              <ns0:rPr>
+                <ns0:rFonts ns0:ascii="仿宋" ns0:hAnsi="仿宋"/>
+              </ns0:rPr>
+              <ns0:t>招商银行新一代数据仓库平台选型咨询项目</ns0:t>
             </ns0:r>
           </ns0:p>
         </ns0:tc>
@@ -1773,14 +1819,15 @@
             <ns0:gridSpan ns0:val="2"/>
             <ns0:vAlign ns0:val="center"/>
           </ns0:tcPr>
-          <ns0:p ns2:paraId="430573FC" ns2:textId="77777777" ns0:rsidR="000010AB" ns0:rsidRDefault="000010AB" ns0:rsidP="00664128">
-            <ns0:r>
-              <ns0:rPr>
-                <ns0:rFonts ns0:ascii="仿宋" ns0:hAnsi="仿宋" ns0:eastAsia="仿宋" ns0:cs="仿宋"/>
-                <ns0:sz ns0:val="24"/>
-                <ns0:szCs ns0:val="24"/>
-              </ns0:rPr>
-              <ns0:t>模型专家</ns0:t>
+          <ns0:p>
+            <ns0:pPr>
+              <ns0:spacing ns0:before="0" ns0:after="0" ns0:line="240" ns0:lineRule="auto"/>
+            </ns0:pPr>
+            <ns0:r>
+              <ns0:rPr>
+                <ns0:rFonts ns0:ascii="仿宋" ns0:hAnsi="仿宋"/>
+              </ns0:rPr>
+              <ns0:t>专用服务顾问</ns0:t>
             </ns0:r>
           </ns0:p>
         </ns0:tc>
@@ -1790,14 +1837,15 @@
             <ns0:gridSpan ns0:val="2"/>
             <ns0:vAlign ns0:val="center"/>
           </ns0:tcPr>
-          <ns0:p ns2:paraId="433F57DF" ns2:textId="77777777" ns0:rsidR="000010AB" ns0:rsidRDefault="000010AB" ns0:rsidP="00664128">
-            <ns0:r>
-              <ns0:rPr>
-                <ns0:rFonts ns0:ascii="仿宋" ns0:hAnsi="仿宋" ns0:eastAsia="仿宋" ns0:cs="仿宋"/>
-                <ns0:sz ns0:val="24"/>
-                <ns0:szCs ns0:val="24"/>
-              </ns0:rPr>
-              <ns0:t>规划、搭建厦门银行大数据模型模型体系。</ns0:t>
+          <ns0:p>
+            <ns0:pPr>
+              <ns0:spacing ns0:before="0" ns0:after="0" ns0:line="240" ns0:lineRule="auto"/>
+            </ns0:pPr>
+            <ns0:r>
+              <ns0:rPr>
+                <ns0:rFonts ns0:ascii="仿宋" ns0:hAnsi="仿宋"/>
+              </ns0:rPr>
+              <ns0:t>为招商银行新一代数据平台选型Teradata方案提供专业服务支持</ns0:t>
             </ns0:r>
           </ns0:p>
         </ns0:tc>
@@ -1812,14 +1860,15 @@
             <ns0:tcW ns0:w="1043" ns0:type="pct"/>
             <ns0:vAlign ns0:val="center"/>
           </ns0:tcPr>
-          <ns0:p ns2:paraId="49586AB1" ns2:textId="77777777" ns0:rsidR="000010AB" ns0:rsidRDefault="000010AB" ns0:rsidP="00664128">
-            <ns0:r>
-              <ns0:rPr>
-                <ns0:rFonts ns0:ascii="仿宋" ns0:hAnsi="仿宋" ns0:eastAsia="仿宋" ns0:cs="仿宋"/>
-                <ns0:sz ns0:val="24"/>
-                <ns0:szCs ns0:val="24"/>
-              </ns0:rPr>
-              <ns0:t>2019.06-2019.02</ns0:t>
+          <ns0:p>
+            <ns0:pPr>
+              <ns0:spacing ns0:before="0" ns0:after="0" ns0:line="240" ns0:lineRule="auto"/>
+            </ns0:pPr>
+            <ns0:r>
+              <ns0:rPr>
+                <ns0:rFonts ns0:ascii="仿宋" ns0:hAnsi="仿宋"/>
+              </ns0:rPr>
+              <ns0:t>2010.10-2011.08</ns0:t>
             </ns0:r>
           </ns0:p>
         </ns0:tc>
@@ -1829,14 +1878,15 @@
             <ns0:gridSpan ns0:val="2"/>
             <ns0:vAlign ns0:val="center"/>
           </ns0:tcPr>
-          <ns0:p ns2:paraId="6001E044" ns2:textId="77777777" ns0:rsidR="000010AB" ns0:rsidRDefault="000010AB" ns0:rsidP="00664128">
-            <ns0:r>
-              <ns0:rPr>
-                <ns0:rFonts ns0:ascii="仿宋" ns0:hAnsi="仿宋" ns0:eastAsia="仿宋" ns0:cs="仿宋"/>
-                <ns0:sz ns0:val="24"/>
-                <ns0:szCs ns0:val="24"/>
-              </ns0:rPr>
-              <ns0:t>华兴银行数据仓库优化项目</ns0:t>
+          <ns0:p>
+            <ns0:pPr>
+              <ns0:spacing ns0:before="0" ns0:after="0" ns0:line="240" ns0:lineRule="auto"/>
+            </ns0:pPr>
+            <ns0:r>
+              <ns0:rPr>
+                <ns0:rFonts ns0:ascii="仿宋" ns0:hAnsi="仿宋"/>
+              </ns0:rPr>
+              <ns0:t>广发银行EDW和数据标准咨询项目</ns0:t>
             </ns0:r>
           </ns0:p>
         </ns0:tc>
@@ -1846,14 +1896,15 @@
             <ns0:gridSpan ns0:val="2"/>
             <ns0:vAlign ns0:val="center"/>
           </ns0:tcPr>
-          <ns0:p ns2:paraId="430573FC" ns2:textId="77777777" ns0:rsidR="000010AB" ns0:rsidRDefault="000010AB" ns0:rsidP="00664128">
-            <ns0:r>
-              <ns0:rPr>
-                <ns0:rFonts ns0:ascii="仿宋" ns0:hAnsi="仿宋" ns0:eastAsia="仿宋" ns0:cs="仿宋"/>
-                <ns0:sz ns0:val="24"/>
-                <ns0:szCs ns0:val="24"/>
-              </ns0:rPr>
-              <ns0:t>模型专家</ns0:t>
+          <ns0:p>
+            <ns0:pPr>
+              <ns0:spacing ns0:before="0" ns0:after="0" ns0:line="240" ns0:lineRule="auto"/>
+            </ns0:pPr>
+            <ns0:r>
+              <ns0:rPr>
+                <ns0:rFonts ns0:ascii="仿宋" ns0:hAnsi="仿宋"/>
+              </ns0:rPr>
+              <ns0:t>专用服务顾问</ns0:t>
             </ns0:r>
           </ns0:p>
         </ns0:tc>
@@ -1863,14 +1914,15 @@
             <ns0:gridSpan ns0:val="2"/>
             <ns0:vAlign ns0:val="center"/>
           </ns0:tcPr>
-          <ns0:p ns2:paraId="433F57DF" ns2:textId="77777777" ns0:rsidR="000010AB" ns0:rsidRDefault="000010AB" ns0:rsidP="00664128">
-            <ns0:r>
-              <ns0:rPr>
-                <ns0:rFonts ns0:ascii="仿宋" ns0:hAnsi="仿宋" ns0:eastAsia="仿宋" ns0:cs="仿宋"/>
-                <ns0:sz ns0:val="24"/>
-                <ns0:szCs ns0:val="24"/>
-              </ns0:rPr>
-              <ns0:t>华兴银行数据仓库模型咨询，包括模型总体架构设计、共性加工层资金同业模型设计及映射</ns0:t>
+          <ns0:p>
+            <ns0:pPr>
+              <ns0:spacing ns0:before="0" ns0:after="0" ns0:line="240" ns0:lineRule="auto"/>
+            </ns0:pPr>
+            <ns0:r>
+              <ns0:rPr>
+                <ns0:rFonts ns0:ascii="仿宋" ns0:hAnsi="仿宋"/>
+              </ns0:rPr>
+              <ns0:t>为广发银行数据标准和EDW建设咨询提供平台规划</ns0:t>
             </ns0:r>
           </ns0:p>
         </ns0:tc>
@@ -1885,14 +1937,15 @@
             <ns0:tcW ns0:w="1043" ns0:type="pct"/>
             <ns0:vAlign ns0:val="center"/>
           </ns0:tcPr>
-          <ns0:p ns2:paraId="49586AB1" ns2:textId="77777777" ns0:rsidR="000010AB" ns0:rsidRDefault="000010AB" ns0:rsidP="00664128">
-            <ns0:r>
-              <ns0:rPr>
-                <ns0:rFonts ns0:ascii="仿宋" ns0:hAnsi="仿宋" ns0:eastAsia="仿宋" ns0:cs="仿宋"/>
-                <ns0:sz ns0:val="24"/>
-                <ns0:szCs ns0:val="24"/>
-              </ns0:rPr>
-              <ns0:t>2019.09-2020.01</ns0:t>
+          <ns0:p>
+            <ns0:pPr>
+              <ns0:spacing ns0:before="0" ns0:after="0" ns0:line="240" ns0:lineRule="auto"/>
+            </ns0:pPr>
+            <ns0:r>
+              <ns0:rPr>
+                <ns0:rFonts ns0:ascii="仿宋" ns0:hAnsi="仿宋"/>
+              </ns0:rPr>
+              <ns0:t>2008.10-2010.09</ns0:t>
             </ns0:r>
           </ns0:p>
         </ns0:tc>
@@ -1902,14 +1955,15 @@
             <ns0:gridSpan ns0:val="2"/>
             <ns0:vAlign ns0:val="center"/>
           </ns0:tcPr>
-          <ns0:p ns2:paraId="6001E044" ns2:textId="77777777" ns0:rsidR="000010AB" ns0:rsidRDefault="000010AB" ns0:rsidP="00664128">
-            <ns0:r>
-              <ns0:rPr>
-                <ns0:rFonts ns0:ascii="仿宋" ns0:hAnsi="仿宋" ns0:eastAsia="仿宋" ns0:cs="仿宋"/>
-                <ns0:sz ns0:val="24"/>
-                <ns0:szCs ns0:val="24"/>
-              </ns0:rPr>
-              <ns0:t>广发银行分行数据服务平台项目</ns0:t>
+          <ns0:p>
+            <ns0:pPr>
+              <ns0:spacing ns0:before="0" ns0:after="0" ns0:line="240" ns0:lineRule="auto"/>
+            </ns0:pPr>
+            <ns0:r>
+              <ns0:rPr>
+                <ns0:rFonts ns0:ascii="仿宋" ns0:hAnsi="仿宋"/>
+              </ns0:rPr>
+              <ns0:t>福建移动集团客户稳定度评估，客户研究平台，基于接触数据的客户满意度评估项目</ns0:t>
             </ns0:r>
           </ns0:p>
         </ns0:tc>
@@ -1919,14 +1973,15 @@
             <ns0:gridSpan ns0:val="2"/>
             <ns0:vAlign ns0:val="center"/>
           </ns0:tcPr>
-          <ns0:p ns2:paraId="430573FC" ns2:textId="77777777" ns0:rsidR="000010AB" ns0:rsidRDefault="000010AB" ns0:rsidP="00664128">
-            <ns0:r>
-              <ns0:rPr>
-                <ns0:rFonts ns0:ascii="仿宋" ns0:hAnsi="仿宋" ns0:eastAsia="仿宋" ns0:cs="仿宋"/>
-                <ns0:sz ns0:val="24"/>
-                <ns0:szCs ns0:val="24"/>
-              </ns0:rPr>
-              <ns0:t>业务专家</ns0:t>
+          <ns0:p>
+            <ns0:pPr>
+              <ns0:spacing ns0:before="0" ns0:after="0" ns0:line="240" ns0:lineRule="auto"/>
+            </ns0:pPr>
+            <ns0:r>
+              <ns0:rPr>
+                <ns0:rFonts ns0:ascii="仿宋" ns0:hAnsi="仿宋"/>
+              </ns0:rPr>
+              <ns0:t>项目经理</ns0:t>
             </ns0:r>
           </ns0:p>
         </ns0:tc>
@@ -1936,14 +1991,15 @@
             <ns0:gridSpan ns0:val="2"/>
             <ns0:vAlign ns0:val="center"/>
           </ns0:tcPr>
-          <ns0:p ns2:paraId="433F57DF" ns2:textId="77777777" ns0:rsidR="000010AB" ns0:rsidRDefault="000010AB" ns0:rsidP="00664128">
-            <ns0:r>
-              <ns0:rPr>
-                <ns0:rFonts ns0:ascii="仿宋" ns0:hAnsi="仿宋" ns0:eastAsia="仿宋" ns0:cs="仿宋"/>
-                <ns0:sz ns0:val="24"/>
-                <ns0:szCs ns0:val="24"/>
-              </ns0:rPr>
-              <ns0:t>负责分行数据服务平台数据资产的规划</ns0:t>
+          <ns0:p>
+            <ns0:pPr>
+              <ns0:spacing ns0:before="0" ns0:after="0" ns0:line="240" ns0:lineRule="auto"/>
+            </ns0:pPr>
+            <ns0:r>
+              <ns0:rPr>
+                <ns0:rFonts ns0:ascii="仿宋" ns0:hAnsi="仿宋"/>
+              </ns0:rPr>
+              <ns0:t>集团客户满意度、客户研究平台咨询和项目管理</ns0:t>
             </ns0:r>
           </ns0:p>
         </ns0:tc>
@@ -1958,14 +2014,15 @@
             <ns0:tcW ns0:w="1043" ns0:type="pct"/>
             <ns0:vAlign ns0:val="center"/>
           </ns0:tcPr>
-          <ns0:p ns2:paraId="49586AB1" ns2:textId="77777777" ns0:rsidR="000010AB" ns0:rsidRDefault="000010AB" ns0:rsidP="00664128">
-            <ns0:r>
-              <ns0:rPr>
-                <ns0:rFonts ns0:ascii="仿宋" ns0:hAnsi="仿宋" ns0:eastAsia="仿宋" ns0:cs="仿宋"/>
-                <ns0:sz ns0:val="24"/>
-                <ns0:szCs ns0:val="24"/>
-              </ns0:rPr>
-              <ns0:t>2019.01-2019.06</ns0:t>
+          <ns0:p>
+            <ns0:pPr>
+              <ns0:spacing ns0:before="0" ns0:after="0" ns0:line="240" ns0:lineRule="auto"/>
+            </ns0:pPr>
+            <ns0:r>
+              <ns0:rPr>
+                <ns0:rFonts ns0:ascii="仿宋" ns0:hAnsi="仿宋"/>
+              </ns0:rPr>
+              <ns0:t>2006.10-2008.09</ns0:t>
             </ns0:r>
           </ns0:p>
         </ns0:tc>
@@ -1975,14 +2032,15 @@
             <ns0:gridSpan ns0:val="2"/>
             <ns0:vAlign ns0:val="center"/>
           </ns0:tcPr>
-          <ns0:p ns2:paraId="6001E044" ns2:textId="77777777" ns0:rsidR="000010AB" ns0:rsidRDefault="000010AB" ns0:rsidP="00664128">
-            <ns0:r>
-              <ns0:rPr>
-                <ns0:rFonts ns0:ascii="仿宋" ns0:hAnsi="仿宋" ns0:eastAsia="仿宋" ns0:cs="仿宋"/>
-                <ns0:sz ns0:val="24"/>
-                <ns0:szCs ns0:val="24"/>
-              </ns0:rPr>
-              <ns0:t>农业发展银行数据仓库优化项目</ns0:t>
+          <ns0:p>
+            <ns0:pPr>
+              <ns0:spacing ns0:before="0" ns0:after="0" ns0:line="240" ns0:lineRule="auto"/>
+            </ns0:pPr>
+            <ns0:r>
+              <ns0:rPr>
+                <ns0:rFonts ns0:ascii="仿宋" ns0:hAnsi="仿宋"/>
+              </ns0:rPr>
+              <ns0:t>广东移动数据挖掘项目</ns0:t>
             </ns0:r>
           </ns0:p>
         </ns0:tc>
@@ -1992,14 +2050,15 @@
             <ns0:gridSpan ns0:val="2"/>
             <ns0:vAlign ns0:val="center"/>
           </ns0:tcPr>
-          <ns0:p ns2:paraId="430573FC" ns2:textId="77777777" ns0:rsidR="000010AB" ns0:rsidRDefault="000010AB" ns0:rsidP="00664128">
-            <ns0:r>
-              <ns0:rPr>
-                <ns0:rFonts ns0:ascii="仿宋" ns0:hAnsi="仿宋" ns0:eastAsia="仿宋" ns0:cs="仿宋"/>
-                <ns0:sz ns0:val="24"/>
-                <ns0:szCs ns0:val="24"/>
-              </ns0:rPr>
-              <ns0:t>模型专家</ns0:t>
+          <ns0:p>
+            <ns0:pPr>
+              <ns0:spacing ns0:before="0" ns0:after="0" ns0:line="240" ns0:lineRule="auto"/>
+            </ns0:pPr>
+            <ns0:r>
+              <ns0:rPr>
+                <ns0:rFonts ns0:ascii="仿宋" ns0:hAnsi="仿宋"/>
+              </ns0:rPr>
+              <ns0:t>业务应用顾问</ns0:t>
             </ns0:r>
           </ns0:p>
         </ns0:tc>
@@ -2009,14 +2068,15 @@
             <ns0:gridSpan ns0:val="2"/>
             <ns0:vAlign ns0:val="center"/>
           </ns0:tcPr>
-          <ns0:p ns2:paraId="433F57DF" ns2:textId="77777777" ns0:rsidR="000010AB" ns0:rsidRDefault="000010AB" ns0:rsidP="00664128">
-            <ns0:r>
-              <ns0:rPr>
-                <ns0:rFonts ns0:ascii="仿宋" ns0:hAnsi="仿宋" ns0:eastAsia="仿宋" ns0:cs="仿宋"/>
-                <ns0:sz ns0:val="24"/>
-                <ns0:szCs ns0:val="24"/>
-              </ns0:rPr>
-              <ns0:t>农发银行数据仓库模型咨询，包括模型总体架构设计、共性加工层模型设计及映射</ns0:t>
+          <ns0:p>
+            <ns0:pPr>
+              <ns0:spacing ns0:before="0" ns0:after="0" ns0:line="240" ns0:lineRule="auto"/>
+            </ns0:pPr>
+            <ns0:r>
+              <ns0:rPr>
+                <ns0:rFonts ns0:ascii="仿宋" ns0:hAnsi="仿宋"/>
+              </ns0:rPr>
+              <ns0:t>基于数据挖掘模型的结果，为客户营销方案、业务推广、效果评估提供咨询服务。</ns0:t>
             </ns0:r>
           </ns0:p>
         </ns0:tc>
@@ -2031,14 +2091,15 @@
             <ns0:tcW ns0:w="1043" ns0:type="pct"/>
             <ns0:vAlign ns0:val="center"/>
           </ns0:tcPr>
-          <ns0:p ns2:paraId="49586AB1" ns2:textId="77777777" ns0:rsidR="000010AB" ns0:rsidRDefault="000010AB" ns0:rsidP="00664128">
-            <ns0:r>
-              <ns0:rPr>
-                <ns0:rFonts ns0:ascii="仿宋" ns0:hAnsi="仿宋" ns0:eastAsia="仿宋" ns0:cs="仿宋"/>
-                <ns0:sz ns0:val="24"/>
-                <ns0:szCs ns0:val="24"/>
-              </ns0:rPr>
-              <ns0:t>2018.10-2018.12</ns0:t>
+          <ns0:p>
+            <ns0:pPr>
+              <ns0:spacing ns0:before="0" ns0:after="0" ns0:line="240" ns0:lineRule="auto"/>
+            </ns0:pPr>
+            <ns0:r>
+              <ns0:rPr>
+                <ns0:rFonts ns0:ascii="仿宋" ns0:hAnsi="仿宋"/>
+              </ns0:rPr>
+              <ns0:t>2004.04-2006.09</ns0:t>
             </ns0:r>
           </ns0:p>
         </ns0:tc>
@@ -2048,14 +2109,15 @@
             <ns0:gridSpan ns0:val="2"/>
             <ns0:vAlign ns0:val="center"/>
           </ns0:tcPr>
-          <ns0:p ns2:paraId="6001E044" ns2:textId="77777777" ns0:rsidR="000010AB" ns0:rsidRDefault="000010AB" ns0:rsidP="00664128">
-            <ns0:r>
-              <ns0:rPr>
-                <ns0:rFonts ns0:ascii="仿宋" ns0:hAnsi="仿宋" ns0:eastAsia="仿宋" ns0:cs="仿宋"/>
-                <ns0:sz ns0:val="24"/>
-                <ns0:szCs ns0:val="24"/>
-              </ns0:rPr>
-              <ns0:t>华兴银行风险集市咨询项目</ns0:t>
+          <ns0:p>
+            <ns0:pPr>
+              <ns0:spacing ns0:before="0" ns0:after="0" ns0:line="240" ns0:lineRule="auto"/>
+            </ns0:pPr>
+            <ns0:r>
+              <ns0:rPr>
+                <ns0:rFonts ns0:ascii="仿宋" ns0:hAnsi="仿宋"/>
+              </ns0:rPr>
+              <ns0:t>云南移动经营分析系统建设项目</ns0:t>
             </ns0:r>
           </ns0:p>
         </ns0:tc>
@@ -2065,12 +2127,13 @@
             <ns0:gridSpan ns0:val="2"/>
             <ns0:vAlign ns0:val="center"/>
           </ns0:tcPr>
-          <ns0:p ns2:paraId="430573FC" ns2:textId="77777777" ns0:rsidR="000010AB" ns0:rsidRDefault="000010AB" ns0:rsidP="00664128">
-            <ns0:r>
-              <ns0:rPr>
-                <ns0:rFonts ns0:ascii="仿宋" ns0:hAnsi="仿宋" ns0:eastAsia="仿宋" ns0:cs="仿宋"/>
-                <ns0:sz ns0:val="24"/>
-                <ns0:szCs ns0:val="24"/>
+          <ns0:p>
+            <ns0:pPr>
+              <ns0:spacing ns0:before="0" ns0:after="0" ns0:line="240" ns0:lineRule="auto"/>
+            </ns0:pPr>
+            <ns0:r>
+              <ns0:rPr>
+                <ns0:rFonts ns0:ascii="仿宋" ns0:hAnsi="仿宋"/>
               </ns0:rPr>
               <ns0:t>项目经理</ns0:t>
             </ns0:r>
@@ -2082,14 +2145,15 @@
             <ns0:gridSpan ns0:val="2"/>
             <ns0:vAlign ns0:val="center"/>
           </ns0:tcPr>
-          <ns0:p ns2:paraId="433F57DF" ns2:textId="77777777" ns0:rsidR="000010AB" ns0:rsidRDefault="000010AB" ns0:rsidP="00664128">
-            <ns0:r>
-              <ns0:rPr>
-                <ns0:rFonts ns0:ascii="仿宋" ns0:hAnsi="仿宋" ns0:eastAsia="仿宋" ns0:cs="仿宋"/>
-                <ns0:sz ns0:val="24"/>
-                <ns0:szCs ns0:val="24"/>
-              </ns0:rPr>
-              <ns0:t>华兴银行风险集市咨询，包括风险集市规划、模型设计</ns0:t>
+          <ns0:p>
+            <ns0:pPr>
+              <ns0:spacing ns0:before="0" ns0:after="0" ns0:line="240" ns0:lineRule="auto"/>
+            </ns0:pPr>
+            <ns0:r>
+              <ns0:rPr>
+                <ns0:rFonts ns0:ascii="仿宋" ns0:hAnsi="仿宋"/>
+              </ns0:rPr>
+              <ns0:t>为云南移动建设经营分析系统平台</ns0:t>
             </ns0:r>
           </ns0:p>
         </ns0:tc>
@@ -2104,14 +2168,15 @@
             <ns0:tcW ns0:w="1043" ns0:type="pct"/>
             <ns0:vAlign ns0:val="center"/>
           </ns0:tcPr>
-          <ns0:p ns2:paraId="49586AB1" ns2:textId="77777777" ns0:rsidR="000010AB" ns0:rsidRDefault="000010AB" ns0:rsidP="00664128">
-            <ns0:r>
-              <ns0:rPr>
-                <ns0:rFonts ns0:ascii="仿宋" ns0:hAnsi="仿宋" ns0:eastAsia="仿宋" ns0:cs="仿宋"/>
-                <ns0:sz ns0:val="24"/>
-                <ns0:szCs ns0:val="24"/>
-              </ns0:rPr>
-              <ns0:t>2018.05-2018.12</ns0:t>
+          <ns0:p>
+            <ns0:pPr>
+              <ns0:spacing ns0:before="0" ns0:after="0" ns0:line="240" ns0:lineRule="auto"/>
+            </ns0:pPr>
+            <ns0:r>
+              <ns0:rPr>
+                <ns0:rFonts ns0:ascii="仿宋" ns0:hAnsi="仿宋"/>
+              </ns0:rPr>
+              <ns0:t>2001.07-2004.03</ns0:t>
             </ns0:r>
           </ns0:p>
         </ns0:tc>
@@ -2121,14 +2186,15 @@
             <ns0:gridSpan ns0:val="2"/>
             <ns0:vAlign ns0:val="center"/>
           </ns0:tcPr>
-          <ns0:p ns2:paraId="6001E044" ns2:textId="77777777" ns0:rsidR="000010AB" ns0:rsidRDefault="000010AB" ns0:rsidP="00664128">
-            <ns0:r>
-              <ns0:rPr>
-                <ns0:rFonts ns0:ascii="仿宋" ns0:hAnsi="仿宋" ns0:eastAsia="仿宋" ns0:cs="仿宋"/>
-                <ns0:sz ns0:val="24"/>
-                <ns0:szCs ns0:val="24"/>
-              </ns0:rPr>
-              <ns0:t>广发银行财务数据集市建设项目</ns0:t>
+          <ns0:p>
+            <ns0:pPr>
+              <ns0:spacing ns0:before="0" ns0:after="0" ns0:line="240" ns0:lineRule="auto"/>
+            </ns0:pPr>
+            <ns0:r>
+              <ns0:rPr>
+                <ns0:rFonts ns0:ascii="仿宋" ns0:hAnsi="仿宋"/>
+              </ns0:rPr>
+              <ns0:t>天津移动BI项目、中国移动集团MIS系统</ns0:t>
             </ns0:r>
           </ns0:p>
         </ns0:tc>
@@ -2138,14 +2204,15 @@
             <ns0:gridSpan ns0:val="2"/>
             <ns0:vAlign ns0:val="center"/>
           </ns0:tcPr>
-          <ns0:p ns2:paraId="430573FC" ns2:textId="77777777" ns0:rsidR="000010AB" ns0:rsidRDefault="000010AB" ns0:rsidP="00664128">
-            <ns0:r>
-              <ns0:rPr>
-                <ns0:rFonts ns0:ascii="仿宋" ns0:hAnsi="仿宋" ns0:eastAsia="仿宋" ns0:cs="仿宋"/>
-                <ns0:sz ns0:val="24"/>
-                <ns0:szCs ns0:val="24"/>
-              </ns0:rPr>
-              <ns0:t>业务专家/模型专家</ns0:t>
+          <ns0:p>
+            <ns0:pPr>
+              <ns0:spacing ns0:before="0" ns0:after="0" ns0:line="240" ns0:lineRule="auto"/>
+            </ns0:pPr>
+            <ns0:r>
+              <ns0:rPr>
+                <ns0:rFonts ns0:ascii="仿宋" ns0:hAnsi="仿宋"/>
+              </ns0:rPr>
+              <ns0:t>专业服务顾问</ns0:t>
             </ns0:r>
           </ns0:p>
         </ns0:tc>
@@ -2155,14 +2222,15 @@
             <ns0:gridSpan ns0:val="2"/>
             <ns0:vAlign ns0:val="center"/>
           </ns0:tcPr>
-          <ns0:p ns2:paraId="433F57DF" ns2:textId="77777777" ns0:rsidR="000010AB" ns0:rsidRDefault="000010AB" ns0:rsidP="00664128">
-            <ns0:r>
-              <ns0:rPr>
-                <ns0:rFonts ns0:ascii="仿宋" ns0:hAnsi="仿宋" ns0:eastAsia="仿宋" ns0:cs="仿宋"/>
-                <ns0:sz ns0:val="24"/>
-                <ns0:szCs ns0:val="24"/>
-              </ns0:rPr>
-              <ns0:t>参与业务需求和数据模型整体框架设计</ns0:t>
+          <ns0:p>
+            <ns0:pPr>
+              <ns0:spacing ns0:before="0" ns0:after="0" ns0:line="240" ns0:lineRule="auto"/>
+            </ns0:pPr>
+            <ns0:r>
+              <ns0:rPr>
+                <ns0:rFonts ns0:ascii="仿宋" ns0:hAnsi="仿宋"/>
+              </ns0:rPr>
+              <ns0:t>ETL开发和设计</ns0:t>
             </ns0:r>
           </ns0:p>
         </ns0:tc>
@@ -2177,14 +2245,15 @@
             <ns0:tcW ns0:w="1043" ns0:type="pct"/>
             <ns0:vAlign ns0:val="center"/>
           </ns0:tcPr>
-          <ns0:p ns2:paraId="49586AB1" ns2:textId="77777777" ns0:rsidR="000010AB" ns0:rsidRDefault="000010AB" ns0:rsidP="00664128">
-            <ns0:r>
-              <ns0:rPr>
-                <ns0:rFonts ns0:ascii="仿宋" ns0:hAnsi="仿宋" ns0:eastAsia="仿宋" ns0:cs="仿宋"/>
-                <ns0:sz ns0:val="24"/>
-                <ns0:szCs ns0:val="24"/>
-              </ns0:rPr>
-              <ns0:t>2017.12-2018.09</ns0:t>
+          <ns0:p>
+            <ns0:pPr>
+              <ns0:spacing ns0:before="0" ns0:after="0" ns0:line="240" ns0:lineRule="auto"/>
+            </ns0:pPr>
+            <ns0:r>
+              <ns0:rPr>
+                <ns0:rFonts ns0:ascii="仿宋" ns0:hAnsi="仿宋"/>
+              </ns0:rPr>
+              <ns0:t>1993.07-2001.06</ns0:t>
             </ns0:r>
           </ns0:p>
         </ns0:tc>
@@ -2194,14 +2263,15 @@
             <ns0:gridSpan ns0:val="2"/>
             <ns0:vAlign ns0:val="center"/>
           </ns0:tcPr>
-          <ns0:p ns2:paraId="6001E044" ns2:textId="77777777" ns0:rsidR="000010AB" ns0:rsidRDefault="000010AB" ns0:rsidP="00664128">
-            <ns0:r>
-              <ns0:rPr>
-                <ns0:rFonts ns0:ascii="仿宋" ns0:hAnsi="仿宋" ns0:eastAsia="仿宋" ns0:cs="仿宋"/>
-                <ns0:sz ns0:val="24"/>
-                <ns0:szCs ns0:val="24"/>
-              </ns0:rPr>
-              <ns0:t>厦门国际大数据平台建设项目</ns0:t>
+          <ns0:p>
+            <ns0:pPr>
+              <ns0:spacing ns0:before="0" ns0:after="0" ns0:line="240" ns0:lineRule="auto"/>
+            </ns0:pPr>
+            <ns0:r>
+              <ns0:rPr>
+                <ns0:rFonts ns0:ascii="仿宋" ns0:hAnsi="仿宋"/>
+              </ns0:rPr>
+              <ns0:t>建设银行核心业务系统建设</ns0:t>
             </ns0:r>
           </ns0:p>
         </ns0:tc>
@@ -2211,14 +2281,15 @@
             <ns0:gridSpan ns0:val="2"/>
             <ns0:vAlign ns0:val="center"/>
           </ns0:tcPr>
-          <ns0:p ns2:paraId="430573FC" ns2:textId="77777777" ns0:rsidR="000010AB" ns0:rsidRDefault="000010AB" ns0:rsidP="00664128">
-            <ns0:r>
-              <ns0:rPr>
-                <ns0:rFonts ns0:ascii="仿宋" ns0:hAnsi="仿宋" ns0:eastAsia="仿宋" ns0:cs="仿宋"/>
-                <ns0:sz ns0:val="24"/>
-                <ns0:szCs ns0:val="24"/>
-              </ns0:rPr>
-              <ns0:t>业务专家/模型专家</ns0:t>
+          <ns0:p>
+            <ns0:pPr>
+              <ns0:spacing ns0:before="0" ns0:after="0" ns0:line="240" ns0:lineRule="auto"/>
+            </ns0:pPr>
+            <ns0:r>
+              <ns0:rPr>
+                <ns0:rFonts ns0:ascii="仿宋" ns0:hAnsi="仿宋"/>
+              </ns0:rPr>
+              <ns0:t>工程师，经理助理</ns0:t>
             </ns0:r>
           </ns0:p>
         </ns0:tc>
@@ -2228,14 +2299,15 @@
             <ns0:gridSpan ns0:val="2"/>
             <ns0:vAlign ns0:val="center"/>
           </ns0:tcPr>
-          <ns0:p ns2:paraId="433F57DF" ns2:textId="77777777" ns0:rsidR="000010AB" ns0:rsidRDefault="000010AB" ns0:rsidP="00664128">
-            <ns0:r>
-              <ns0:rPr>
-                <ns0:rFonts ns0:ascii="仿宋" ns0:hAnsi="仿宋" ns0:eastAsia="仿宋" ns0:cs="仿宋"/>
-                <ns0:sz ns0:val="24"/>
-                <ns0:szCs ns0:val="24"/>
-              </ns0:rPr>
-              <ns0:t>参与业务需求和数据模型整体框架设计</ns0:t>
+          <ns0:p>
+            <ns0:pPr>
+              <ns0:spacing ns0:before="0" ns0:after="0" ns0:line="240" ns0:lineRule="auto"/>
+            </ns0:pPr>
+            <ns0:r>
+              <ns0:rPr>
+                <ns0:rFonts ns0:ascii="仿宋" ns0:hAnsi="仿宋"/>
+              </ns0:rPr>
+              <ns0:t>银行核心业务系统开发、运行维护</ns0:t>
             </ns0:r>
           </ns0:p>
         </ns0:tc>
@@ -2250,14 +2322,14 @@
             <ns0:tcW ns0:w="1043" ns0:type="pct"/>
             <ns0:vAlign ns0:val="center"/>
           </ns0:tcPr>
-          <ns0:p ns2:paraId="49586AB1" ns2:textId="77777777" ns0:rsidR="000010AB" ns0:rsidRDefault="000010AB" ns0:rsidP="00664128">
-            <ns0:r>
-              <ns0:rPr>
-                <ns0:rFonts ns0:ascii="仿宋" ns0:hAnsi="仿宋" ns0:eastAsia="仿宋" ns0:cs="仿宋"/>
-                <ns0:sz ns0:val="24"/>
-                <ns0:szCs ns0:val="24"/>
-              </ns0:rPr>
-              <ns0:t>2107.09-2017.10</ns0:t>
+          <ns0:p>
+            <ns0:pPr>
+              <ns0:spacing ns0:before="0" ns0:after="0" ns0:line="240" ns0:lineRule="auto"/>
+            </ns0:pPr>
+            <ns0:r>
+              <ns0:rPr>
+                <ns0:rFonts ns0:ascii="仿宋" ns0:hAnsi="仿宋"/>
+              </ns0:rPr>
             </ns0:r>
           </ns0:p>
         </ns0:tc>
@@ -2267,14 +2339,14 @@
             <ns0:gridSpan ns0:val="2"/>
             <ns0:vAlign ns0:val="center"/>
           </ns0:tcPr>
-          <ns0:p ns2:paraId="6001E044" ns2:textId="77777777" ns0:rsidR="000010AB" ns0:rsidRDefault="000010AB" ns0:rsidP="00664128">
-            <ns0:r>
-              <ns0:rPr>
-                <ns0:rFonts ns0:ascii="仿宋" ns0:hAnsi="仿宋" ns0:eastAsia="仿宋" ns0:cs="仿宋"/>
-                <ns0:sz ns0:val="24"/>
-                <ns0:szCs ns0:val="24"/>
-              </ns0:rPr>
-              <ns0:t>澳门华人银行ODS项目</ns0:t>
+          <ns0:p>
+            <ns0:pPr>
+              <ns0:spacing ns0:before="0" ns0:after="0" ns0:line="240" ns0:lineRule="auto"/>
+            </ns0:pPr>
+            <ns0:r>
+              <ns0:rPr>
+                <ns0:rFonts ns0:ascii="仿宋" ns0:hAnsi="仿宋"/>
+              </ns0:rPr>
             </ns0:r>
           </ns0:p>
         </ns0:tc>
@@ -2284,14 +2356,14 @@
             <ns0:gridSpan ns0:val="2"/>
             <ns0:vAlign ns0:val="center"/>
           </ns0:tcPr>
-          <ns0:p ns2:paraId="430573FC" ns2:textId="77777777" ns0:rsidR="000010AB" ns0:rsidRDefault="000010AB" ns0:rsidP="00664128">
-            <ns0:r>
-              <ns0:rPr>
-                <ns0:rFonts ns0:ascii="仿宋" ns0:hAnsi="仿宋" ns0:eastAsia="仿宋" ns0:cs="仿宋"/>
-                <ns0:sz ns0:val="24"/>
-                <ns0:szCs ns0:val="24"/>
-              </ns0:rPr>
-              <ns0:t>需求分析</ns0:t>
+          <ns0:p>
+            <ns0:pPr>
+              <ns0:spacing ns0:before="0" ns0:after="0" ns0:line="240" ns0:lineRule="auto"/>
+            </ns0:pPr>
+            <ns0:r>
+              <ns0:rPr>
+                <ns0:rFonts ns0:ascii="仿宋" ns0:hAnsi="仿宋"/>
+              </ns0:rPr>
             </ns0:r>
           </ns0:p>
         </ns0:tc>
@@ -2301,14 +2373,14 @@
             <ns0:gridSpan ns0:val="2"/>
             <ns0:vAlign ns0:val="center"/>
           </ns0:tcPr>
-          <ns0:p ns2:paraId="433F57DF" ns2:textId="77777777" ns0:rsidR="000010AB" ns0:rsidRDefault="000010AB" ns0:rsidP="00664128">
-            <ns0:r>
-              <ns0:rPr>
-                <ns0:rFonts ns0:ascii="仿宋" ns0:hAnsi="仿宋" ns0:eastAsia="仿宋" ns0:cs="仿宋"/>
-                <ns0:sz ns0:val="24"/>
-                <ns0:szCs ns0:val="24"/>
-              </ns0:rPr>
-              <ns0:t>银行报表业务需求分析和口径确认</ns0:t>
+          <ns0:p>
+            <ns0:pPr>
+              <ns0:spacing ns0:before="0" ns0:after="0" ns0:line="240" ns0:lineRule="auto"/>
+            </ns0:pPr>
+            <ns0:r>
+              <ns0:rPr>
+                <ns0:rFonts ns0:ascii="仿宋" ns0:hAnsi="仿宋"/>
+              </ns0:rPr>
             </ns0:r>
           </ns0:p>
         </ns0:tc>
@@ -2323,14 +2395,14 @@
             <ns0:tcW ns0:w="1043" ns0:type="pct"/>
             <ns0:vAlign ns0:val="center"/>
           </ns0:tcPr>
-          <ns0:p ns2:paraId="49586AB1" ns2:textId="77777777" ns0:rsidR="000010AB" ns0:rsidRDefault="000010AB" ns0:rsidP="00664128">
-            <ns0:r>
-              <ns0:rPr>
-                <ns0:rFonts ns0:ascii="仿宋" ns0:hAnsi="仿宋" ns0:eastAsia="仿宋" ns0:cs="仿宋"/>
-                <ns0:sz ns0:val="24"/>
-                <ns0:szCs ns0:val="24"/>
-              </ns0:rPr>
-              <ns0:t>2017.05-2017.11</ns0:t>
+          <ns0:p>
+            <ns0:pPr>
+              <ns0:spacing ns0:before="0" ns0:after="0" ns0:line="240" ns0:lineRule="auto"/>
+            </ns0:pPr>
+            <ns0:r>
+              <ns0:rPr>
+                <ns0:rFonts ns0:ascii="仿宋" ns0:hAnsi="仿宋"/>
+              </ns0:rPr>
             </ns0:r>
           </ns0:p>
         </ns0:tc>
@@ -2340,14 +2412,14 @@
             <ns0:gridSpan ns0:val="2"/>
             <ns0:vAlign ns0:val="center"/>
           </ns0:tcPr>
-          <ns0:p ns2:paraId="6001E044" ns2:textId="77777777" ns0:rsidR="000010AB" ns0:rsidRDefault="000010AB" ns0:rsidP="00664128">
-            <ns0:r>
-              <ns0:rPr>
-                <ns0:rFonts ns0:ascii="仿宋" ns0:hAnsi="仿宋" ns0:eastAsia="仿宋" ns0:cs="仿宋"/>
-                <ns0:sz ns0:val="24"/>
-                <ns0:szCs ns0:val="24"/>
-              </ns0:rPr>
-              <ns0:t>广州银行数据治理及数据平台建设项目</ns0:t>
+          <ns0:p>
+            <ns0:pPr>
+              <ns0:spacing ns0:before="0" ns0:after="0" ns0:line="240" ns0:lineRule="auto"/>
+            </ns0:pPr>
+            <ns0:r>
+              <ns0:rPr>
+                <ns0:rFonts ns0:ascii="仿宋" ns0:hAnsi="仿宋"/>
+              </ns0:rPr>
             </ns0:r>
           </ns0:p>
         </ns0:tc>
@@ -2357,14 +2429,14 @@
             <ns0:gridSpan ns0:val="2"/>
             <ns0:vAlign ns0:val="center"/>
           </ns0:tcPr>
-          <ns0:p ns2:paraId="430573FC" ns2:textId="77777777" ns0:rsidR="000010AB" ns0:rsidRDefault="000010AB" ns0:rsidP="00664128">
-            <ns0:r>
-              <ns0:rPr>
-                <ns0:rFonts ns0:ascii="仿宋" ns0:hAnsi="仿宋" ns0:eastAsia="仿宋" ns0:cs="仿宋"/>
-                <ns0:sz ns0:val="24"/>
-                <ns0:szCs ns0:val="24"/>
-              </ns0:rPr>
-              <ns0:t>业务专家</ns0:t>
+          <ns0:p>
+            <ns0:pPr>
+              <ns0:spacing ns0:before="0" ns0:after="0" ns0:line="240" ns0:lineRule="auto"/>
+            </ns0:pPr>
+            <ns0:r>
+              <ns0:rPr>
+                <ns0:rFonts ns0:ascii="仿宋" ns0:hAnsi="仿宋"/>
+              </ns0:rPr>
             </ns0:r>
           </ns0:p>
         </ns0:tc>
@@ -2374,14 +2446,14 @@
             <ns0:gridSpan ns0:val="2"/>
             <ns0:vAlign ns0:val="center"/>
           </ns0:tcPr>
-          <ns0:p ns2:paraId="433F57DF" ns2:textId="77777777" ns0:rsidR="000010AB" ns0:rsidRDefault="000010AB" ns0:rsidP="00664128">
-            <ns0:r>
-              <ns0:rPr>
-                <ns0:rFonts ns0:ascii="仿宋" ns0:hAnsi="仿宋" ns0:eastAsia="仿宋" ns0:cs="仿宋"/>
-                <ns0:sz ns0:val="24"/>
-                <ns0:szCs ns0:val="24"/>
-              </ns0:rPr>
-              <ns0:t>负责业务需求和数据模型整体框架设计</ns0:t>
+          <ns0:p>
+            <ns0:pPr>
+              <ns0:spacing ns0:before="0" ns0:after="0" ns0:line="240" ns0:lineRule="auto"/>
+            </ns0:pPr>
+            <ns0:r>
+              <ns0:rPr>
+                <ns0:rFonts ns0:ascii="仿宋" ns0:hAnsi="仿宋"/>
+              </ns0:rPr>
             </ns0:r>
           </ns0:p>
         </ns0:tc>
@@ -2396,14 +2468,14 @@
             <ns0:tcW ns0:w="1043" ns0:type="pct"/>
             <ns0:vAlign ns0:val="center"/>
           </ns0:tcPr>
-          <ns0:p ns2:paraId="49586AB1" ns2:textId="77777777" ns0:rsidR="000010AB" ns0:rsidRDefault="000010AB" ns0:rsidP="00664128">
-            <ns0:r>
-              <ns0:rPr>
-                <ns0:rFonts ns0:ascii="仿宋" ns0:hAnsi="仿宋" ns0:eastAsia="仿宋" ns0:cs="仿宋"/>
-                <ns0:sz ns0:val="24"/>
-                <ns0:szCs ns0:val="24"/>
-              </ns0:rPr>
-              <ns0:t>2017.03-2017.05</ns0:t>
+          <ns0:p>
+            <ns0:pPr>
+              <ns0:spacing ns0:before="0" ns0:after="0" ns0:line="240" ns0:lineRule="auto"/>
+            </ns0:pPr>
+            <ns0:r>
+              <ns0:rPr>
+                <ns0:rFonts ns0:ascii="仿宋" ns0:hAnsi="仿宋"/>
+              </ns0:rPr>
             </ns0:r>
           </ns0:p>
         </ns0:tc>
@@ -2413,14 +2485,14 @@
             <ns0:gridSpan ns0:val="2"/>
             <ns0:vAlign ns0:val="center"/>
           </ns0:tcPr>
-          <ns0:p ns2:paraId="6001E044" ns2:textId="77777777" ns0:rsidR="000010AB" ns0:rsidRDefault="000010AB" ns0:rsidP="00664128">
-            <ns0:r>
-              <ns0:rPr>
-                <ns0:rFonts ns0:ascii="仿宋" ns0:hAnsi="仿宋" ns0:eastAsia="仿宋" ns0:cs="仿宋"/>
-                <ns0:sz ns0:val="24"/>
-                <ns0:szCs ns0:val="24"/>
-              </ns0:rPr>
-              <ns0:t>东莞农商数据仓库及大数据应用项目</ns0:t>
+          <ns0:p>
+            <ns0:pPr>
+              <ns0:spacing ns0:before="0" ns0:after="0" ns0:line="240" ns0:lineRule="auto"/>
+            </ns0:pPr>
+            <ns0:r>
+              <ns0:rPr>
+                <ns0:rFonts ns0:ascii="仿宋" ns0:hAnsi="仿宋"/>
+              </ns0:rPr>
             </ns0:r>
           </ns0:p>
         </ns0:tc>
@@ -2430,14 +2502,14 @@
             <ns0:gridSpan ns0:val="2"/>
             <ns0:vAlign ns0:val="center"/>
           </ns0:tcPr>
-          <ns0:p ns2:paraId="430573FC" ns2:textId="77777777" ns0:rsidR="000010AB" ns0:rsidRDefault="000010AB" ns0:rsidP="00664128">
-            <ns0:r>
-              <ns0:rPr>
-                <ns0:rFonts ns0:ascii="仿宋" ns0:hAnsi="仿宋" ns0:eastAsia="仿宋" ns0:cs="仿宋"/>
-                <ns0:sz ns0:val="24"/>
-                <ns0:szCs ns0:val="24"/>
-              </ns0:rPr>
-              <ns0:t>模型专家</ns0:t>
+          <ns0:p>
+            <ns0:pPr>
+              <ns0:spacing ns0:before="0" ns0:after="0" ns0:line="240" ns0:lineRule="auto"/>
+            </ns0:pPr>
+            <ns0:r>
+              <ns0:rPr>
+                <ns0:rFonts ns0:ascii="仿宋" ns0:hAnsi="仿宋"/>
+              </ns0:rPr>
             </ns0:r>
           </ns0:p>
         </ns0:tc>
@@ -2447,14 +2519,14 @@
             <ns0:gridSpan ns0:val="2"/>
             <ns0:vAlign ns0:val="center"/>
           </ns0:tcPr>
-          <ns0:p ns2:paraId="433F57DF" ns2:textId="77777777" ns0:rsidR="000010AB" ns0:rsidRDefault="000010AB" ns0:rsidP="00664128">
-            <ns0:r>
-              <ns0:rPr>
-                <ns0:rFonts ns0:ascii="仿宋" ns0:hAnsi="仿宋" ns0:eastAsia="仿宋" ns0:cs="仿宋"/>
-                <ns0:sz ns0:val="24"/>
-                <ns0:szCs ns0:val="24"/>
-              </ns0:rPr>
-              <ns0:t>东莞农商数据仓库模型优化咨询</ns0:t>
+          <ns0:p>
+            <ns0:pPr>
+              <ns0:spacing ns0:before="0" ns0:after="0" ns0:line="240" ns0:lineRule="auto"/>
+            </ns0:pPr>
+            <ns0:r>
+              <ns0:rPr>
+                <ns0:rFonts ns0:ascii="仿宋" ns0:hAnsi="仿宋"/>
+              </ns0:rPr>
             </ns0:r>
           </ns0:p>
         </ns0:tc>
@@ -2469,14 +2541,14 @@
             <ns0:tcW ns0:w="1043" ns0:type="pct"/>
             <ns0:vAlign ns0:val="center"/>
           </ns0:tcPr>
-          <ns0:p ns2:paraId="49586AB1" ns2:textId="77777777" ns0:rsidR="000010AB" ns0:rsidRDefault="000010AB" ns0:rsidP="00664128">
-            <ns0:r>
-              <ns0:rPr>
-                <ns0:rFonts ns0:ascii="仿宋" ns0:hAnsi="仿宋" ns0:eastAsia="仿宋" ns0:cs="仿宋"/>
-                <ns0:sz ns0:val="24"/>
-                <ns0:szCs ns0:val="24"/>
-              </ns0:rPr>
-              <ns0:t>2016.11-2017.02</ns0:t>
+          <ns0:p>
+            <ns0:pPr>
+              <ns0:spacing ns0:before="0" ns0:after="0" ns0:line="240" ns0:lineRule="auto"/>
+            </ns0:pPr>
+            <ns0:r>
+              <ns0:rPr>
+                <ns0:rFonts ns0:ascii="仿宋" ns0:hAnsi="仿宋"/>
+              </ns0:rPr>
             </ns0:r>
           </ns0:p>
         </ns0:tc>
@@ -2486,14 +2558,14 @@
             <ns0:gridSpan ns0:val="2"/>
             <ns0:vAlign ns0:val="center"/>
           </ns0:tcPr>
-          <ns0:p ns2:paraId="6001E044" ns2:textId="77777777" ns0:rsidR="000010AB" ns0:rsidRDefault="000010AB" ns0:rsidP="00664128">
-            <ns0:r>
-              <ns0:rPr>
-                <ns0:rFonts ns0:ascii="仿宋" ns0:hAnsi="仿宋" ns0:eastAsia="仿宋" ns0:cs="仿宋"/>
-                <ns0:sz ns0:val="24"/>
-                <ns0:szCs ns0:val="24"/>
-              </ns0:rPr>
-              <ns0:t>新网银行大数据平台建设项目</ns0:t>
+          <ns0:p>
+            <ns0:pPr>
+              <ns0:spacing ns0:before="0" ns0:after="0" ns0:line="240" ns0:lineRule="auto"/>
+            </ns0:pPr>
+            <ns0:r>
+              <ns0:rPr>
+                <ns0:rFonts ns0:ascii="仿宋" ns0:hAnsi="仿宋"/>
+              </ns0:rPr>
             </ns0:r>
           </ns0:p>
         </ns0:tc>
@@ -2503,14 +2575,14 @@
             <ns0:gridSpan ns0:val="2"/>
             <ns0:vAlign ns0:val="center"/>
           </ns0:tcPr>
-          <ns0:p ns2:paraId="430573FC" ns2:textId="77777777" ns0:rsidR="000010AB" ns0:rsidRDefault="000010AB" ns0:rsidP="00664128">
-            <ns0:r>
-              <ns0:rPr>
-                <ns0:rFonts ns0:ascii="仿宋" ns0:hAnsi="仿宋" ns0:eastAsia="仿宋" ns0:cs="仿宋"/>
-                <ns0:sz ns0:val="24"/>
-                <ns0:szCs ns0:val="24"/>
-              </ns0:rPr>
-              <ns0:t>模型专家</ns0:t>
+          <ns0:p>
+            <ns0:pPr>
+              <ns0:spacing ns0:before="0" ns0:after="0" ns0:line="240" ns0:lineRule="auto"/>
+            </ns0:pPr>
+            <ns0:r>
+              <ns0:rPr>
+                <ns0:rFonts ns0:ascii="仿宋" ns0:hAnsi="仿宋"/>
+              </ns0:rPr>
             </ns0:r>
           </ns0:p>
         </ns0:tc>
@@ -2520,14 +2592,14 @@
             <ns0:gridSpan ns0:val="2"/>
             <ns0:vAlign ns0:val="center"/>
           </ns0:tcPr>
-          <ns0:p ns2:paraId="433F57DF" ns2:textId="77777777" ns0:rsidR="000010AB" ns0:rsidRDefault="000010AB" ns0:rsidP="00664128">
-            <ns0:r>
-              <ns0:rPr>
-                <ns0:rFonts ns0:ascii="仿宋" ns0:hAnsi="仿宋" ns0:eastAsia="仿宋" ns0:cs="仿宋"/>
-                <ns0:sz ns0:val="24"/>
-                <ns0:szCs ns0:val="24"/>
-              </ns0:rPr>
-              <ns0:t>负者希望银行大数据平台模型总体架构规划，设计</ns0:t>
+          <ns0:p>
+            <ns0:pPr>
+              <ns0:spacing ns0:before="0" ns0:after="0" ns0:line="240" ns0:lineRule="auto"/>
+            </ns0:pPr>
+            <ns0:r>
+              <ns0:rPr>
+                <ns0:rFonts ns0:ascii="仿宋" ns0:hAnsi="仿宋"/>
+              </ns0:rPr>
             </ns0:r>
           </ns0:p>
         </ns0:tc>
@@ -2542,14 +2614,14 @@
             <ns0:tcW ns0:w="1043" ns0:type="pct"/>
             <ns0:vAlign ns0:val="center"/>
           </ns0:tcPr>
-          <ns0:p ns2:paraId="49586AB1" ns2:textId="77777777" ns0:rsidR="000010AB" ns0:rsidRDefault="000010AB" ns0:rsidP="00664128">
-            <ns0:r>
-              <ns0:rPr>
-                <ns0:rFonts ns0:ascii="仿宋" ns0:hAnsi="仿宋" ns0:eastAsia="仿宋" ns0:cs="仿宋"/>
-                <ns0:sz ns0:val="24"/>
-                <ns0:szCs ns0:val="24"/>
-              </ns0:rPr>
-              <ns0:t>2016.07-2016.10</ns0:t>
+          <ns0:p>
+            <ns0:pPr>
+              <ns0:spacing ns0:before="0" ns0:after="0" ns0:line="240" ns0:lineRule="auto"/>
+            </ns0:pPr>
+            <ns0:r>
+              <ns0:rPr>
+                <ns0:rFonts ns0:ascii="仿宋" ns0:hAnsi="仿宋"/>
+              </ns0:rPr>
             </ns0:r>
           </ns0:p>
         </ns0:tc>
@@ -2559,14 +2631,14 @@
             <ns0:gridSpan ns0:val="2"/>
             <ns0:vAlign ns0:val="center"/>
           </ns0:tcPr>
-          <ns0:p ns2:paraId="6001E044" ns2:textId="77777777" ns0:rsidR="000010AB" ns0:rsidRDefault="000010AB" ns0:rsidP="00664128">
-            <ns0:r>
-              <ns0:rPr>
-                <ns0:rFonts ns0:ascii="仿宋" ns0:hAnsi="仿宋" ns0:eastAsia="仿宋" ns0:cs="仿宋"/>
-                <ns0:sz ns0:val="24"/>
-                <ns0:szCs ns0:val="24"/>
-              </ns0:rPr>
-              <ns0:t>广州证券商业智能(BI)建设项目</ns0:t>
+          <ns0:p>
+            <ns0:pPr>
+              <ns0:spacing ns0:before="0" ns0:after="0" ns0:line="240" ns0:lineRule="auto"/>
+            </ns0:pPr>
+            <ns0:r>
+              <ns0:rPr>
+                <ns0:rFonts ns0:ascii="仿宋" ns0:hAnsi="仿宋"/>
+              </ns0:rPr>
             </ns0:r>
           </ns0:p>
         </ns0:tc>
@@ -2576,14 +2648,14 @@
             <ns0:gridSpan ns0:val="2"/>
             <ns0:vAlign ns0:val="center"/>
           </ns0:tcPr>
-          <ns0:p ns2:paraId="430573FC" ns2:textId="77777777" ns0:rsidR="000010AB" ns0:rsidRDefault="000010AB" ns0:rsidP="00664128">
-            <ns0:r>
-              <ns0:rPr>
-                <ns0:rFonts ns0:ascii="仿宋" ns0:hAnsi="仿宋" ns0:eastAsia="仿宋" ns0:cs="仿宋"/>
-                <ns0:sz ns0:val="24"/>
-                <ns0:szCs ns0:val="24"/>
-              </ns0:rPr>
-              <ns0:t>模型专家</ns0:t>
+          <ns0:p>
+            <ns0:pPr>
+              <ns0:spacing ns0:before="0" ns0:after="0" ns0:line="240" ns0:lineRule="auto"/>
+            </ns0:pPr>
+            <ns0:r>
+              <ns0:rPr>
+                <ns0:rFonts ns0:ascii="仿宋" ns0:hAnsi="仿宋"/>
+              </ns0:rPr>
             </ns0:r>
           </ns0:p>
         </ns0:tc>
@@ -2593,14 +2665,14 @@
             <ns0:gridSpan ns0:val="2"/>
             <ns0:vAlign ns0:val="center"/>
           </ns0:tcPr>
-          <ns0:p ns2:paraId="433F57DF" ns2:textId="77777777" ns0:rsidR="000010AB" ns0:rsidRDefault="000010AB" ns0:rsidP="00664128">
-            <ns0:r>
-              <ns0:rPr>
-                <ns0:rFonts ns0:ascii="仿宋" ns0:hAnsi="仿宋" ns0:eastAsia="仿宋" ns0:cs="仿宋"/>
-                <ns0:sz ns0:val="24"/>
-                <ns0:szCs ns0:val="24"/>
-              </ns0:rPr>
-              <ns0:t>负者广州证券商业智能项目基础层和共性加工层模型设计</ns0:t>
+          <ns0:p>
+            <ns0:pPr>
+              <ns0:spacing ns0:before="0" ns0:after="0" ns0:line="240" ns0:lineRule="auto"/>
+            </ns0:pPr>
+            <ns0:r>
+              <ns0:rPr>
+                <ns0:rFonts ns0:ascii="仿宋" ns0:hAnsi="仿宋"/>
+              </ns0:rPr>
             </ns0:r>
           </ns0:p>
         </ns0:tc>
@@ -2615,14 +2687,14 @@
             <ns0:tcW ns0:w="1043" ns0:type="pct"/>
             <ns0:vAlign ns0:val="center"/>
           </ns0:tcPr>
-          <ns0:p ns2:paraId="49586AB1" ns2:textId="77777777" ns0:rsidR="000010AB" ns0:rsidRDefault="000010AB" ns0:rsidP="00664128">
-            <ns0:r>
-              <ns0:rPr>
-                <ns0:rFonts ns0:ascii="仿宋" ns0:hAnsi="仿宋" ns0:eastAsia="仿宋" ns0:cs="仿宋"/>
-                <ns0:sz ns0:val="24"/>
-                <ns0:szCs ns0:val="24"/>
-              </ns0:rPr>
-              <ns0:t>2015.05-2015.06</ns0:t>
+          <ns0:p>
+            <ns0:pPr>
+              <ns0:spacing ns0:before="0" ns0:after="0" ns0:line="240" ns0:lineRule="auto"/>
+            </ns0:pPr>
+            <ns0:r>
+              <ns0:rPr>
+                <ns0:rFonts ns0:ascii="仿宋" ns0:hAnsi="仿宋"/>
+              </ns0:rPr>
             </ns0:r>
           </ns0:p>
         </ns0:tc>
@@ -2632,14 +2704,14 @@
             <ns0:gridSpan ns0:val="2"/>
             <ns0:vAlign ns0:val="center"/>
           </ns0:tcPr>
-          <ns0:p ns2:paraId="6001E044" ns2:textId="77777777" ns0:rsidR="000010AB" ns0:rsidRDefault="000010AB" ns0:rsidP="00664128">
-            <ns0:r>
-              <ns0:rPr>
-                <ns0:rFonts ns0:ascii="仿宋" ns0:hAnsi="仿宋" ns0:eastAsia="仿宋" ns0:cs="仿宋"/>
-                <ns0:sz ns0:val="24"/>
-                <ns0:szCs ns0:val="24"/>
-              </ns0:rPr>
-              <ns0:t>平安银行票据数据集市项目</ns0:t>
+          <ns0:p>
+            <ns0:pPr>
+              <ns0:spacing ns0:before="0" ns0:after="0" ns0:line="240" ns0:lineRule="auto"/>
+            </ns0:pPr>
+            <ns0:r>
+              <ns0:rPr>
+                <ns0:rFonts ns0:ascii="仿宋" ns0:hAnsi="仿宋"/>
+              </ns0:rPr>
             </ns0:r>
           </ns0:p>
         </ns0:tc>
@@ -2649,14 +2721,14 @@
             <ns0:gridSpan ns0:val="2"/>
             <ns0:vAlign ns0:val="center"/>
           </ns0:tcPr>
-          <ns0:p ns2:paraId="430573FC" ns2:textId="77777777" ns0:rsidR="000010AB" ns0:rsidRDefault="000010AB" ns0:rsidP="00664128">
-            <ns0:r>
-              <ns0:rPr>
-                <ns0:rFonts ns0:ascii="仿宋" ns0:hAnsi="仿宋" ns0:eastAsia="仿宋" ns0:cs="仿宋"/>
-                <ns0:sz ns0:val="24"/>
-                <ns0:szCs ns0:val="24"/>
-              </ns0:rPr>
-              <ns0:t>需求分析</ns0:t>
+          <ns0:p>
+            <ns0:pPr>
+              <ns0:spacing ns0:before="0" ns0:after="0" ns0:line="240" ns0:lineRule="auto"/>
+            </ns0:pPr>
+            <ns0:r>
+              <ns0:rPr>
+                <ns0:rFonts ns0:ascii="仿宋" ns0:hAnsi="仿宋"/>
+              </ns0:rPr>
             </ns0:r>
           </ns0:p>
         </ns0:tc>
@@ -2666,14 +2738,14 @@
             <ns0:gridSpan ns0:val="2"/>
             <ns0:vAlign ns0:val="center"/>
           </ns0:tcPr>
-          <ns0:p ns2:paraId="433F57DF" ns2:textId="77777777" ns0:rsidR="000010AB" ns0:rsidRDefault="000010AB" ns0:rsidP="00664128">
-            <ns0:r>
-              <ns0:rPr>
-                <ns0:rFonts ns0:ascii="仿宋" ns0:hAnsi="仿宋" ns0:eastAsia="仿宋" ns0:cs="仿宋"/>
-                <ns0:sz ns0:val="24"/>
-                <ns0:szCs ns0:val="24"/>
-              </ns0:rPr>
-              <ns0:t>票据集市咨询及需求梳理</ns0:t>
+          <ns0:p>
+            <ns0:pPr>
+              <ns0:spacing ns0:before="0" ns0:after="0" ns0:line="240" ns0:lineRule="auto"/>
+            </ns0:pPr>
+            <ns0:r>
+              <ns0:rPr>
+                <ns0:rFonts ns0:ascii="仿宋" ns0:hAnsi="仿宋"/>
+              </ns0:rPr>
             </ns0:r>
           </ns0:p>
         </ns0:tc>
@@ -2688,14 +2760,14 @@
             <ns0:tcW ns0:w="1043" ns0:type="pct"/>
             <ns0:vAlign ns0:val="center"/>
           </ns0:tcPr>
-          <ns0:p ns2:paraId="49586AB1" ns2:textId="77777777" ns0:rsidR="000010AB" ns0:rsidRDefault="000010AB" ns0:rsidP="00664128">
-            <ns0:r>
-              <ns0:rPr>
-                <ns0:rFonts ns0:ascii="仿宋" ns0:hAnsi="仿宋" ns0:eastAsia="仿宋" ns0:cs="仿宋"/>
-                <ns0:sz ns0:val="24"/>
-                <ns0:szCs ns0:val="24"/>
-              </ns0:rPr>
-              <ns0:t>2015.11-2016.03</ns0:t>
+          <ns0:p>
+            <ns0:pPr>
+              <ns0:spacing ns0:before="0" ns0:after="0" ns0:line="240" ns0:lineRule="auto"/>
+            </ns0:pPr>
+            <ns0:r>
+              <ns0:rPr>
+                <ns0:rFonts ns0:ascii="仿宋" ns0:hAnsi="仿宋"/>
+              </ns0:rPr>
             </ns0:r>
           </ns0:p>
         </ns0:tc>
@@ -2705,14 +2777,14 @@
             <ns0:gridSpan ns0:val="2"/>
             <ns0:vAlign ns0:val="center"/>
           </ns0:tcPr>
-          <ns0:p ns2:paraId="6001E044" ns2:textId="77777777" ns0:rsidR="000010AB" ns0:rsidRDefault="000010AB" ns0:rsidP="00664128">
-            <ns0:r>
-              <ns0:rPr>
-                <ns0:rFonts ns0:ascii="仿宋" ns0:hAnsi="仿宋" ns0:eastAsia="仿宋" ns0:cs="仿宋"/>
-                <ns0:sz ns0:val="24"/>
-                <ns0:szCs ns0:val="24"/>
-              </ns0:rPr>
-              <ns0:t>广州农商风险数据集市项目</ns0:t>
+          <ns0:p>
+            <ns0:pPr>
+              <ns0:spacing ns0:before="0" ns0:after="0" ns0:line="240" ns0:lineRule="auto"/>
+            </ns0:pPr>
+            <ns0:r>
+              <ns0:rPr>
+                <ns0:rFonts ns0:ascii="仿宋" ns0:hAnsi="仿宋"/>
+              </ns0:rPr>
             </ns0:r>
           </ns0:p>
         </ns0:tc>
@@ -2722,14 +2794,14 @@
             <ns0:gridSpan ns0:val="2"/>
             <ns0:vAlign ns0:val="center"/>
           </ns0:tcPr>
-          <ns0:p ns2:paraId="430573FC" ns2:textId="77777777" ns0:rsidR="000010AB" ns0:rsidRDefault="000010AB" ns0:rsidP="00664128">
-            <ns0:r>
-              <ns0:rPr>
-                <ns0:rFonts ns0:ascii="仿宋" ns0:hAnsi="仿宋" ns0:eastAsia="仿宋" ns0:cs="仿宋"/>
-                <ns0:sz ns0:val="24"/>
-                <ns0:szCs ns0:val="24"/>
-              </ns0:rPr>
-              <ns0:t>项目总监</ns0:t>
+          <ns0:p>
+            <ns0:pPr>
+              <ns0:spacing ns0:before="0" ns0:after="0" ns0:line="240" ns0:lineRule="auto"/>
+            </ns0:pPr>
+            <ns0:r>
+              <ns0:rPr>
+                <ns0:rFonts ns0:ascii="仿宋" ns0:hAnsi="仿宋"/>
+              </ns0:rPr>
             </ns0:r>
           </ns0:p>
         </ns0:tc>
@@ -2739,14 +2811,14 @@
             <ns0:gridSpan ns0:val="2"/>
             <ns0:vAlign ns0:val="center"/>
           </ns0:tcPr>
-          <ns0:p ns2:paraId="433F57DF" ns2:textId="77777777" ns0:rsidR="000010AB" ns0:rsidRDefault="000010AB" ns0:rsidP="00664128">
-            <ns0:r>
-              <ns0:rPr>
-                <ns0:rFonts ns0:ascii="仿宋" ns0:hAnsi="仿宋" ns0:eastAsia="仿宋" ns0:cs="仿宋"/>
-                <ns0:sz ns0:val="24"/>
-                <ns0:szCs ns0:val="24"/>
-              </ns0:rPr>
-              <ns0:t>负责风险数据集市模型框架设计</ns0:t>
+          <ns0:p>
+            <ns0:pPr>
+              <ns0:spacing ns0:before="0" ns0:after="0" ns0:line="240" ns0:lineRule="auto"/>
+            </ns0:pPr>
+            <ns0:r>
+              <ns0:rPr>
+                <ns0:rFonts ns0:ascii="仿宋" ns0:hAnsi="仿宋"/>
+              </ns0:rPr>
             </ns0:r>
           </ns0:p>
         </ns0:tc>
@@ -2761,14 +2833,14 @@
             <ns0:tcW ns0:w="1043" ns0:type="pct"/>
             <ns0:vAlign ns0:val="center"/>
           </ns0:tcPr>
-          <ns0:p ns2:paraId="49586AB1" ns2:textId="77777777" ns0:rsidR="000010AB" ns0:rsidRDefault="000010AB" ns0:rsidP="00664128">
-            <ns0:r>
-              <ns0:rPr>
-                <ns0:rFonts ns0:ascii="仿宋" ns0:hAnsi="仿宋" ns0:eastAsia="仿宋" ns0:cs="仿宋"/>
-                <ns0:sz ns0:val="24"/>
-                <ns0:szCs ns0:val="24"/>
-              </ns0:rPr>
-              <ns0:t>2015.08-2015.09</ns0:t>
+          <ns0:p>
+            <ns0:pPr>
+              <ns0:spacing ns0:before="0" ns0:after="0" ns0:line="240" ns0:lineRule="auto"/>
+            </ns0:pPr>
+            <ns0:r>
+              <ns0:rPr>
+                <ns0:rFonts ns0:ascii="仿宋" ns0:hAnsi="仿宋"/>
+              </ns0:rPr>
             </ns0:r>
           </ns0:p>
         </ns0:tc>
@@ -2778,14 +2850,14 @@
             <ns0:gridSpan ns0:val="2"/>
             <ns0:vAlign ns0:val="center"/>
           </ns0:tcPr>
-          <ns0:p ns2:paraId="6001E044" ns2:textId="77777777" ns0:rsidR="000010AB" ns0:rsidRDefault="000010AB" ns0:rsidP="00664128">
-            <ns0:r>
-              <ns0:rPr>
-                <ns0:rFonts ns0:ascii="仿宋" ns0:hAnsi="仿宋" ns0:eastAsia="仿宋" ns0:cs="仿宋"/>
-                <ns0:sz ns0:val="24"/>
-                <ns0:szCs ns0:val="24"/>
-              </ns0:rPr>
-              <ns0:t>东莞农商数据仓库及大数据应用项目</ns0:t>
+          <ns0:p>
+            <ns0:pPr>
+              <ns0:spacing ns0:before="0" ns0:after="0" ns0:line="240" ns0:lineRule="auto"/>
+            </ns0:pPr>
+            <ns0:r>
+              <ns0:rPr>
+                <ns0:rFonts ns0:ascii="仿宋" ns0:hAnsi="仿宋"/>
+              </ns0:rPr>
             </ns0:r>
           </ns0:p>
         </ns0:tc>
@@ -2795,14 +2867,14 @@
             <ns0:gridSpan ns0:val="2"/>
             <ns0:vAlign ns0:val="center"/>
           </ns0:tcPr>
-          <ns0:p ns2:paraId="430573FC" ns2:textId="77777777" ns0:rsidR="000010AB" ns0:rsidRDefault="000010AB" ns0:rsidP="00664128">
-            <ns0:r>
-              <ns0:rPr>
-                <ns0:rFonts ns0:ascii="仿宋" ns0:hAnsi="仿宋" ns0:eastAsia="仿宋" ns0:cs="仿宋"/>
-                <ns0:sz ns0:val="24"/>
-                <ns0:szCs ns0:val="24"/>
-              </ns0:rPr>
-              <ns0:t>需求分析</ns0:t>
+          <ns0:p>
+            <ns0:pPr>
+              <ns0:spacing ns0:before="0" ns0:after="0" ns0:line="240" ns0:lineRule="auto"/>
+            </ns0:pPr>
+            <ns0:r>
+              <ns0:rPr>
+                <ns0:rFonts ns0:ascii="仿宋" ns0:hAnsi="仿宋"/>
+              </ns0:rPr>
             </ns0:r>
           </ns0:p>
         </ns0:tc>
@@ -2812,14 +2884,14 @@
             <ns0:gridSpan ns0:val="2"/>
             <ns0:vAlign ns0:val="center"/>
           </ns0:tcPr>
-          <ns0:p ns2:paraId="433F57DF" ns2:textId="77777777" ns0:rsidR="000010AB" ns0:rsidRDefault="000010AB" ns0:rsidP="00664128">
-            <ns0:r>
-              <ns0:rPr>
-                <ns0:rFonts ns0:ascii="仿宋" ns0:hAnsi="仿宋" ns0:eastAsia="仿宋" ns0:cs="仿宋"/>
-                <ns0:sz ns0:val="24"/>
-                <ns0:szCs ns0:val="24"/>
-              </ns0:rPr>
-              <ns0:t>负者核心、信贷等源系统调研。</ns0:t>
+          <ns0:p>
+            <ns0:pPr>
+              <ns0:spacing ns0:before="0" ns0:after="0" ns0:line="240" ns0:lineRule="auto"/>
+            </ns0:pPr>
+            <ns0:r>
+              <ns0:rPr>
+                <ns0:rFonts ns0:ascii="仿宋" ns0:hAnsi="仿宋"/>
+              </ns0:rPr>
             </ns0:r>
           </ns0:p>
         </ns0:tc>
@@ -2834,14 +2906,14 @@
             <ns0:tcW ns0:w="1043" ns0:type="pct"/>
             <ns0:vAlign ns0:val="center"/>
           </ns0:tcPr>
-          <ns0:p ns2:paraId="49586AB1" ns2:textId="77777777" ns0:rsidR="000010AB" ns0:rsidRDefault="000010AB" ns0:rsidP="00664128">
-            <ns0:r>
-              <ns0:rPr>
-                <ns0:rFonts ns0:ascii="仿宋" ns0:hAnsi="仿宋" ns0:eastAsia="仿宋" ns0:cs="仿宋"/>
-                <ns0:sz ns0:val="24"/>
-                <ns0:szCs ns0:val="24"/>
-              </ns0:rPr>
-              <ns0:t>2014.03-2015.07</ns0:t>
+          <ns0:p>
+            <ns0:pPr>
+              <ns0:spacing ns0:before="0" ns0:after="0" ns0:line="240" ns0:lineRule="auto"/>
+            </ns0:pPr>
+            <ns0:r>
+              <ns0:rPr>
+                <ns0:rFonts ns0:ascii="仿宋" ns0:hAnsi="仿宋"/>
+              </ns0:rPr>
             </ns0:r>
           </ns0:p>
         </ns0:tc>
@@ -2851,14 +2923,14 @@
             <ns0:gridSpan ns0:val="2"/>
             <ns0:vAlign ns0:val="center"/>
           </ns0:tcPr>
-          <ns0:p ns2:paraId="6001E044" ns2:textId="77777777" ns0:rsidR="000010AB" ns0:rsidRDefault="000010AB" ns0:rsidP="00664128">
-            <ns0:r>
-              <ns0:rPr>
-                <ns0:rFonts ns0:ascii="仿宋" ns0:hAnsi="仿宋" ns0:eastAsia="仿宋" ns0:cs="仿宋"/>
-                <ns0:sz ns0:val="24"/>
-                <ns0:szCs ns0:val="24"/>
-              </ns0:rPr>
-              <ns0:t>广发银行数据仓库三期</ns0:t>
+          <ns0:p>
+            <ns0:pPr>
+              <ns0:spacing ns0:before="0" ns0:after="0" ns0:line="240" ns0:lineRule="auto"/>
+            </ns0:pPr>
+            <ns0:r>
+              <ns0:rPr>
+                <ns0:rFonts ns0:ascii="仿宋" ns0:hAnsi="仿宋"/>
+              </ns0:rPr>
             </ns0:r>
           </ns0:p>
         </ns0:tc>
@@ -2868,14 +2940,14 @@
             <ns0:gridSpan ns0:val="2"/>
             <ns0:vAlign ns0:val="center"/>
           </ns0:tcPr>
-          <ns0:p ns2:paraId="430573FC" ns2:textId="77777777" ns0:rsidR="000010AB" ns0:rsidRDefault="000010AB" ns0:rsidP="00664128">
-            <ns0:r>
-              <ns0:rPr>
-                <ns0:rFonts ns0:ascii="仿宋" ns0:hAnsi="仿宋" ns0:eastAsia="仿宋" ns0:cs="仿宋"/>
-                <ns0:sz ns0:val="24"/>
-                <ns0:szCs ns0:val="24"/>
-              </ns0:rPr>
-              <ns0:t>应用模型组Lead</ns0:t>
+          <ns0:p>
+            <ns0:pPr>
+              <ns0:spacing ns0:before="0" ns0:after="0" ns0:line="240" ns0:lineRule="auto"/>
+            </ns0:pPr>
+            <ns0:r>
+              <ns0:rPr>
+                <ns0:rFonts ns0:ascii="仿宋" ns0:hAnsi="仿宋"/>
+              </ns0:rPr>
             </ns0:r>
           </ns0:p>
         </ns0:tc>
@@ -2885,14 +2957,14 @@
             <ns0:gridSpan ns0:val="2"/>
             <ns0:vAlign ns0:val="center"/>
           </ns0:tcPr>
-          <ns0:p ns2:paraId="433F57DF" ns2:textId="77777777" ns0:rsidR="000010AB" ns0:rsidRDefault="000010AB" ns0:rsidP="00664128">
-            <ns0:r>
-              <ns0:rPr>
-                <ns0:rFonts ns0:ascii="仿宋" ns0:hAnsi="仿宋" ns0:eastAsia="仿宋" ns0:cs="仿宋"/>
-                <ns0:sz ns0:val="24"/>
-                <ns0:szCs ns0:val="24"/>
-              </ns0:rPr>
-              <ns0:t>共性加工层和应用模型层的模型设计和小组管理</ns0:t>
+          <ns0:p>
+            <ns0:pPr>
+              <ns0:spacing ns0:before="0" ns0:after="0" ns0:line="240" ns0:lineRule="auto"/>
+            </ns0:pPr>
+            <ns0:r>
+              <ns0:rPr>
+                <ns0:rFonts ns0:ascii="仿宋" ns0:hAnsi="仿宋"/>
+              </ns0:rPr>
             </ns0:r>
           </ns0:p>
         </ns0:tc>
@@ -2907,14 +2979,14 @@
             <ns0:tcW ns0:w="1043" ns0:type="pct"/>
             <ns0:vAlign ns0:val="center"/>
           </ns0:tcPr>
-          <ns0:p ns2:paraId="49586AB1" ns2:textId="77777777" ns0:rsidR="000010AB" ns0:rsidRDefault="000010AB" ns0:rsidP="00664128">
-            <ns0:r>
-              <ns0:rPr>
-                <ns0:rFonts ns0:ascii="仿宋" ns0:hAnsi="仿宋" ns0:eastAsia="仿宋" ns0:cs="仿宋"/>
-                <ns0:sz ns0:val="24"/>
-                <ns0:szCs ns0:val="24"/>
-              </ns0:rPr>
-              <ns0:t>2013.10-2014.02</ns0:t>
+          <ns0:p>
+            <ns0:pPr>
+              <ns0:spacing ns0:before="0" ns0:after="0" ns0:line="240" ns0:lineRule="auto"/>
+            </ns0:pPr>
+            <ns0:r>
+              <ns0:rPr>
+                <ns0:rFonts ns0:ascii="仿宋" ns0:hAnsi="仿宋"/>
+              </ns0:rPr>
             </ns0:r>
           </ns0:p>
         </ns0:tc>
@@ -2924,14 +2996,14 @@
             <ns0:gridSpan ns0:val="2"/>
             <ns0:vAlign ns0:val="center"/>
           </ns0:tcPr>
-          <ns0:p ns2:paraId="6001E044" ns2:textId="77777777" ns0:rsidR="000010AB" ns0:rsidRDefault="000010AB" ns0:rsidP="00664128">
-            <ns0:r>
-              <ns0:rPr>
-                <ns0:rFonts ns0:ascii="仿宋" ns0:hAnsi="仿宋" ns0:eastAsia="仿宋" ns0:cs="仿宋"/>
-                <ns0:sz ns0:val="24"/>
-                <ns0:szCs ns0:val="24"/>
-              </ns0:rPr>
-              <ns0:t>华润银行BIEE报表项目</ns0:t>
+          <ns0:p>
+            <ns0:pPr>
+              <ns0:spacing ns0:before="0" ns0:after="0" ns0:line="240" ns0:lineRule="auto"/>
+            </ns0:pPr>
+            <ns0:r>
+              <ns0:rPr>
+                <ns0:rFonts ns0:ascii="仿宋" ns0:hAnsi="仿宋"/>
+              </ns0:rPr>
             </ns0:r>
           </ns0:p>
         </ns0:tc>
@@ -2941,14 +3013,14 @@
             <ns0:gridSpan ns0:val="2"/>
             <ns0:vAlign ns0:val="center"/>
           </ns0:tcPr>
-          <ns0:p ns2:paraId="430573FC" ns2:textId="77777777" ns0:rsidR="000010AB" ns0:rsidRDefault="000010AB" ns0:rsidP="00664128">
-            <ns0:r>
-              <ns0:rPr>
-                <ns0:rFonts ns0:ascii="仿宋" ns0:hAnsi="仿宋" ns0:eastAsia="仿宋" ns0:cs="仿宋"/>
-                <ns0:sz ns0:val="24"/>
-                <ns0:szCs ns0:val="24"/>
-              </ns0:rPr>
-              <ns0:t>需求分析</ns0:t>
+          <ns0:p>
+            <ns0:pPr>
+              <ns0:spacing ns0:before="0" ns0:after="0" ns0:line="240" ns0:lineRule="auto"/>
+            </ns0:pPr>
+            <ns0:r>
+              <ns0:rPr>
+                <ns0:rFonts ns0:ascii="仿宋" ns0:hAnsi="仿宋"/>
+              </ns0:rPr>
             </ns0:r>
           </ns0:p>
         </ns0:tc>
@@ -2958,14 +3030,14 @@
             <ns0:gridSpan ns0:val="2"/>
             <ns0:vAlign ns0:val="center"/>
           </ns0:tcPr>
-          <ns0:p ns2:paraId="433F57DF" ns2:textId="77777777" ns0:rsidR="000010AB" ns0:rsidRDefault="000010AB" ns0:rsidP="00664128">
-            <ns0:r>
-              <ns0:rPr>
-                <ns0:rFonts ns0:ascii="仿宋" ns0:hAnsi="仿宋" ns0:eastAsia="仿宋" ns0:cs="仿宋"/>
-                <ns0:sz ns0:val="24"/>
-                <ns0:szCs ns0:val="24"/>
-              </ns0:rPr>
-              <ns0:t>BIEE报表需求分析和模型设计</ns0:t>
+          <ns0:p>
+            <ns0:pPr>
+              <ns0:spacing ns0:before="0" ns0:after="0" ns0:line="240" ns0:lineRule="auto"/>
+            </ns0:pPr>
+            <ns0:r>
+              <ns0:rPr>
+                <ns0:rFonts ns0:ascii="仿宋" ns0:hAnsi="仿宋"/>
+              </ns0:rPr>
             </ns0:r>
           </ns0:p>
         </ns0:tc>
@@ -2980,14 +3052,14 @@
             <ns0:tcW ns0:w="1043" ns0:type="pct"/>
             <ns0:vAlign ns0:val="center"/>
           </ns0:tcPr>
-          <ns0:p ns2:paraId="49586AB1" ns2:textId="77777777" ns0:rsidR="000010AB" ns0:rsidRDefault="000010AB" ns0:rsidP="00664128">
-            <ns0:r>
-              <ns0:rPr>
-                <ns0:rFonts ns0:ascii="仿宋" ns0:hAnsi="仿宋" ns0:eastAsia="仿宋" ns0:cs="仿宋"/>
-                <ns0:sz ns0:val="24"/>
-                <ns0:szCs ns0:val="24"/>
-              </ns0:rPr>
-              <ns0:t>2013.03-2013.09</ns0:t>
+          <ns0:p>
+            <ns0:pPr>
+              <ns0:spacing ns0:before="0" ns0:after="0" ns0:line="240" ns0:lineRule="auto"/>
+            </ns0:pPr>
+            <ns0:r>
+              <ns0:rPr>
+                <ns0:rFonts ns0:ascii="仿宋" ns0:hAnsi="仿宋"/>
+              </ns0:rPr>
             </ns0:r>
           </ns0:p>
         </ns0:tc>
@@ -2997,14 +3069,14 @@
             <ns0:gridSpan ns0:val="2"/>
             <ns0:vAlign ns0:val="center"/>
           </ns0:tcPr>
-          <ns0:p ns2:paraId="6001E044" ns2:textId="77777777" ns0:rsidR="000010AB" ns0:rsidRDefault="000010AB" ns0:rsidP="00664128">
-            <ns0:r>
-              <ns0:rPr>
-                <ns0:rFonts ns0:ascii="仿宋" ns0:hAnsi="仿宋" ns0:eastAsia="仿宋" ns0:cs="仿宋"/>
-                <ns0:sz ns0:val="24"/>
-                <ns0:szCs ns0:val="24"/>
-              </ns0:rPr>
-              <ns0:t>平安银行风险数据集市项目</ns0:t>
+          <ns0:p>
+            <ns0:pPr>
+              <ns0:spacing ns0:before="0" ns0:after="0" ns0:line="240" ns0:lineRule="auto"/>
+            </ns0:pPr>
+            <ns0:r>
+              <ns0:rPr>
+                <ns0:rFonts ns0:ascii="仿宋" ns0:hAnsi="仿宋"/>
+              </ns0:rPr>
             </ns0:r>
           </ns0:p>
         </ns0:tc>
@@ -3014,14 +3086,14 @@
             <ns0:gridSpan ns0:val="2"/>
             <ns0:vAlign ns0:val="center"/>
           </ns0:tcPr>
-          <ns0:p ns2:paraId="430573FC" ns2:textId="77777777" ns0:rsidR="000010AB" ns0:rsidRDefault="000010AB" ns0:rsidP="00664128">
-            <ns0:r>
-              <ns0:rPr>
-                <ns0:rFonts ns0:ascii="仿宋" ns0:hAnsi="仿宋" ns0:eastAsia="仿宋" ns0:cs="仿宋"/>
-                <ns0:sz ns0:val="24"/>
-                <ns0:szCs ns0:val="24"/>
-              </ns0:rPr>
-              <ns0:t>项目经理</ns0:t>
+          <ns0:p>
+            <ns0:pPr>
+              <ns0:spacing ns0:before="0" ns0:after="0" ns0:line="240" ns0:lineRule="auto"/>
+            </ns0:pPr>
+            <ns0:r>
+              <ns0:rPr>
+                <ns0:rFonts ns0:ascii="仿宋" ns0:hAnsi="仿宋"/>
+              </ns0:rPr>
             </ns0:r>
           </ns0:p>
         </ns0:tc>
@@ -3031,14 +3103,14 @@
             <ns0:gridSpan ns0:val="2"/>
             <ns0:vAlign ns0:val="center"/>
           </ns0:tcPr>
-          <ns0:p ns2:paraId="433F57DF" ns2:textId="77777777" ns0:rsidR="000010AB" ns0:rsidRDefault="000010AB" ns0:rsidP="00664128">
-            <ns0:r>
-              <ns0:rPr>
-                <ns0:rFonts ns0:ascii="仿宋" ns0:hAnsi="仿宋" ns0:eastAsia="仿宋" ns0:cs="仿宋"/>
-                <ns0:sz ns0:val="24"/>
-                <ns0:szCs ns0:val="24"/>
-              </ns0:rPr>
-              <ns0:t>负责为平安银行建设风险数据集市平台实施，为风险应用提供数据支持</ns0:t>
+          <ns0:p>
+            <ns0:pPr>
+              <ns0:spacing ns0:before="0" ns0:after="0" ns0:line="240" ns0:lineRule="auto"/>
+            </ns0:pPr>
+            <ns0:r>
+              <ns0:rPr>
+                <ns0:rFonts ns0:ascii="仿宋" ns0:hAnsi="仿宋"/>
+              </ns0:rPr>
             </ns0:r>
           </ns0:p>
         </ns0:tc>
@@ -3053,14 +3125,14 @@
             <ns0:tcW ns0:w="1043" ns0:type="pct"/>
             <ns0:vAlign ns0:val="center"/>
           </ns0:tcPr>
-          <ns0:p ns2:paraId="49586AB1" ns2:textId="77777777" ns0:rsidR="000010AB" ns0:rsidRDefault="000010AB" ns0:rsidP="00664128">
-            <ns0:r>
-              <ns0:rPr>
-                <ns0:rFonts ns0:ascii="仿宋" ns0:hAnsi="仿宋" ns0:eastAsia="仿宋" ns0:cs="仿宋"/>
-                <ns0:sz ns0:val="24"/>
-                <ns0:szCs ns0:val="24"/>
-              </ns0:rPr>
-              <ns0:t>2012.07-2013.02</ns0:t>
+          <ns0:p>
+            <ns0:pPr>
+              <ns0:spacing ns0:before="0" ns0:after="0" ns0:line="240" ns0:lineRule="auto"/>
+            </ns0:pPr>
+            <ns0:r>
+              <ns0:rPr>
+                <ns0:rFonts ns0:ascii="仿宋" ns0:hAnsi="仿宋"/>
+              </ns0:rPr>
             </ns0:r>
           </ns0:p>
         </ns0:tc>
@@ -3070,14 +3142,14 @@
             <ns0:gridSpan ns0:val="2"/>
             <ns0:vAlign ns0:val="center"/>
           </ns0:tcPr>
-          <ns0:p ns2:paraId="6001E044" ns2:textId="77777777" ns0:rsidR="000010AB" ns0:rsidRDefault="000010AB" ns0:rsidP="00664128">
-            <ns0:r>
-              <ns0:rPr>
-                <ns0:rFonts ns0:ascii="仿宋" ns0:hAnsi="仿宋" ns0:eastAsia="仿宋" ns0:cs="仿宋"/>
-                <ns0:sz ns0:val="24"/>
-                <ns0:szCs ns0:val="24"/>
-              </ns0:rPr>
-              <ns0:t>台州银行数据仓库实施项目</ns0:t>
+          <ns0:p>
+            <ns0:pPr>
+              <ns0:spacing ns0:before="0" ns0:after="0" ns0:line="240" ns0:lineRule="auto"/>
+            </ns0:pPr>
+            <ns0:r>
+              <ns0:rPr>
+                <ns0:rFonts ns0:ascii="仿宋" ns0:hAnsi="仿宋"/>
+              </ns0:rPr>
             </ns0:r>
           </ns0:p>
         </ns0:tc>
@@ -3087,14 +3159,14 @@
             <ns0:gridSpan ns0:val="2"/>
             <ns0:vAlign ns0:val="center"/>
           </ns0:tcPr>
-          <ns0:p ns2:paraId="430573FC" ns2:textId="77777777" ns0:rsidR="000010AB" ns0:rsidRDefault="000010AB" ns0:rsidP="00664128">
-            <ns0:r>
-              <ns0:rPr>
-                <ns0:rFonts ns0:ascii="仿宋" ns0:hAnsi="仿宋" ns0:eastAsia="仿宋" ns0:cs="仿宋"/>
-                <ns0:sz ns0:val="24"/>
-                <ns0:szCs ns0:val="24"/>
-              </ns0:rPr>
-              <ns0:t>模型Lead</ns0:t>
+          <ns0:p>
+            <ns0:pPr>
+              <ns0:spacing ns0:before="0" ns0:after="0" ns0:line="240" ns0:lineRule="auto"/>
+            </ns0:pPr>
+            <ns0:r>
+              <ns0:rPr>
+                <ns0:rFonts ns0:ascii="仿宋" ns0:hAnsi="仿宋"/>
+              </ns0:rPr>
             </ns0:r>
           </ns0:p>
         </ns0:tc>
@@ -3104,14 +3176,14 @@
             <ns0:gridSpan ns0:val="2"/>
             <ns0:vAlign ns0:val="center"/>
           </ns0:tcPr>
-          <ns0:p ns2:paraId="433F57DF" ns2:textId="77777777" ns0:rsidR="000010AB" ns0:rsidRDefault="000010AB" ns0:rsidP="00664128">
-            <ns0:r>
-              <ns0:rPr>
-                <ns0:rFonts ns0:ascii="仿宋" ns0:hAnsi="仿宋" ns0:eastAsia="仿宋" ns0:cs="仿宋"/>
-                <ns0:sz ns0:val="24"/>
-                <ns0:szCs ns0:val="24"/>
-              </ns0:rPr>
-              <ns0:t>台州银行数据仓库项目基础模型层设计</ns0:t>
+          <ns0:p>
+            <ns0:pPr>
+              <ns0:spacing ns0:before="0" ns0:after="0" ns0:line="240" ns0:lineRule="auto"/>
+            </ns0:pPr>
+            <ns0:r>
+              <ns0:rPr>
+                <ns0:rFonts ns0:ascii="仿宋" ns0:hAnsi="仿宋"/>
+              </ns0:rPr>
             </ns0:r>
           </ns0:p>
         </ns0:tc>
@@ -3126,14 +3198,14 @@
             <ns0:tcW ns0:w="1043" ns0:type="pct"/>
             <ns0:vAlign ns0:val="center"/>
           </ns0:tcPr>
-          <ns0:p ns2:paraId="49586AB1" ns2:textId="77777777" ns0:rsidR="000010AB" ns0:rsidRDefault="000010AB" ns0:rsidP="00664128">
-            <ns0:r>
-              <ns0:rPr>
-                <ns0:rFonts ns0:ascii="仿宋" ns0:hAnsi="仿宋" ns0:eastAsia="仿宋" ns0:cs="仿宋"/>
-                <ns0:sz ns0:val="24"/>
-                <ns0:szCs ns0:val="24"/>
-              </ns0:rPr>
-              <ns0:t>2012.04-2012.06</ns0:t>
+          <ns0:p>
+            <ns0:pPr>
+              <ns0:spacing ns0:before="0" ns0:after="0" ns0:line="240" ns0:lineRule="auto"/>
+            </ns0:pPr>
+            <ns0:r>
+              <ns0:rPr>
+                <ns0:rFonts ns0:ascii="仿宋" ns0:hAnsi="仿宋"/>
+              </ns0:rPr>
             </ns0:r>
           </ns0:p>
         </ns0:tc>
@@ -3143,14 +3215,14 @@
             <ns0:gridSpan ns0:val="2"/>
             <ns0:vAlign ns0:val="center"/>
           </ns0:tcPr>
-          <ns0:p ns2:paraId="6001E044" ns2:textId="77777777" ns0:rsidR="000010AB" ns0:rsidRDefault="000010AB" ns0:rsidP="00664128">
-            <ns0:r>
-              <ns0:rPr>
-                <ns0:rFonts ns0:ascii="仿宋" ns0:hAnsi="仿宋" ns0:eastAsia="仿宋" ns0:cs="仿宋"/>
-                <ns0:sz ns0:val="24"/>
-                <ns0:szCs ns0:val="24"/>
-              </ns0:rPr>
-              <ns0:t>广发银行EDW企业级数据仓库基础平台建设一期</ns0:t>
+          <ns0:p>
+            <ns0:pPr>
+              <ns0:spacing ns0:before="0" ns0:after="0" ns0:line="240" ns0:lineRule="auto"/>
+            </ns0:pPr>
+            <ns0:r>
+              <ns0:rPr>
+                <ns0:rFonts ns0:ascii="仿宋" ns0:hAnsi="仿宋"/>
+              </ns0:rPr>
             </ns0:r>
           </ns0:p>
         </ns0:tc>
@@ -3160,14 +3232,14 @@
             <ns0:gridSpan ns0:val="2"/>
             <ns0:vAlign ns0:val="center"/>
           </ns0:tcPr>
-          <ns0:p ns2:paraId="430573FC" ns2:textId="77777777" ns0:rsidR="000010AB" ns0:rsidRDefault="000010AB" ns0:rsidP="00664128">
-            <ns0:r>
-              <ns0:rPr>
-                <ns0:rFonts ns0:ascii="仿宋" ns0:hAnsi="仿宋" ns0:eastAsia="仿宋" ns0:cs="仿宋"/>
-                <ns0:sz ns0:val="24"/>
-                <ns0:szCs ns0:val="24"/>
-              </ns0:rPr>
-              <ns0:t>咨询顾问</ns0:t>
+          <ns0:p>
+            <ns0:pPr>
+              <ns0:spacing ns0:before="0" ns0:after="0" ns0:line="240" ns0:lineRule="auto"/>
+            </ns0:pPr>
+            <ns0:r>
+              <ns0:rPr>
+                <ns0:rFonts ns0:ascii="仿宋" ns0:hAnsi="仿宋"/>
+              </ns0:rPr>
             </ns0:r>
           </ns0:p>
         </ns0:tc>
@@ -3177,14 +3249,14 @@
             <ns0:gridSpan ns0:val="2"/>
             <ns0:vAlign ns0:val="center"/>
           </ns0:tcPr>
-          <ns0:p ns2:paraId="433F57DF" ns2:textId="77777777" ns0:rsidR="000010AB" ns0:rsidRDefault="000010AB" ns0:rsidP="00664128">
-            <ns0:r>
-              <ns0:rPr>
-                <ns0:rFonts ns0:ascii="仿宋" ns0:hAnsi="仿宋" ns0:eastAsia="仿宋" ns0:cs="仿宋"/>
-                <ns0:sz ns0:val="24"/>
-                <ns0:szCs ns0:val="24"/>
-              </ns0:rPr>
-              <ns0:t>为广发银行FS_LDM客户化提供咨询</ns0:t>
+          <ns0:p>
+            <ns0:pPr>
+              <ns0:spacing ns0:before="0" ns0:after="0" ns0:line="240" ns0:lineRule="auto"/>
+            </ns0:pPr>
+            <ns0:r>
+              <ns0:rPr>
+                <ns0:rFonts ns0:ascii="仿宋" ns0:hAnsi="仿宋"/>
+              </ns0:rPr>
             </ns0:r>
           </ns0:p>
         </ns0:tc>
@@ -3199,14 +3271,14 @@
             <ns0:tcW ns0:w="1043" ns0:type="pct"/>
             <ns0:vAlign ns0:val="center"/>
           </ns0:tcPr>
-          <ns0:p ns2:paraId="49586AB1" ns2:textId="77777777" ns0:rsidR="000010AB" ns0:rsidRDefault="000010AB" ns0:rsidP="00664128">
-            <ns0:r>
-              <ns0:rPr>
-                <ns0:rFonts ns0:ascii="仿宋" ns0:hAnsi="仿宋" ns0:eastAsia="仿宋" ns0:cs="仿宋"/>
-                <ns0:sz ns0:val="24"/>
-                <ns0:szCs ns0:val="24"/>
-              </ns0:rPr>
-              <ns0:t>2011.09-2012.03</ns0:t>
+          <ns0:p>
+            <ns0:pPr>
+              <ns0:spacing ns0:before="0" ns0:after="0" ns0:line="240" ns0:lineRule="auto"/>
+            </ns0:pPr>
+            <ns0:r>
+              <ns0:rPr>
+                <ns0:rFonts ns0:ascii="仿宋" ns0:hAnsi="仿宋"/>
+              </ns0:rPr>
             </ns0:r>
           </ns0:p>
         </ns0:tc>
@@ -3216,14 +3288,14 @@
             <ns0:gridSpan ns0:val="2"/>
             <ns0:vAlign ns0:val="center"/>
           </ns0:tcPr>
-          <ns0:p ns2:paraId="6001E044" ns2:textId="77777777" ns0:rsidR="000010AB" ns0:rsidRDefault="000010AB" ns0:rsidP="00664128">
-            <ns0:r>
-              <ns0:rPr>
-                <ns0:rFonts ns0:ascii="仿宋" ns0:hAnsi="仿宋" ns0:eastAsia="仿宋" ns0:cs="仿宋"/>
-                <ns0:sz ns0:val="24"/>
-                <ns0:szCs ns0:val="24"/>
-              </ns0:rPr>
-              <ns0:t>招商银行新一代数据仓库平台选型咨询项目</ns0:t>
+          <ns0:p>
+            <ns0:pPr>
+              <ns0:spacing ns0:before="0" ns0:after="0" ns0:line="240" ns0:lineRule="auto"/>
+            </ns0:pPr>
+            <ns0:r>
+              <ns0:rPr>
+                <ns0:rFonts ns0:ascii="仿宋" ns0:hAnsi="仿宋"/>
+              </ns0:rPr>
             </ns0:r>
           </ns0:p>
         </ns0:tc>
@@ -3233,14 +3305,14 @@
             <ns0:gridSpan ns0:val="2"/>
             <ns0:vAlign ns0:val="center"/>
           </ns0:tcPr>
-          <ns0:p ns2:paraId="430573FC" ns2:textId="77777777" ns0:rsidR="000010AB" ns0:rsidRDefault="000010AB" ns0:rsidP="00664128">
-            <ns0:r>
-              <ns0:rPr>
-                <ns0:rFonts ns0:ascii="仿宋" ns0:hAnsi="仿宋" ns0:eastAsia="仿宋" ns0:cs="仿宋"/>
-                <ns0:sz ns0:val="24"/>
-                <ns0:szCs ns0:val="24"/>
-              </ns0:rPr>
-              <ns0:t>专用服务顾问</ns0:t>
+          <ns0:p>
+            <ns0:pPr>
+              <ns0:spacing ns0:before="0" ns0:after="0" ns0:line="240" ns0:lineRule="auto"/>
+            </ns0:pPr>
+            <ns0:r>
+              <ns0:rPr>
+                <ns0:rFonts ns0:ascii="仿宋" ns0:hAnsi="仿宋"/>
+              </ns0:rPr>
             </ns0:r>
           </ns0:p>
         </ns0:tc>
@@ -3250,14 +3322,14 @@
             <ns0:gridSpan ns0:val="2"/>
             <ns0:vAlign ns0:val="center"/>
           </ns0:tcPr>
-          <ns0:p ns2:paraId="433F57DF" ns2:textId="77777777" ns0:rsidR="000010AB" ns0:rsidRDefault="000010AB" ns0:rsidP="00664128">
-            <ns0:r>
-              <ns0:rPr>
-                <ns0:rFonts ns0:ascii="仿宋" ns0:hAnsi="仿宋" ns0:eastAsia="仿宋" ns0:cs="仿宋"/>
-                <ns0:sz ns0:val="24"/>
-                <ns0:szCs ns0:val="24"/>
-              </ns0:rPr>
-              <ns0:t>为招商银行新一代数据平台选型Teradata方案提供专业服务支持</ns0:t>
+          <ns0:p>
+            <ns0:pPr>
+              <ns0:spacing ns0:before="0" ns0:after="0" ns0:line="240" ns0:lineRule="auto"/>
+            </ns0:pPr>
+            <ns0:r>
+              <ns0:rPr>
+                <ns0:rFonts ns0:ascii="仿宋" ns0:hAnsi="仿宋"/>
+              </ns0:rPr>
             </ns0:r>
           </ns0:p>
         </ns0:tc>
@@ -3272,14 +3344,14 @@
             <ns0:tcW ns0:w="1043" ns0:type="pct"/>
             <ns0:vAlign ns0:val="center"/>
           </ns0:tcPr>
-          <ns0:p ns2:paraId="49586AB1" ns2:textId="77777777" ns0:rsidR="000010AB" ns0:rsidRDefault="000010AB" ns0:rsidP="00664128">
-            <ns0:r>
-              <ns0:rPr>
-                <ns0:rFonts ns0:ascii="仿宋" ns0:hAnsi="仿宋" ns0:eastAsia="仿宋" ns0:cs="仿宋"/>
-                <ns0:sz ns0:val="24"/>
-                <ns0:szCs ns0:val="24"/>
-              </ns0:rPr>
-              <ns0:t>2010.10-2011.08</ns0:t>
+          <ns0:p>
+            <ns0:pPr>
+              <ns0:spacing ns0:before="0" ns0:after="0" ns0:line="240" ns0:lineRule="auto"/>
+            </ns0:pPr>
+            <ns0:r>
+              <ns0:rPr>
+                <ns0:rFonts ns0:ascii="仿宋" ns0:hAnsi="仿宋"/>
+              </ns0:rPr>
             </ns0:r>
           </ns0:p>
         </ns0:tc>
@@ -3289,14 +3361,14 @@
             <ns0:gridSpan ns0:val="2"/>
             <ns0:vAlign ns0:val="center"/>
           </ns0:tcPr>
-          <ns0:p ns2:paraId="6001E044" ns2:textId="77777777" ns0:rsidR="000010AB" ns0:rsidRDefault="000010AB" ns0:rsidP="00664128">
-            <ns0:r>
-              <ns0:rPr>
-                <ns0:rFonts ns0:ascii="仿宋" ns0:hAnsi="仿宋" ns0:eastAsia="仿宋" ns0:cs="仿宋"/>
-                <ns0:sz ns0:val="24"/>
-                <ns0:szCs ns0:val="24"/>
-              </ns0:rPr>
-              <ns0:t>广发银行EDW和数据标准咨询项目</ns0:t>
+          <ns0:p>
+            <ns0:pPr>
+              <ns0:spacing ns0:before="0" ns0:after="0" ns0:line="240" ns0:lineRule="auto"/>
+            </ns0:pPr>
+            <ns0:r>
+              <ns0:rPr>
+                <ns0:rFonts ns0:ascii="仿宋" ns0:hAnsi="仿宋"/>
+              </ns0:rPr>
             </ns0:r>
           </ns0:p>
         </ns0:tc>
@@ -3306,14 +3378,14 @@
             <ns0:gridSpan ns0:val="2"/>
             <ns0:vAlign ns0:val="center"/>
           </ns0:tcPr>
-          <ns0:p ns2:paraId="430573FC" ns2:textId="77777777" ns0:rsidR="000010AB" ns0:rsidRDefault="000010AB" ns0:rsidP="00664128">
-            <ns0:r>
-              <ns0:rPr>
-                <ns0:rFonts ns0:ascii="仿宋" ns0:hAnsi="仿宋" ns0:eastAsia="仿宋" ns0:cs="仿宋"/>
-                <ns0:sz ns0:val="24"/>
-                <ns0:szCs ns0:val="24"/>
-              </ns0:rPr>
-              <ns0:t>专用服务顾问</ns0:t>
+          <ns0:p>
+            <ns0:pPr>
+              <ns0:spacing ns0:before="0" ns0:after="0" ns0:line="240" ns0:lineRule="auto"/>
+            </ns0:pPr>
+            <ns0:r>
+              <ns0:rPr>
+                <ns0:rFonts ns0:ascii="仿宋" ns0:hAnsi="仿宋"/>
+              </ns0:rPr>
             </ns0:r>
           </ns0:p>
         </ns0:tc>
@@ -3323,14 +3395,14 @@
             <ns0:gridSpan ns0:val="2"/>
             <ns0:vAlign ns0:val="center"/>
           </ns0:tcPr>
-          <ns0:p ns2:paraId="433F57DF" ns2:textId="77777777" ns0:rsidR="000010AB" ns0:rsidRDefault="000010AB" ns0:rsidP="00664128">
-            <ns0:r>
-              <ns0:rPr>
-                <ns0:rFonts ns0:ascii="仿宋" ns0:hAnsi="仿宋" ns0:eastAsia="仿宋" ns0:cs="仿宋"/>
-                <ns0:sz ns0:val="24"/>
-                <ns0:szCs ns0:val="24"/>
-              </ns0:rPr>
-              <ns0:t>为广发银行数据标准和EDW建设咨询提供平台规划</ns0:t>
+          <ns0:p>
+            <ns0:pPr>
+              <ns0:spacing ns0:before="0" ns0:after="0" ns0:line="240" ns0:lineRule="auto"/>
+            </ns0:pPr>
+            <ns0:r>
+              <ns0:rPr>
+                <ns0:rFonts ns0:ascii="仿宋" ns0:hAnsi="仿宋"/>
+              </ns0:rPr>
             </ns0:r>
           </ns0:p>
         </ns0:tc>
@@ -3345,14 +3417,14 @@
             <ns0:tcW ns0:w="1043" ns0:type="pct"/>
             <ns0:vAlign ns0:val="center"/>
           </ns0:tcPr>
-          <ns0:p ns2:paraId="49586AB1" ns2:textId="77777777" ns0:rsidR="000010AB" ns0:rsidRDefault="000010AB" ns0:rsidP="00664128">
-            <ns0:r>
-              <ns0:rPr>
-                <ns0:rFonts ns0:ascii="仿宋" ns0:hAnsi="仿宋" ns0:eastAsia="仿宋" ns0:cs="仿宋"/>
-                <ns0:sz ns0:val="24"/>
-                <ns0:szCs ns0:val="24"/>
-              </ns0:rPr>
-              <ns0:t>2008.10-2010.09</ns0:t>
+          <ns0:p>
+            <ns0:pPr>
+              <ns0:spacing ns0:before="0" ns0:after="0" ns0:line="240" ns0:lineRule="auto"/>
+            </ns0:pPr>
+            <ns0:r>
+              <ns0:rPr>
+                <ns0:rFonts ns0:ascii="仿宋" ns0:hAnsi="仿宋"/>
+              </ns0:rPr>
             </ns0:r>
           </ns0:p>
         </ns0:tc>
@@ -3362,14 +3434,14 @@
             <ns0:gridSpan ns0:val="2"/>
             <ns0:vAlign ns0:val="center"/>
           </ns0:tcPr>
-          <ns0:p ns2:paraId="6001E044" ns2:textId="77777777" ns0:rsidR="000010AB" ns0:rsidRDefault="000010AB" ns0:rsidP="00664128">
-            <ns0:r>
-              <ns0:rPr>
-                <ns0:rFonts ns0:ascii="仿宋" ns0:hAnsi="仿宋" ns0:eastAsia="仿宋" ns0:cs="仿宋"/>
-                <ns0:sz ns0:val="24"/>
-                <ns0:szCs ns0:val="24"/>
-              </ns0:rPr>
-              <ns0:t>福建移动集团客户稳定度评估，客户研究平台，基于接触数据的客户满意度评估项目</ns0:t>
+          <ns0:p>
+            <ns0:pPr>
+              <ns0:spacing ns0:before="0" ns0:after="0" ns0:line="240" ns0:lineRule="auto"/>
+            </ns0:pPr>
+            <ns0:r>
+              <ns0:rPr>
+                <ns0:rFonts ns0:ascii="仿宋" ns0:hAnsi="仿宋"/>
+              </ns0:rPr>
             </ns0:r>
           </ns0:p>
         </ns0:tc>
@@ -3379,14 +3451,14 @@
             <ns0:gridSpan ns0:val="2"/>
             <ns0:vAlign ns0:val="center"/>
           </ns0:tcPr>
-          <ns0:p ns2:paraId="430573FC" ns2:textId="77777777" ns0:rsidR="000010AB" ns0:rsidRDefault="000010AB" ns0:rsidP="00664128">
-            <ns0:r>
-              <ns0:rPr>
-                <ns0:rFonts ns0:ascii="仿宋" ns0:hAnsi="仿宋" ns0:eastAsia="仿宋" ns0:cs="仿宋"/>
-                <ns0:sz ns0:val="24"/>
-                <ns0:szCs ns0:val="24"/>
-              </ns0:rPr>
-              <ns0:t>项目经理</ns0:t>
+          <ns0:p>
+            <ns0:pPr>
+              <ns0:spacing ns0:before="0" ns0:after="0" ns0:line="240" ns0:lineRule="auto"/>
+            </ns0:pPr>
+            <ns0:r>
+              <ns0:rPr>
+                <ns0:rFonts ns0:ascii="仿宋" ns0:hAnsi="仿宋"/>
+              </ns0:rPr>
             </ns0:r>
           </ns0:p>
         </ns0:tc>
@@ -3396,14 +3468,14 @@
             <ns0:gridSpan ns0:val="2"/>
             <ns0:vAlign ns0:val="center"/>
           </ns0:tcPr>
-          <ns0:p ns2:paraId="433F57DF" ns2:textId="77777777" ns0:rsidR="000010AB" ns0:rsidRDefault="000010AB" ns0:rsidP="00664128">
-            <ns0:r>
-              <ns0:rPr>
-                <ns0:rFonts ns0:ascii="仿宋" ns0:hAnsi="仿宋" ns0:eastAsia="仿宋" ns0:cs="仿宋"/>
-                <ns0:sz ns0:val="24"/>
-                <ns0:szCs ns0:val="24"/>
-              </ns0:rPr>
-              <ns0:t>集团客户满意度、客户研究平台咨询和项目管理</ns0:t>
+          <ns0:p>
+            <ns0:pPr>
+              <ns0:spacing ns0:before="0" ns0:after="0" ns0:line="240" ns0:lineRule="auto"/>
+            </ns0:pPr>
+            <ns0:r>
+              <ns0:rPr>
+                <ns0:rFonts ns0:ascii="仿宋" ns0:hAnsi="仿宋"/>
+              </ns0:rPr>
             </ns0:r>
           </ns0:p>
         </ns0:tc>
@@ -3418,14 +3490,14 @@
             <ns0:tcW ns0:w="1043" ns0:type="pct"/>
             <ns0:vAlign ns0:val="center"/>
           </ns0:tcPr>
-          <ns0:p ns2:paraId="49586AB1" ns2:textId="77777777" ns0:rsidR="000010AB" ns0:rsidRDefault="000010AB" ns0:rsidP="00664128">
-            <ns0:r>
-              <ns0:rPr>
-                <ns0:rFonts ns0:ascii="仿宋" ns0:hAnsi="仿宋" ns0:eastAsia="仿宋" ns0:cs="仿宋"/>
-                <ns0:sz ns0:val="24"/>
-                <ns0:szCs ns0:val="24"/>
-              </ns0:rPr>
-              <ns0:t>2006.10-2008.09</ns0:t>
+          <ns0:p>
+            <ns0:pPr>
+              <ns0:spacing ns0:before="0" ns0:after="0" ns0:line="240" ns0:lineRule="auto"/>
+            </ns0:pPr>
+            <ns0:r>
+              <ns0:rPr>
+                <ns0:rFonts ns0:ascii="仿宋" ns0:hAnsi="仿宋"/>
+              </ns0:rPr>
             </ns0:r>
           </ns0:p>
         </ns0:tc>
@@ -3435,14 +3507,14 @@
             <ns0:gridSpan ns0:val="2"/>
             <ns0:vAlign ns0:val="center"/>
           </ns0:tcPr>
-          <ns0:p ns2:paraId="6001E044" ns2:textId="77777777" ns0:rsidR="000010AB" ns0:rsidRDefault="000010AB" ns0:rsidP="00664128">
-            <ns0:r>
-              <ns0:rPr>
-                <ns0:rFonts ns0:ascii="仿宋" ns0:hAnsi="仿宋" ns0:eastAsia="仿宋" ns0:cs="仿宋"/>
-                <ns0:sz ns0:val="24"/>
-                <ns0:szCs ns0:val="24"/>
-              </ns0:rPr>
-              <ns0:t>广东移动数据挖掘项目</ns0:t>
+          <ns0:p>
+            <ns0:pPr>
+              <ns0:spacing ns0:before="0" ns0:after="0" ns0:line="240" ns0:lineRule="auto"/>
+            </ns0:pPr>
+            <ns0:r>
+              <ns0:rPr>
+                <ns0:rFonts ns0:ascii="仿宋" ns0:hAnsi="仿宋"/>
+              </ns0:rPr>
             </ns0:r>
           </ns0:p>
         </ns0:tc>
@@ -3452,14 +3524,14 @@
             <ns0:gridSpan ns0:val="2"/>
             <ns0:vAlign ns0:val="center"/>
           </ns0:tcPr>
-          <ns0:p ns2:paraId="430573FC" ns2:textId="77777777" ns0:rsidR="000010AB" ns0:rsidRDefault="000010AB" ns0:rsidP="00664128">
-            <ns0:r>
-              <ns0:rPr>
-                <ns0:rFonts ns0:ascii="仿宋" ns0:hAnsi="仿宋" ns0:eastAsia="仿宋" ns0:cs="仿宋"/>
-                <ns0:sz ns0:val="24"/>
-                <ns0:szCs ns0:val="24"/>
-              </ns0:rPr>
-              <ns0:t>业务应用顾问</ns0:t>
+          <ns0:p>
+            <ns0:pPr>
+              <ns0:spacing ns0:before="0" ns0:after="0" ns0:line="240" ns0:lineRule="auto"/>
+            </ns0:pPr>
+            <ns0:r>
+              <ns0:rPr>
+                <ns0:rFonts ns0:ascii="仿宋" ns0:hAnsi="仿宋"/>
+              </ns0:rPr>
             </ns0:r>
           </ns0:p>
         </ns0:tc>
@@ -3469,14 +3541,14 @@
             <ns0:gridSpan ns0:val="2"/>
             <ns0:vAlign ns0:val="center"/>
           </ns0:tcPr>
-          <ns0:p ns2:paraId="433F57DF" ns2:textId="77777777" ns0:rsidR="000010AB" ns0:rsidRDefault="000010AB" ns0:rsidP="00664128">
-            <ns0:r>
-              <ns0:rPr>
-                <ns0:rFonts ns0:ascii="仿宋" ns0:hAnsi="仿宋" ns0:eastAsia="仿宋" ns0:cs="仿宋"/>
-                <ns0:sz ns0:val="24"/>
-                <ns0:szCs ns0:val="24"/>
-              </ns0:rPr>
-              <ns0:t>基于数据挖掘模型的结果，为客户营销方案、业务推广、效果评估提供咨询服务。</ns0:t>
+          <ns0:p>
+            <ns0:pPr>
+              <ns0:spacing ns0:before="0" ns0:after="0" ns0:line="240" ns0:lineRule="auto"/>
+            </ns0:pPr>
+            <ns0:r>
+              <ns0:rPr>
+                <ns0:rFonts ns0:ascii="仿宋" ns0:hAnsi="仿宋"/>
+              </ns0:rPr>
             </ns0:r>
           </ns0:p>
         </ns0:tc>
@@ -3491,14 +3563,14 @@
             <ns0:tcW ns0:w="1043" ns0:type="pct"/>
             <ns0:vAlign ns0:val="center"/>
           </ns0:tcPr>
-          <ns0:p ns2:paraId="49586AB1" ns2:textId="77777777" ns0:rsidR="000010AB" ns0:rsidRDefault="000010AB" ns0:rsidP="00664128">
-            <ns0:r>
-              <ns0:rPr>
-                <ns0:rFonts ns0:ascii="仿宋" ns0:hAnsi="仿宋" ns0:eastAsia="仿宋" ns0:cs="仿宋"/>
-                <ns0:sz ns0:val="24"/>
-                <ns0:szCs ns0:val="24"/>
-              </ns0:rPr>
-              <ns0:t>2004.04-2006.09</ns0:t>
+          <ns0:p>
+            <ns0:pPr>
+              <ns0:spacing ns0:before="0" ns0:after="0" ns0:line="240" ns0:lineRule="auto"/>
+            </ns0:pPr>
+            <ns0:r>
+              <ns0:rPr>
+                <ns0:rFonts ns0:ascii="仿宋" ns0:hAnsi="仿宋"/>
+              </ns0:rPr>
             </ns0:r>
           </ns0:p>
         </ns0:tc>
@@ -3508,14 +3580,14 @@
             <ns0:gridSpan ns0:val="2"/>
             <ns0:vAlign ns0:val="center"/>
           </ns0:tcPr>
-          <ns0:p ns2:paraId="6001E044" ns2:textId="77777777" ns0:rsidR="000010AB" ns0:rsidRDefault="000010AB" ns0:rsidP="00664128">
-            <ns0:r>
-              <ns0:rPr>
-                <ns0:rFonts ns0:ascii="仿宋" ns0:hAnsi="仿宋" ns0:eastAsia="仿宋" ns0:cs="仿宋"/>
-                <ns0:sz ns0:val="24"/>
-                <ns0:szCs ns0:val="24"/>
-              </ns0:rPr>
-              <ns0:t>云南移动经营分析系统建设项目</ns0:t>
+          <ns0:p>
+            <ns0:pPr>
+              <ns0:spacing ns0:before="0" ns0:after="0" ns0:line="240" ns0:lineRule="auto"/>
+            </ns0:pPr>
+            <ns0:r>
+              <ns0:rPr>
+                <ns0:rFonts ns0:ascii="仿宋" ns0:hAnsi="仿宋"/>
+              </ns0:rPr>
             </ns0:r>
           </ns0:p>
         </ns0:tc>
@@ -3525,14 +3597,14 @@
             <ns0:gridSpan ns0:val="2"/>
             <ns0:vAlign ns0:val="center"/>
           </ns0:tcPr>
-          <ns0:p ns2:paraId="430573FC" ns2:textId="77777777" ns0:rsidR="000010AB" ns0:rsidRDefault="000010AB" ns0:rsidP="00664128">
-            <ns0:r>
-              <ns0:rPr>
-                <ns0:rFonts ns0:ascii="仿宋" ns0:hAnsi="仿宋" ns0:eastAsia="仿宋" ns0:cs="仿宋"/>
-                <ns0:sz ns0:val="24"/>
-                <ns0:szCs ns0:val="24"/>
-              </ns0:rPr>
-              <ns0:t>项目经理</ns0:t>
+          <ns0:p>
+            <ns0:pPr>
+              <ns0:spacing ns0:before="0" ns0:after="0" ns0:line="240" ns0:lineRule="auto"/>
+            </ns0:pPr>
+            <ns0:r>
+              <ns0:rPr>
+                <ns0:rFonts ns0:ascii="仿宋" ns0:hAnsi="仿宋"/>
+              </ns0:rPr>
             </ns0:r>
           </ns0:p>
         </ns0:tc>
@@ -3542,14 +3614,14 @@
             <ns0:gridSpan ns0:val="2"/>
             <ns0:vAlign ns0:val="center"/>
           </ns0:tcPr>
-          <ns0:p ns2:paraId="433F57DF" ns2:textId="77777777" ns0:rsidR="000010AB" ns0:rsidRDefault="000010AB" ns0:rsidP="00664128">
-            <ns0:r>
-              <ns0:rPr>
-                <ns0:rFonts ns0:ascii="仿宋" ns0:hAnsi="仿宋" ns0:eastAsia="仿宋" ns0:cs="仿宋"/>
-                <ns0:sz ns0:val="24"/>
-                <ns0:szCs ns0:val="24"/>
-              </ns0:rPr>
-              <ns0:t>为云南移动建设经营分析系统平台</ns0:t>
+          <ns0:p>
+            <ns0:pPr>
+              <ns0:spacing ns0:before="0" ns0:after="0" ns0:line="240" ns0:lineRule="auto"/>
+            </ns0:pPr>
+            <ns0:r>
+              <ns0:rPr>
+                <ns0:rFonts ns0:ascii="仿宋" ns0:hAnsi="仿宋"/>
+              </ns0:rPr>
             </ns0:r>
           </ns0:p>
         </ns0:tc>
@@ -3564,14 +3636,14 @@
             <ns0:tcW ns0:w="1043" ns0:type="pct"/>
             <ns0:vAlign ns0:val="center"/>
           </ns0:tcPr>
-          <ns0:p ns2:paraId="49586AB1" ns2:textId="77777777" ns0:rsidR="000010AB" ns0:rsidRDefault="000010AB" ns0:rsidP="00664128">
-            <ns0:r>
-              <ns0:rPr>
-                <ns0:rFonts ns0:ascii="仿宋" ns0:hAnsi="仿宋" ns0:eastAsia="仿宋" ns0:cs="仿宋"/>
-                <ns0:sz ns0:val="24"/>
-                <ns0:szCs ns0:val="24"/>
-              </ns0:rPr>
-              <ns0:t>2001.07-2004.03</ns0:t>
+          <ns0:p>
+            <ns0:pPr>
+              <ns0:spacing ns0:before="0" ns0:after="0" ns0:line="240" ns0:lineRule="auto"/>
+            </ns0:pPr>
+            <ns0:r>
+              <ns0:rPr>
+                <ns0:rFonts ns0:ascii="仿宋" ns0:hAnsi="仿宋"/>
+              </ns0:rPr>
             </ns0:r>
           </ns0:p>
         </ns0:tc>
@@ -3581,14 +3653,14 @@
             <ns0:gridSpan ns0:val="2"/>
             <ns0:vAlign ns0:val="center"/>
           </ns0:tcPr>
-          <ns0:p ns2:paraId="6001E044" ns2:textId="77777777" ns0:rsidR="000010AB" ns0:rsidRDefault="000010AB" ns0:rsidP="00664128">
-            <ns0:r>
-              <ns0:rPr>
-                <ns0:rFonts ns0:ascii="仿宋" ns0:hAnsi="仿宋" ns0:eastAsia="仿宋" ns0:cs="仿宋"/>
-                <ns0:sz ns0:val="24"/>
-                <ns0:szCs ns0:val="24"/>
-              </ns0:rPr>
-              <ns0:t>天津移动BI项目、中国移动集团MIS系统</ns0:t>
+          <ns0:p>
+            <ns0:pPr>
+              <ns0:spacing ns0:before="0" ns0:after="0" ns0:line="240" ns0:lineRule="auto"/>
+            </ns0:pPr>
+            <ns0:r>
+              <ns0:rPr>
+                <ns0:rFonts ns0:ascii="仿宋" ns0:hAnsi="仿宋"/>
+              </ns0:rPr>
             </ns0:r>
           </ns0:p>
         </ns0:tc>
@@ -3598,14 +3670,14 @@
             <ns0:gridSpan ns0:val="2"/>
             <ns0:vAlign ns0:val="center"/>
           </ns0:tcPr>
-          <ns0:p ns2:paraId="430573FC" ns2:textId="77777777" ns0:rsidR="000010AB" ns0:rsidRDefault="000010AB" ns0:rsidP="00664128">
-            <ns0:r>
-              <ns0:rPr>
-                <ns0:rFonts ns0:ascii="仿宋" ns0:hAnsi="仿宋" ns0:eastAsia="仿宋" ns0:cs="仿宋"/>
-                <ns0:sz ns0:val="24"/>
-                <ns0:szCs ns0:val="24"/>
-              </ns0:rPr>
-              <ns0:t>专业服务顾问</ns0:t>
+          <ns0:p>
+            <ns0:pPr>
+              <ns0:spacing ns0:before="0" ns0:after="0" ns0:line="240" ns0:lineRule="auto"/>
+            </ns0:pPr>
+            <ns0:r>
+              <ns0:rPr>
+                <ns0:rFonts ns0:ascii="仿宋" ns0:hAnsi="仿宋"/>
+              </ns0:rPr>
             </ns0:r>
           </ns0:p>
         </ns0:tc>
@@ -3615,14 +3687,14 @@
             <ns0:gridSpan ns0:val="2"/>
             <ns0:vAlign ns0:val="center"/>
           </ns0:tcPr>
-          <ns0:p ns2:paraId="433F57DF" ns2:textId="77777777" ns0:rsidR="000010AB" ns0:rsidRDefault="000010AB" ns0:rsidP="00664128">
-            <ns0:r>
-              <ns0:rPr>
-                <ns0:rFonts ns0:ascii="仿宋" ns0:hAnsi="仿宋" ns0:eastAsia="仿宋" ns0:cs="仿宋"/>
-                <ns0:sz ns0:val="24"/>
-                <ns0:szCs ns0:val="24"/>
-              </ns0:rPr>
-              <ns0:t>ETL开发和设计</ns0:t>
+          <ns0:p>
+            <ns0:pPr>
+              <ns0:spacing ns0:before="0" ns0:after="0" ns0:line="240" ns0:lineRule="auto"/>
+            </ns0:pPr>
+            <ns0:r>
+              <ns0:rPr>
+                <ns0:rFonts ns0:ascii="仿宋" ns0:hAnsi="仿宋"/>
+              </ns0:rPr>
             </ns0:r>
           </ns0:p>
         </ns0:tc>
@@ -3637,14 +3709,14 @@
             <ns0:tcW ns0:w="1043" ns0:type="pct"/>
             <ns0:vAlign ns0:val="center"/>
           </ns0:tcPr>
-          <ns0:p ns2:paraId="49586AB1" ns2:textId="77777777" ns0:rsidR="000010AB" ns0:rsidRDefault="000010AB" ns0:rsidP="00664128">
-            <ns0:r>
-              <ns0:rPr>
-                <ns0:rFonts ns0:ascii="仿宋" ns0:hAnsi="仿宋" ns0:eastAsia="仿宋" ns0:cs="仿宋"/>
-                <ns0:sz ns0:val="24"/>
-                <ns0:szCs ns0:val="24"/>
-              </ns0:rPr>
-              <ns0:t>1993.07-2001.06</ns0:t>
+          <ns0:p>
+            <ns0:pPr>
+              <ns0:spacing ns0:before="0" ns0:after="0" ns0:line="240" ns0:lineRule="auto"/>
+            </ns0:pPr>
+            <ns0:r>
+              <ns0:rPr>
+                <ns0:rFonts ns0:ascii="仿宋" ns0:hAnsi="仿宋"/>
+              </ns0:rPr>
             </ns0:r>
           </ns0:p>
         </ns0:tc>
@@ -3654,14 +3726,14 @@
             <ns0:gridSpan ns0:val="2"/>
             <ns0:vAlign ns0:val="center"/>
           </ns0:tcPr>
-          <ns0:p ns2:paraId="6001E044" ns2:textId="77777777" ns0:rsidR="000010AB" ns0:rsidRDefault="000010AB" ns0:rsidP="00664128">
-            <ns0:r>
-              <ns0:rPr>
-                <ns0:rFonts ns0:ascii="仿宋" ns0:hAnsi="仿宋" ns0:eastAsia="仿宋" ns0:cs="仿宋"/>
-                <ns0:sz ns0:val="24"/>
-                <ns0:szCs ns0:val="24"/>
-              </ns0:rPr>
-              <ns0:t>建设银行核心业务系统建设</ns0:t>
+          <ns0:p>
+            <ns0:pPr>
+              <ns0:spacing ns0:before="0" ns0:after="0" ns0:line="240" ns0:lineRule="auto"/>
+            </ns0:pPr>
+            <ns0:r>
+              <ns0:rPr>
+                <ns0:rFonts ns0:ascii="仿宋" ns0:hAnsi="仿宋"/>
+              </ns0:rPr>
             </ns0:r>
           </ns0:p>
         </ns0:tc>
@@ -3671,14 +3743,14 @@
             <ns0:gridSpan ns0:val="2"/>
             <ns0:vAlign ns0:val="center"/>
           </ns0:tcPr>
-          <ns0:p ns2:paraId="430573FC" ns2:textId="77777777" ns0:rsidR="000010AB" ns0:rsidRDefault="000010AB" ns0:rsidP="00664128">
-            <ns0:r>
-              <ns0:rPr>
-                <ns0:rFonts ns0:ascii="仿宋" ns0:hAnsi="仿宋" ns0:eastAsia="仿宋" ns0:cs="仿宋"/>
-                <ns0:sz ns0:val="24"/>
-                <ns0:szCs ns0:val="24"/>
-              </ns0:rPr>
-              <ns0:t>工程师，经理助理</ns0:t>
+          <ns0:p>
+            <ns0:pPr>
+              <ns0:spacing ns0:before="0" ns0:after="0" ns0:line="240" ns0:lineRule="auto"/>
+            </ns0:pPr>
+            <ns0:r>
+              <ns0:rPr>
+                <ns0:rFonts ns0:ascii="仿宋" ns0:hAnsi="仿宋"/>
+              </ns0:rPr>
             </ns0:r>
           </ns0:p>
         </ns0:tc>
@@ -3688,14 +3760,14 @@
             <ns0:gridSpan ns0:val="2"/>
             <ns0:vAlign ns0:val="center"/>
           </ns0:tcPr>
-          <ns0:p ns2:paraId="433F57DF" ns2:textId="77777777" ns0:rsidR="000010AB" ns0:rsidRDefault="000010AB" ns0:rsidP="00664128">
-            <ns0:r>
-              <ns0:rPr>
-                <ns0:rFonts ns0:ascii="仿宋" ns0:hAnsi="仿宋" ns0:eastAsia="仿宋" ns0:cs="仿宋"/>
-                <ns0:sz ns0:val="24"/>
-                <ns0:szCs ns0:val="24"/>
-              </ns0:rPr>
-              <ns0:t>银行核心业务系统开发、运行维护</ns0:t>
+          <ns0:p>
+            <ns0:pPr>
+              <ns0:spacing ns0:before="0" ns0:after="0" ns0:line="240" ns0:lineRule="auto"/>
+            </ns0:pPr>
+            <ns0:r>
+              <ns0:rPr>
+                <ns0:rFonts ns0:ascii="仿宋" ns0:hAnsi="仿宋"/>
+              </ns0:rPr>
             </ns0:r>
           </ns0:p>
         </ns0:tc>
@@ -3710,14 +3782,14 @@
             <ns0:tcW ns0:w="1043" ns0:type="pct"/>
             <ns0:vAlign ns0:val="center"/>
           </ns0:tcPr>
-          <ns0:p ns2:paraId="49586AB1" ns2:textId="77777777" ns0:rsidR="000010AB" ns0:rsidRDefault="000010AB" ns0:rsidP="00664128">
-            <ns0:r>
-              <ns0:rPr>
-                <ns0:rFonts ns0:ascii="仿宋" ns0:hAnsi="仿宋" ns0:eastAsia="仿宋" ns0:cs="仿宋"/>
-                <ns0:sz ns0:val="24"/>
-                <ns0:szCs ns0:val="24"/>
-              </ns0:rPr>
-              <ns0:t>2024.10-至今</ns0:t>
+          <ns0:p>
+            <ns0:pPr>
+              <ns0:spacing ns0:before="0" ns0:after="0" ns0:line="240" ns0:lineRule="auto"/>
+            </ns0:pPr>
+            <ns0:r>
+              <ns0:rPr>
+                <ns0:rFonts ns0:ascii="仿宋" ns0:hAnsi="仿宋"/>
+              </ns0:rPr>
             </ns0:r>
           </ns0:p>
         </ns0:tc>
@@ -3727,14 +3799,14 @@
             <ns0:gridSpan ns0:val="2"/>
             <ns0:vAlign ns0:val="center"/>
           </ns0:tcPr>
-          <ns0:p ns2:paraId="6001E044" ns2:textId="77777777" ns0:rsidR="000010AB" ns0:rsidRDefault="000010AB" ns0:rsidP="00664128">
-            <ns0:r>
-              <ns0:rPr>
-                <ns0:rFonts ns0:ascii="仿宋" ns0:hAnsi="仿宋" ns0:eastAsia="仿宋" ns0:cs="仿宋"/>
-                <ns0:sz ns0:val="24"/>
-                <ns0:szCs ns0:val="24"/>
-              </ns0:rPr>
-              <ns0:t>广西农商银行数据架构咨询项目</ns0:t>
+          <ns0:p>
+            <ns0:pPr>
+              <ns0:spacing ns0:before="0" ns0:after="0" ns0:line="240" ns0:lineRule="auto"/>
+            </ns0:pPr>
+            <ns0:r>
+              <ns0:rPr>
+                <ns0:rFonts ns0:ascii="仿宋" ns0:hAnsi="仿宋"/>
+              </ns0:rPr>
             </ns0:r>
           </ns0:p>
         </ns0:tc>
@@ -3744,14 +3816,14 @@
             <ns0:gridSpan ns0:val="2"/>
             <ns0:vAlign ns0:val="center"/>
           </ns0:tcPr>
-          <ns0:p ns2:paraId="430573FC" ns2:textId="77777777" ns0:rsidR="000010AB" ns0:rsidRDefault="000010AB" ns0:rsidP="00664128">
-            <ns0:r>
-              <ns0:rPr>
-                <ns0:rFonts ns0:ascii="仿宋" ns0:hAnsi="仿宋" ns0:eastAsia="仿宋" ns0:cs="仿宋"/>
-                <ns0:sz ns0:val="24"/>
-                <ns0:szCs ns0:val="24"/>
-              </ns0:rPr>
-              <ns0:t>咨询顾问</ns0:t>
+          <ns0:p>
+            <ns0:pPr>
+              <ns0:spacing ns0:before="0" ns0:after="0" ns0:line="240" ns0:lineRule="auto"/>
+            </ns0:pPr>
+            <ns0:r>
+              <ns0:rPr>
+                <ns0:rFonts ns0:ascii="仿宋" ns0:hAnsi="仿宋"/>
+              </ns0:rPr>
             </ns0:r>
           </ns0:p>
         </ns0:tc>
@@ -3761,14 +3833,14 @@
             <ns0:gridSpan ns0:val="2"/>
             <ns0:vAlign ns0:val="center"/>
           </ns0:tcPr>
-          <ns0:p ns2:paraId="433F57DF" ns2:textId="77777777" ns0:rsidR="000010AB" ns0:rsidRDefault="000010AB" ns0:rsidP="00664128">
-            <ns0:r>
-              <ns0:rPr>
-                <ns0:rFonts ns0:ascii="仿宋" ns0:hAnsi="仿宋" ns0:eastAsia="仿宋" ns0:cs="仿宋"/>
-                <ns0:sz ns0:val="24"/>
-                <ns0:szCs ns0:val="24"/>
-              </ns0:rPr>
-              <ns0:t>数据模型评审</ns0:t>
+          <ns0:p>
+            <ns0:pPr>
+              <ns0:spacing ns0:before="0" ns0:after="0" ns0:line="240" ns0:lineRule="auto"/>
+            </ns0:pPr>
+            <ns0:r>
+              <ns0:rPr>
+                <ns0:rFonts ns0:ascii="仿宋" ns0:hAnsi="仿宋"/>
+              </ns0:rPr>
             </ns0:r>
           </ns0:p>
         </ns0:tc>
@@ -3783,14 +3855,14 @@
             <ns0:tcW ns0:w="1043" ns0:type="pct"/>
             <ns0:vAlign ns0:val="center"/>
           </ns0:tcPr>
-          <ns0:p ns2:paraId="49586AB1" ns2:textId="77777777" ns0:rsidR="000010AB" ns0:rsidRDefault="000010AB" ns0:rsidP="00664128">
-            <ns0:r>
-              <ns0:rPr>
-                <ns0:rFonts ns0:ascii="仿宋" ns0:hAnsi="仿宋" ns0:eastAsia="仿宋" ns0:cs="仿宋"/>
-                <ns0:sz ns0:val="24"/>
-                <ns0:szCs ns0:val="24"/>
-              </ns0:rPr>
-              <ns0:t>2024.12-至今</ns0:t>
+          <ns0:p>
+            <ns0:pPr>
+              <ns0:spacing ns0:before="0" ns0:after="0" ns0:line="240" ns0:lineRule="auto"/>
+            </ns0:pPr>
+            <ns0:r>
+              <ns0:rPr>
+                <ns0:rFonts ns0:ascii="仿宋" ns0:hAnsi="仿宋"/>
+              </ns0:rPr>
             </ns0:r>
           </ns0:p>
         </ns0:tc>
@@ -3800,14 +3872,14 @@
             <ns0:gridSpan ns0:val="2"/>
             <ns0:vAlign ns0:val="center"/>
           </ns0:tcPr>
-          <ns0:p ns2:paraId="6001E044" ns2:textId="77777777" ns0:rsidR="000010AB" ns0:rsidRDefault="000010AB" ns0:rsidP="00664128">
-            <ns0:r>
-              <ns0:rPr>
-                <ns0:rFonts ns0:ascii="仿宋" ns0:hAnsi="仿宋" ns0:eastAsia="仿宋" ns0:cs="仿宋"/>
-                <ns0:sz ns0:val="24"/>
-                <ns0:szCs ns0:val="24"/>
-              </ns0:rPr>
-              <ns0:t>创兴银行数据中台项目</ns0:t>
+          <ns0:p>
+            <ns0:pPr>
+              <ns0:spacing ns0:before="0" ns0:after="0" ns0:line="240" ns0:lineRule="auto"/>
+            </ns0:pPr>
+            <ns0:r>
+              <ns0:rPr>
+                <ns0:rFonts ns0:ascii="仿宋" ns0:hAnsi="仿宋"/>
+              </ns0:rPr>
             </ns0:r>
           </ns0:p>
         </ns0:tc>
@@ -3817,14 +3889,14 @@
             <ns0:gridSpan ns0:val="2"/>
             <ns0:vAlign ns0:val="center"/>
           </ns0:tcPr>
-          <ns0:p ns2:paraId="430573FC" ns2:textId="77777777" ns0:rsidR="000010AB" ns0:rsidRDefault="000010AB" ns0:rsidP="00664128">
-            <ns0:r>
-              <ns0:rPr>
-                <ns0:rFonts ns0:ascii="仿宋" ns0:hAnsi="仿宋" ns0:eastAsia="仿宋" ns0:cs="仿宋"/>
-                <ns0:sz ns0:val="24"/>
-                <ns0:szCs ns0:val="24"/>
-              </ns0:rPr>
-              <ns0:t>项目总监</ns0:t>
+          <ns0:p>
+            <ns0:pPr>
+              <ns0:spacing ns0:before="0" ns0:after="0" ns0:line="240" ns0:lineRule="auto"/>
+            </ns0:pPr>
+            <ns0:r>
+              <ns0:rPr>
+                <ns0:rFonts ns0:ascii="仿宋" ns0:hAnsi="仿宋"/>
+              </ns0:rPr>
             </ns0:r>
           </ns0:p>
         </ns0:tc>
@@ -3834,14 +3906,14 @@
             <ns0:gridSpan ns0:val="2"/>
             <ns0:vAlign ns0:val="center"/>
           </ns0:tcPr>
-          <ns0:p ns2:paraId="433F57DF" ns2:textId="77777777" ns0:rsidR="000010AB" ns0:rsidRDefault="000010AB" ns0:rsidP="00664128">
-            <ns0:r>
-              <ns0:rPr>
-                <ns0:rFonts ns0:ascii="仿宋" ns0:hAnsi="仿宋" ns0:eastAsia="仿宋" ns0:cs="仿宋"/>
-                <ns0:sz ns0:val="24"/>
-                <ns0:szCs ns0:val="24"/>
-              </ns0:rPr>
-              <ns0:t>负责项目资源协调和关键里程碑汇报</ns0:t>
+          <ns0:p>
+            <ns0:pPr>
+              <ns0:spacing ns0:before="0" ns0:after="0" ns0:line="240" ns0:lineRule="auto"/>
+            </ns0:pPr>
+            <ns0:r>
+              <ns0:rPr>
+                <ns0:rFonts ns0:ascii="仿宋" ns0:hAnsi="仿宋"/>
+              </ns0:rPr>
             </ns0:r>
           </ns0:p>
         </ns0:tc>
@@ -3856,14 +3928,14 @@
             <ns0:tcW ns0:w="1043" ns0:type="pct"/>
             <ns0:vAlign ns0:val="center"/>
           </ns0:tcPr>
-          <ns0:p ns2:paraId="49586AB1" ns2:textId="77777777" ns0:rsidR="000010AB" ns0:rsidRDefault="000010AB" ns0:rsidP="00664128">
-            <ns0:r>
-              <ns0:rPr>
-                <ns0:rFonts ns0:ascii="仿宋" ns0:hAnsi="仿宋" ns0:eastAsia="仿宋" ns0:cs="仿宋"/>
-                <ns0:sz ns0:val="24"/>
-                <ns0:szCs ns0:val="24"/>
-              </ns0:rPr>
-              <ns0:t>2023.07-2024.07</ns0:t>
+          <ns0:p>
+            <ns0:pPr>
+              <ns0:spacing ns0:before="0" ns0:after="0" ns0:line="240" ns0:lineRule="auto"/>
+            </ns0:pPr>
+            <ns0:r>
+              <ns0:rPr>
+                <ns0:rFonts ns0:ascii="仿宋" ns0:hAnsi="仿宋"/>
+              </ns0:rPr>
             </ns0:r>
           </ns0:p>
         </ns0:tc>
@@ -3873,14 +3945,14 @@
             <ns0:gridSpan ns0:val="2"/>
             <ns0:vAlign ns0:val="center"/>
           </ns0:tcPr>
-          <ns0:p ns2:paraId="6001E044" ns2:textId="77777777" ns0:rsidR="000010AB" ns0:rsidRDefault="000010AB" ns0:rsidP="00664128">
-            <ns0:r>
-              <ns0:rPr>
-                <ns0:rFonts ns0:ascii="仿宋" ns0:hAnsi="仿宋" ns0:eastAsia="仿宋" ns0:cs="仿宋"/>
-                <ns0:sz ns0:val="24"/>
-                <ns0:szCs ns0:val="24"/>
-              </ns0:rPr>
-              <ns0:t>北部湾银行湖仓一体咨询项目</ns0:t>
+          <ns0:p>
+            <ns0:pPr>
+              <ns0:spacing ns0:before="0" ns0:after="0" ns0:line="240" ns0:lineRule="auto"/>
+            </ns0:pPr>
+            <ns0:r>
+              <ns0:rPr>
+                <ns0:rFonts ns0:ascii="仿宋" ns0:hAnsi="仿宋"/>
+              </ns0:rPr>
             </ns0:r>
           </ns0:p>
         </ns0:tc>
@@ -3890,14 +3962,14 @@
             <ns0:gridSpan ns0:val="2"/>
             <ns0:vAlign ns0:val="center"/>
           </ns0:tcPr>
-          <ns0:p ns2:paraId="430573FC" ns2:textId="77777777" ns0:rsidR="000010AB" ns0:rsidRDefault="000010AB" ns0:rsidP="00664128">
-            <ns0:r>
-              <ns0:rPr>
-                <ns0:rFonts ns0:ascii="仿宋" ns0:hAnsi="仿宋" ns0:eastAsia="仿宋" ns0:cs="仿宋"/>
-                <ns0:sz ns0:val="24"/>
-                <ns0:szCs ns0:val="24"/>
-              </ns0:rPr>
-              <ns0:t>模型专家</ns0:t>
+          <ns0:p>
+            <ns0:pPr>
+              <ns0:spacing ns0:before="0" ns0:after="0" ns0:line="240" ns0:lineRule="auto"/>
+            </ns0:pPr>
+            <ns0:r>
+              <ns0:rPr>
+                <ns0:rFonts ns0:ascii="仿宋" ns0:hAnsi="仿宋"/>
+              </ns0:rPr>
             </ns0:r>
           </ns0:p>
         </ns0:tc>
@@ -3907,14 +3979,14 @@
             <ns0:gridSpan ns0:val="2"/>
             <ns0:vAlign ns0:val="center"/>
           </ns0:tcPr>
-          <ns0:p ns2:paraId="433F57DF" ns2:textId="77777777" ns0:rsidR="000010AB" ns0:rsidRDefault="000010AB" ns0:rsidP="00664128">
-            <ns0:r>
-              <ns0:rPr>
-                <ns0:rFonts ns0:ascii="仿宋" ns0:hAnsi="仿宋" ns0:eastAsia="仿宋" ns0:cs="仿宋"/>
-                <ns0:sz ns0:val="24"/>
-                <ns0:szCs ns0:val="24"/>
-              </ns0:rPr>
-              <ns0:t>负责数据模型规范、体系的评审，数据共享层资产目录划分</ns0:t>
+          <ns0:p>
+            <ns0:pPr>
+              <ns0:spacing ns0:before="0" ns0:after="0" ns0:line="240" ns0:lineRule="auto"/>
+            </ns0:pPr>
+            <ns0:r>
+              <ns0:rPr>
+                <ns0:rFonts ns0:ascii="仿宋" ns0:hAnsi="仿宋"/>
+              </ns0:rPr>
             </ns0:r>
           </ns0:p>
         </ns0:tc>
@@ -3929,14 +4001,14 @@
             <ns0:tcW ns0:w="1043" ns0:type="pct"/>
             <ns0:vAlign ns0:val="center"/>
           </ns0:tcPr>
-          <ns0:p ns2:paraId="49586AB1" ns2:textId="77777777" ns0:rsidR="000010AB" ns0:rsidRDefault="000010AB" ns0:rsidP="00664128">
-            <ns0:r>
-              <ns0:rPr>
-                <ns0:rFonts ns0:ascii="仿宋" ns0:hAnsi="仿宋" ns0:eastAsia="仿宋" ns0:cs="仿宋"/>
-                <ns0:sz ns0:val="24"/>
-                <ns0:szCs ns0:val="24"/>
-              </ns0:rPr>
-              <ns0:t>2023.03-2023.06</ns0:t>
+          <ns0:p>
+            <ns0:pPr>
+              <ns0:spacing ns0:before="0" ns0:after="0" ns0:line="240" ns0:lineRule="auto"/>
+            </ns0:pPr>
+            <ns0:r>
+              <ns0:rPr>
+                <ns0:rFonts ns0:ascii="仿宋" ns0:hAnsi="仿宋"/>
+              </ns0:rPr>
             </ns0:r>
           </ns0:p>
         </ns0:tc>
@@ -3946,14 +4018,14 @@
             <ns0:gridSpan ns0:val="2"/>
             <ns0:vAlign ns0:val="center"/>
           </ns0:tcPr>
-          <ns0:p ns2:paraId="6001E044" ns2:textId="77777777" ns0:rsidR="000010AB" ns0:rsidRDefault="000010AB" ns0:rsidP="00664128">
-            <ns0:r>
-              <ns0:rPr>
-                <ns0:rFonts ns0:ascii="仿宋" ns0:hAnsi="仿宋" ns0:eastAsia="仿宋" ns0:cs="仿宋"/>
-                <ns0:sz ns0:val="24"/>
-                <ns0:szCs ns0:val="24"/>
-              </ns0:rPr>
-              <ns0:t>平安银行数据架构治理项目</ns0:t>
+          <ns0:p>
+            <ns0:pPr>
+              <ns0:spacing ns0:before="0" ns0:after="0" ns0:line="240" ns0:lineRule="auto"/>
+            </ns0:pPr>
+            <ns0:r>
+              <ns0:rPr>
+                <ns0:rFonts ns0:ascii="仿宋" ns0:hAnsi="仿宋"/>
+              </ns0:rPr>
             </ns0:r>
           </ns0:p>
         </ns0:tc>
@@ -3963,14 +4035,14 @@
             <ns0:gridSpan ns0:val="2"/>
             <ns0:vAlign ns0:val="center"/>
           </ns0:tcPr>
-          <ns0:p ns2:paraId="430573FC" ns2:textId="77777777" ns0:rsidR="000010AB" ns0:rsidRDefault="000010AB" ns0:rsidP="00664128">
-            <ns0:r>
-              <ns0:rPr>
-                <ns0:rFonts ns0:ascii="仿宋" ns0:hAnsi="仿宋" ns0:eastAsia="仿宋" ns0:cs="仿宋"/>
-                <ns0:sz ns0:val="24"/>
-                <ns0:szCs ns0:val="24"/>
-              </ns0:rPr>
-              <ns0:t>模型专家</ns0:t>
+          <ns0:p>
+            <ns0:pPr>
+              <ns0:spacing ns0:before="0" ns0:after="0" ns0:line="240" ns0:lineRule="auto"/>
+            </ns0:pPr>
+            <ns0:r>
+              <ns0:rPr>
+                <ns0:rFonts ns0:ascii="仿宋" ns0:hAnsi="仿宋"/>
+              </ns0:rPr>
             </ns0:r>
           </ns0:p>
         </ns0:tc>
@@ -3980,14 +4052,14 @@
             <ns0:gridSpan ns0:val="2"/>
             <ns0:vAlign ns0:val="center"/>
           </ns0:tcPr>
-          <ns0:p ns2:paraId="433F57DF" ns2:textId="77777777" ns0:rsidR="000010AB" ns0:rsidRDefault="000010AB" ns0:rsidP="00664128">
-            <ns0:r>
-              <ns0:rPr>
-                <ns0:rFonts ns0:ascii="仿宋" ns0:hAnsi="仿宋" ns0:eastAsia="仿宋" ns0:cs="仿宋"/>
-                <ns0:sz ns0:val="24"/>
-                <ns0:szCs ns0:val="24"/>
-              </ns0:rPr>
-              <ns0:t>负责数据模型规范、体系的评审，数据共享层资产目录划分</ns0:t>
+          <ns0:p>
+            <ns0:pPr>
+              <ns0:spacing ns0:before="0" ns0:after="0" ns0:line="240" ns0:lineRule="auto"/>
+            </ns0:pPr>
+            <ns0:r>
+              <ns0:rPr>
+                <ns0:rFonts ns0:ascii="仿宋" ns0:hAnsi="仿宋"/>
+              </ns0:rPr>
             </ns0:r>
           </ns0:p>
         </ns0:tc>
@@ -4002,14 +4074,14 @@
             <ns0:tcW ns0:w="1043" ns0:type="pct"/>
             <ns0:vAlign ns0:val="center"/>
           </ns0:tcPr>
-          <ns0:p ns2:paraId="49586AB1" ns2:textId="77777777" ns0:rsidR="000010AB" ns0:rsidRDefault="000010AB" ns0:rsidP="00664128">
-            <ns0:r>
-              <ns0:rPr>
-                <ns0:rFonts ns0:ascii="仿宋" ns0:hAnsi="仿宋" ns0:eastAsia="仿宋" ns0:cs="仿宋"/>
-                <ns0:sz ns0:val="24"/>
-                <ns0:szCs ns0:val="24"/>
-              </ns0:rPr>
-              <ns0:t>2022.09-2023.12</ns0:t>
+          <ns0:p>
+            <ns0:pPr>
+              <ns0:spacing ns0:before="0" ns0:after="0" ns0:line="240" ns0:lineRule="auto"/>
+            </ns0:pPr>
+            <ns0:r>
+              <ns0:rPr>
+                <ns0:rFonts ns0:ascii="仿宋" ns0:hAnsi="仿宋"/>
+              </ns0:rPr>
             </ns0:r>
           </ns0:p>
         </ns0:tc>
@@ -4019,14 +4091,14 @@
             <ns0:gridSpan ns0:val="2"/>
             <ns0:vAlign ns0:val="center"/>
           </ns0:tcPr>
-          <ns0:p ns2:paraId="6001E044" ns2:textId="77777777" ns0:rsidR="000010AB" ns0:rsidRDefault="000010AB" ns0:rsidP="00664128">
-            <ns0:r>
-              <ns0:rPr>
-                <ns0:rFonts ns0:ascii="仿宋" ns0:hAnsi="仿宋" ns0:eastAsia="仿宋" ns0:cs="仿宋"/>
-                <ns0:sz ns0:val="24"/>
-                <ns0:szCs ns0:val="24"/>
-              </ns0:rPr>
-              <ns0:t>厦门国际集友香港大数据平台建设项目</ns0:t>
+          <ns0:p>
+            <ns0:pPr>
+              <ns0:spacing ns0:before="0" ns0:after="0" ns0:line="240" ns0:lineRule="auto"/>
+            </ns0:pPr>
+            <ns0:r>
+              <ns0:rPr>
+                <ns0:rFonts ns0:ascii="仿宋" ns0:hAnsi="仿宋"/>
+              </ns0:rPr>
             </ns0:r>
           </ns0:p>
         </ns0:tc>
@@ -4036,14 +4108,14 @@
             <ns0:gridSpan ns0:val="2"/>
             <ns0:vAlign ns0:val="center"/>
           </ns0:tcPr>
-          <ns0:p ns2:paraId="430573FC" ns2:textId="77777777" ns0:rsidR="000010AB" ns0:rsidRDefault="000010AB" ns0:rsidP="00664128">
-            <ns0:r>
-              <ns0:rPr>
-                <ns0:rFonts ns0:ascii="仿宋" ns0:hAnsi="仿宋" ns0:eastAsia="仿宋" ns0:cs="仿宋"/>
-                <ns0:sz ns0:val="24"/>
-                <ns0:szCs ns0:val="24"/>
-              </ns0:rPr>
-              <ns0:t>模型专家</ns0:t>
+          <ns0:p>
+            <ns0:pPr>
+              <ns0:spacing ns0:before="0" ns0:after="0" ns0:line="240" ns0:lineRule="auto"/>
+            </ns0:pPr>
+            <ns0:r>
+              <ns0:rPr>
+                <ns0:rFonts ns0:ascii="仿宋" ns0:hAnsi="仿宋"/>
+              </ns0:rPr>
             </ns0:r>
           </ns0:p>
         </ns0:tc>
@@ -4053,14 +4125,14 @@
             <ns0:gridSpan ns0:val="2"/>
             <ns0:vAlign ns0:val="center"/>
           </ns0:tcPr>
-          <ns0:p ns2:paraId="433F57DF" ns2:textId="77777777" ns0:rsidR="000010AB" ns0:rsidRDefault="000010AB" ns0:rsidP="00664128">
-            <ns0:r>
-              <ns0:rPr>
-                <ns0:rFonts ns0:ascii="仿宋" ns0:hAnsi="仿宋" ns0:eastAsia="仿宋" ns0:cs="仿宋"/>
-                <ns0:sz ns0:val="24"/>
-                <ns0:szCs ns0:val="24"/>
-              </ns0:rPr>
-              <ns0:t>负责集友香港银行大数据平台建设项目模型总托设计</ns0:t>
+          <ns0:p>
+            <ns0:pPr>
+              <ns0:spacing ns0:before="0" ns0:after="0" ns0:line="240" ns0:lineRule="auto"/>
+            </ns0:pPr>
+            <ns0:r>
+              <ns0:rPr>
+                <ns0:rFonts ns0:ascii="仿宋" ns0:hAnsi="仿宋"/>
+              </ns0:rPr>
             </ns0:r>
           </ns0:p>
         </ns0:tc>
@@ -4075,14 +4147,14 @@
             <ns0:tcW ns0:w="1043" ns0:type="pct"/>
             <ns0:vAlign ns0:val="center"/>
           </ns0:tcPr>
-          <ns0:p ns2:paraId="49586AB1" ns2:textId="77777777" ns0:rsidR="000010AB" ns0:rsidRDefault="000010AB" ns0:rsidP="00664128">
-            <ns0:r>
-              <ns0:rPr>
-                <ns0:rFonts ns0:ascii="仿宋" ns0:hAnsi="仿宋" ns0:eastAsia="仿宋" ns0:cs="仿宋"/>
-                <ns0:sz ns0:val="24"/>
-                <ns0:szCs ns0:val="24"/>
-              </ns0:rPr>
-              <ns0:t>2022.06-2023.02</ns0:t>
+          <ns0:p>
+            <ns0:pPr>
+              <ns0:spacing ns0:before="0" ns0:after="0" ns0:line="240" ns0:lineRule="auto"/>
+            </ns0:pPr>
+            <ns0:r>
+              <ns0:rPr>
+                <ns0:rFonts ns0:ascii="仿宋" ns0:hAnsi="仿宋"/>
+              </ns0:rPr>
             </ns0:r>
           </ns0:p>
         </ns0:tc>
@@ -4092,14 +4164,14 @@
             <ns0:gridSpan ns0:val="2"/>
             <ns0:vAlign ns0:val="center"/>
           </ns0:tcPr>
-          <ns0:p ns2:paraId="6001E044" ns2:textId="77777777" ns0:rsidR="000010AB" ns0:rsidRDefault="000010AB" ns0:rsidP="00664128">
-            <ns0:r>
-              <ns0:rPr>
-                <ns0:rFonts ns0:ascii="仿宋" ns0:hAnsi="仿宋" ns0:eastAsia="仿宋" ns0:cs="仿宋"/>
-                <ns0:sz ns0:val="24"/>
-                <ns0:szCs ns0:val="24"/>
-              </ns0:rPr>
-              <ns0:t>广州银行信用CRM系统建设项目</ns0:t>
+          <ns0:p>
+            <ns0:pPr>
+              <ns0:spacing ns0:before="0" ns0:after="0" ns0:line="240" ns0:lineRule="auto"/>
+            </ns0:pPr>
+            <ns0:r>
+              <ns0:rPr>
+                <ns0:rFonts ns0:ascii="仿宋" ns0:hAnsi="仿宋"/>
+              </ns0:rPr>
             </ns0:r>
           </ns0:p>
         </ns0:tc>
@@ -4109,14 +4181,14 @@
             <ns0:gridSpan ns0:val="2"/>
             <ns0:vAlign ns0:val="center"/>
           </ns0:tcPr>
-          <ns0:p ns2:paraId="430573FC" ns2:textId="77777777" ns0:rsidR="000010AB" ns0:rsidRDefault="000010AB" ns0:rsidP="00664128">
-            <ns0:r>
-              <ns0:rPr>
-                <ns0:rFonts ns0:ascii="仿宋" ns0:hAnsi="仿宋" ns0:eastAsia="仿宋" ns0:cs="仿宋"/>
-                <ns0:sz ns0:val="24"/>
-                <ns0:szCs ns0:val="24"/>
-              </ns0:rPr>
-              <ns0:t>项目总监</ns0:t>
+          <ns0:p>
+            <ns0:pPr>
+              <ns0:spacing ns0:before="0" ns0:after="0" ns0:line="240" ns0:lineRule="auto"/>
+            </ns0:pPr>
+            <ns0:r>
+              <ns0:rPr>
+                <ns0:rFonts ns0:ascii="仿宋" ns0:hAnsi="仿宋"/>
+              </ns0:rPr>
             </ns0:r>
           </ns0:p>
         </ns0:tc>
@@ -4126,14 +4198,14 @@
             <ns0:gridSpan ns0:val="2"/>
             <ns0:vAlign ns0:val="center"/>
           </ns0:tcPr>
-          <ns0:p ns2:paraId="433F57DF" ns2:textId="77777777" ns0:rsidR="000010AB" ns0:rsidRDefault="000010AB" ns0:rsidP="00664128">
-            <ns0:r>
-              <ns0:rPr>
-                <ns0:rFonts ns0:ascii="仿宋" ns0:hAnsi="仿宋" ns0:eastAsia="仿宋" ns0:cs="仿宋"/>
-                <ns0:sz ns0:val="24"/>
-                <ns0:szCs ns0:val="24"/>
-              </ns0:rPr>
-              <ns0:t>负责广州银行信用CRM系统项目资源协调和关键里程碑</ns0:t>
+          <ns0:p>
+            <ns0:pPr>
+              <ns0:spacing ns0:before="0" ns0:after="0" ns0:line="240" ns0:lineRule="auto"/>
+            </ns0:pPr>
+            <ns0:r>
+              <ns0:rPr>
+                <ns0:rFonts ns0:ascii="仿宋" ns0:hAnsi="仿宋"/>
+              </ns0:rPr>
             </ns0:r>
           </ns0:p>
         </ns0:tc>
@@ -4148,14 +4220,14 @@
             <ns0:tcW ns0:w="1043" ns0:type="pct"/>
             <ns0:vAlign ns0:val="center"/>
           </ns0:tcPr>
-          <ns0:p ns2:paraId="49586AB1" ns2:textId="77777777" ns0:rsidR="000010AB" ns0:rsidRDefault="000010AB" ns0:rsidP="00664128">
-            <ns0:r>
-              <ns0:rPr>
-                <ns0:rFonts ns0:ascii="仿宋" ns0:hAnsi="仿宋" ns0:eastAsia="仿宋" ns0:cs="仿宋"/>
-                <ns0:sz ns0:val="24"/>
-                <ns0:szCs ns0:val="24"/>
-              </ns0:rPr>
-              <ns0:t>2021.12-2023.01</ns0:t>
+          <ns0:p>
+            <ns0:pPr>
+              <ns0:spacing ns0:before="0" ns0:after="0" ns0:line="240" ns0:lineRule="auto"/>
+            </ns0:pPr>
+            <ns0:r>
+              <ns0:rPr>
+                <ns0:rFonts ns0:ascii="仿宋" ns0:hAnsi="仿宋"/>
+              </ns0:rPr>
             </ns0:r>
           </ns0:p>
         </ns0:tc>
@@ -4165,14 +4237,14 @@
             <ns0:gridSpan ns0:val="2"/>
             <ns0:vAlign ns0:val="center"/>
           </ns0:tcPr>
-          <ns0:p ns2:paraId="6001E044" ns2:textId="77777777" ns0:rsidR="000010AB" ns0:rsidRDefault="000010AB" ns0:rsidP="00664128">
-            <ns0:r>
-              <ns0:rPr>
-                <ns0:rFonts ns0:ascii="仿宋" ns0:hAnsi="仿宋" ns0:eastAsia="仿宋" ns0:cs="仿宋"/>
-                <ns0:sz ns0:val="24"/>
-                <ns0:szCs ns0:val="24"/>
-              </ns0:rPr>
-              <ns0:t>华兴银行新一代报表建设项目</ns0:t>
+          <ns0:p>
+            <ns0:pPr>
+              <ns0:spacing ns0:before="0" ns0:after="0" ns0:line="240" ns0:lineRule="auto"/>
+            </ns0:pPr>
+            <ns0:r>
+              <ns0:rPr>
+                <ns0:rFonts ns0:ascii="仿宋" ns0:hAnsi="仿宋"/>
+              </ns0:rPr>
             </ns0:r>
           </ns0:p>
         </ns0:tc>
@@ -4182,14 +4254,14 @@
             <ns0:gridSpan ns0:val="2"/>
             <ns0:vAlign ns0:val="center"/>
           </ns0:tcPr>
-          <ns0:p ns2:paraId="430573FC" ns2:textId="77777777" ns0:rsidR="000010AB" ns0:rsidRDefault="000010AB" ns0:rsidP="00664128">
-            <ns0:r>
-              <ns0:rPr>
-                <ns0:rFonts ns0:ascii="仿宋" ns0:hAnsi="仿宋" ns0:eastAsia="仿宋" ns0:cs="仿宋"/>
-                <ns0:sz ns0:val="24"/>
-                <ns0:szCs ns0:val="24"/>
-              </ns0:rPr>
-              <ns0:t>项目总监</ns0:t>
+          <ns0:p>
+            <ns0:pPr>
+              <ns0:spacing ns0:before="0" ns0:after="0" ns0:line="240" ns0:lineRule="auto"/>
+            </ns0:pPr>
+            <ns0:r>
+              <ns0:rPr>
+                <ns0:rFonts ns0:ascii="仿宋" ns0:hAnsi="仿宋"/>
+              </ns0:rPr>
             </ns0:r>
           </ns0:p>
         </ns0:tc>
@@ -4199,14 +4271,14 @@
             <ns0:gridSpan ns0:val="2"/>
             <ns0:vAlign ns0:val="center"/>
           </ns0:tcPr>
-          <ns0:p ns2:paraId="433F57DF" ns2:textId="77777777" ns0:rsidR="000010AB" ns0:rsidRDefault="000010AB" ns0:rsidP="00664128">
-            <ns0:r>
-              <ns0:rPr>
-                <ns0:rFonts ns0:ascii="仿宋" ns0:hAnsi="仿宋" ns0:eastAsia="仿宋" ns0:cs="仿宋"/>
-                <ns0:sz ns0:val="24"/>
-                <ns0:szCs ns0:val="24"/>
-              </ns0:rPr>
-              <ns0:t>负责华兴银行新一代报表建设项目资源协调和关键里程碑</ns0:t>
+          <ns0:p>
+            <ns0:pPr>
+              <ns0:spacing ns0:before="0" ns0:after="0" ns0:line="240" ns0:lineRule="auto"/>
+            </ns0:pPr>
+            <ns0:r>
+              <ns0:rPr>
+                <ns0:rFonts ns0:ascii="仿宋" ns0:hAnsi="仿宋"/>
+              </ns0:rPr>
             </ns0:r>
           </ns0:p>
         </ns0:tc>
